--- a/mokdong3/2fin/word/md3s2_L8_check_exam.docx
+++ b/mokdong3/2fin/word/md3s2_L8_check_exam.docx
@@ -5375,6 +5375,3574 @@
           <w:u w:val="none"/>
         </w:rPr>
         <w:t>. Munjado was much more than a painting; for children, it was a study tool.</w:t>
+      </w:r>
+    </w:p>
+    <w:p>
+      <w:pPr>
+        <w:spacing w:after="30" w:before="100"/>
+      </w:pPr>
+      <w:r>
+        <w:rPr>
+          <w:b/>
+          <w:i w:val="0"/>
+          <w:color w:val="1F3864"/>
+          <w:sz w:val="21"/>
+          <w:u w:val="none"/>
+        </w:rPr>
+        <w:t>■ 3부 학교 프린트 8-⑤⑥ Reading 1~4 반영 (63~72)</w:t>
+      </w:r>
+    </w:p>
+    <w:p>
+      <w:pPr>
+        <w:spacing w:after="20" w:before="50"/>
+      </w:pPr>
+      <w:r>
+        <w:rPr>
+          <w:b/>
+          <w:i w:val="0"/>
+          <w:color w:val="1F3864"/>
+          <w:sz w:val="20"/>
+          <w:u w:val="none"/>
+        </w:rPr>
+        <w:t xml:space="preserve">63. </w:t>
+      </w:r>
+      <w:r>
+        <w:rPr>
+          <w:b w:val="0"/>
+          <w:i w:val="0"/>
+          <w:sz w:val="20"/>
+          <w:u w:val="none"/>
+        </w:rPr>
+        <w:t>학교 프린트 8-⑤ Reading 1·2 &lt;Grammar Points&gt;의 빈칸을 채우시오. (표적: 프린트 필기 서답형)</w:t>
+      </w:r>
+    </w:p>
+    <w:p>
+      <w:pPr>
+        <w:spacing w:after="30"/>
+        <w:ind w:left="85"/>
+        <w:shd w:val="clear" w:color="auto" w:fill="F1F4F9"/>
+      </w:pPr>
+      <w:r>
+        <w:rPr>
+          <w:b w:val="0"/>
+          <w:i w:val="0"/>
+          <w:sz w:val="20"/>
+          <w:u w:val="none"/>
+        </w:rPr>
+        <w:t xml:space="preserve"> [Reading 1] This kind of painting </w:t>
+      </w:r>
+      <w:r>
+        <w:rPr>
+          <w:b/>
+          <w:i w:val="0"/>
+          <w:sz w:val="20"/>
+          <w:u w:val="none"/>
+        </w:rPr>
+        <w:t>is called</w:t>
+      </w:r>
+      <w:r>
+        <w:rPr>
+          <w:b w:val="0"/>
+          <w:i w:val="0"/>
+          <w:sz w:val="20"/>
+          <w:u w:val="none"/>
+        </w:rPr>
+        <w:t xml:space="preserve"> Munjado, and </w:t>
+      </w:r>
+      <w:r>
+        <w:rPr>
+          <w:b/>
+          <w:i w:val="0"/>
+          <w:sz w:val="20"/>
+          <w:u w:val="none"/>
+        </w:rPr>
+        <w:t>it</w:t>
+      </w:r>
+      <w:r>
+        <w:rPr>
+          <w:b w:val="0"/>
+          <w:i w:val="0"/>
+          <w:sz w:val="20"/>
+          <w:u w:val="none"/>
+        </w:rPr>
+        <w:t xml:space="preserve"> is a type of folk painting </w:t>
+      </w:r>
+      <w:r>
+        <w:rPr>
+          <w:b/>
+          <w:i w:val="0"/>
+          <w:sz w:val="20"/>
+          <w:u w:val="none"/>
+        </w:rPr>
+        <w:t>that</w:t>
+      </w:r>
+      <w:r>
+        <w:rPr>
+          <w:b w:val="0"/>
+          <w:i w:val="0"/>
+          <w:sz w:val="20"/>
+          <w:u w:val="none"/>
+        </w:rPr>
+        <w:t xml:space="preserve"> was popular in the late Joseon dynasty.</w:t>
+      </w:r>
+      <w:r>
+        <w:br/>
+      </w:r>
+      <w:r>
+        <w:rPr>
+          <w:b w:val="0"/>
+          <w:i w:val="0"/>
+          <w:sz w:val="20"/>
+          <w:u w:val="none"/>
+        </w:rPr>
+        <w:t xml:space="preserve"> (1) is called: 수동태 「be동사 + </w:t>
+      </w:r>
+      <w:r>
+        <w:rPr>
+          <w:b/>
+          <w:i w:val="0"/>
+          <w:sz w:val="20"/>
+          <w:u w:val="none"/>
+        </w:rPr>
+        <w:t xml:space="preserve">(1) </w:t>
+      </w:r>
+      <w:r>
+        <w:rPr>
+          <w:b w:val="0"/>
+          <w:i w:val="0"/>
+          <w:sz w:val="20"/>
+          <w:u w:val="none"/>
+        </w:rPr>
+        <w:t>__________</w:t>
+      </w:r>
+      <w:r>
+        <w:rPr>
+          <w:b w:val="0"/>
+          <w:i w:val="0"/>
+          <w:sz w:val="20"/>
+          <w:u w:val="none"/>
+        </w:rPr>
+        <w:t>」</w:t>
+      </w:r>
+      <w:r>
+        <w:br/>
+      </w:r>
+      <w:r>
+        <w:rPr>
+          <w:b w:val="0"/>
+          <w:i w:val="0"/>
+          <w:sz w:val="20"/>
+          <w:u w:val="none"/>
+        </w:rPr>
+        <w:t xml:space="preserve"> (2) it이 가리키는 것: </w:t>
+      </w:r>
+      <w:r>
+        <w:rPr>
+          <w:b/>
+          <w:i w:val="0"/>
+          <w:sz w:val="20"/>
+          <w:u w:val="none"/>
+        </w:rPr>
+        <w:t xml:space="preserve">(2) </w:t>
+      </w:r>
+      <w:r>
+        <w:rPr>
+          <w:b w:val="0"/>
+          <w:i w:val="0"/>
+          <w:sz w:val="20"/>
+          <w:u w:val="none"/>
+        </w:rPr>
+        <w:t>__________</w:t>
+      </w:r>
+      <w:r>
+        <w:br/>
+      </w:r>
+      <w:r>
+        <w:rPr>
+          <w:b w:val="0"/>
+          <w:i w:val="0"/>
+          <w:sz w:val="20"/>
+          <w:u w:val="none"/>
+        </w:rPr>
+        <w:t xml:space="preserve"> (3) that: </w:t>
+      </w:r>
+      <w:r>
+        <w:rPr>
+          <w:b/>
+          <w:i w:val="0"/>
+          <w:sz w:val="20"/>
+          <w:u w:val="none"/>
+        </w:rPr>
+        <w:t xml:space="preserve">(3) </w:t>
+      </w:r>
+      <w:r>
+        <w:rPr>
+          <w:b w:val="0"/>
+          <w:i w:val="0"/>
+          <w:sz w:val="20"/>
+          <w:u w:val="none"/>
+        </w:rPr>
+        <w:t>__________</w:t>
+      </w:r>
+      <w:r>
+        <w:rPr>
+          <w:b w:val="0"/>
+          <w:i w:val="0"/>
+          <w:sz w:val="20"/>
+          <w:u w:val="none"/>
+        </w:rPr>
+        <w:t xml:space="preserve"> 관계대명사 — 선행사 a type of folk painting 수식 (</w:t>
+      </w:r>
+      <w:r>
+        <w:rPr>
+          <w:b w:val="0"/>
+          <w:i w:val="0"/>
+          <w:sz w:val="20"/>
+          <w:u w:val="none"/>
+        </w:rPr>
+        <w:t>__________</w:t>
+      </w:r>
+      <w:r>
+        <w:rPr>
+          <w:b w:val="0"/>
+          <w:i w:val="0"/>
+          <w:sz w:val="20"/>
+          <w:u w:val="none"/>
+        </w:rPr>
+        <w:t>동사 was)</w:t>
+      </w:r>
+      <w:r>
+        <w:br/>
+      </w:r>
+      <w:r>
+        <w:rPr>
+          <w:b w:val="0"/>
+          <w:i w:val="0"/>
+          <w:sz w:val="20"/>
+          <w:u w:val="none"/>
+        </w:rPr>
+        <w:t xml:space="preserve"> (4) One of ~가 주어로 쓰이면 </w:t>
+      </w:r>
+      <w:r>
+        <w:rPr>
+          <w:b/>
+          <w:i w:val="0"/>
+          <w:sz w:val="20"/>
+          <w:u w:val="none"/>
+        </w:rPr>
+        <w:t xml:space="preserve">(4) </w:t>
+      </w:r>
+      <w:r>
+        <w:rPr>
+          <w:b w:val="0"/>
+          <w:i w:val="0"/>
+          <w:sz w:val="20"/>
+          <w:u w:val="none"/>
+        </w:rPr>
+        <w:t>__________</w:t>
+      </w:r>
+      <w:r>
+        <w:rPr>
+          <w:b w:val="0"/>
+          <w:i w:val="0"/>
+          <w:sz w:val="20"/>
+          <w:u w:val="none"/>
+        </w:rPr>
+        <w:t xml:space="preserve">동사가 따라 나온다. → One of eight Chinese characters </w:t>
+      </w:r>
+      <w:r>
+        <w:rPr>
+          <w:b w:val="0"/>
+          <w:i w:val="0"/>
+          <w:sz w:val="20"/>
+          <w:u w:val="none"/>
+        </w:rPr>
+        <w:t>__________</w:t>
+      </w:r>
+      <w:r>
+        <w:rPr>
+          <w:b w:val="0"/>
+          <w:i w:val="0"/>
+          <w:sz w:val="20"/>
+          <w:u w:val="none"/>
+        </w:rPr>
+        <w:t xml:space="preserve"> in Munjado.</w:t>
+      </w:r>
+      <w:r>
+        <w:br/>
+      </w:r>
+      <w:r>
+        <w:rPr>
+          <w:b w:val="0"/>
+          <w:i w:val="0"/>
+          <w:sz w:val="20"/>
+          <w:u w:val="none"/>
+        </w:rPr>
+        <w:t xml:space="preserve"> (5) </w:t>
+      </w:r>
+      <w:r>
+        <w:rPr>
+          <w:b/>
+          <w:i w:val="0"/>
+          <w:sz w:val="20"/>
+          <w:u w:val="none"/>
+        </w:rPr>
+        <w:t>They</w:t>
+      </w:r>
+      <w:r>
+        <w:rPr>
+          <w:b w:val="0"/>
+          <w:i w:val="0"/>
+          <w:sz w:val="20"/>
+          <w:u w:val="none"/>
+        </w:rPr>
+        <w:t xml:space="preserve"> are hyo, je, … and they represent the values </w:t>
+      </w:r>
+      <w:r>
+        <w:rPr>
+          <w:b/>
+          <w:i w:val="0"/>
+          <w:sz w:val="20"/>
+          <w:u w:val="none"/>
+        </w:rPr>
+        <w:t>that were</w:t>
+      </w:r>
+      <w:r>
+        <w:rPr>
+          <w:b w:val="0"/>
+          <w:i w:val="0"/>
+          <w:sz w:val="20"/>
+          <w:u w:val="none"/>
+        </w:rPr>
+        <w:t xml:space="preserve"> important ~ : They가 가리키는 말 = </w:t>
+      </w:r>
+      <w:r>
+        <w:rPr>
+          <w:b/>
+          <w:i w:val="0"/>
+          <w:sz w:val="20"/>
+          <w:u w:val="none"/>
+        </w:rPr>
+        <w:t xml:space="preserve">(5) </w:t>
+      </w:r>
+      <w:r>
+        <w:rPr>
+          <w:b w:val="0"/>
+          <w:i w:val="0"/>
+          <w:sz w:val="20"/>
+          <w:u w:val="none"/>
+        </w:rPr>
+        <w:t>__________</w:t>
+      </w:r>
+      <w:r>
+        <w:rPr>
+          <w:b w:val="0"/>
+          <w:i w:val="0"/>
+          <w:sz w:val="20"/>
+          <w:u w:val="none"/>
+        </w:rPr>
+        <w:t xml:space="preserve"> / that = 주격 관계대명사, 선행사 the values (</w:t>
+      </w:r>
+      <w:r>
+        <w:rPr>
+          <w:b w:val="0"/>
+          <w:i w:val="0"/>
+          <w:sz w:val="20"/>
+          <w:u w:val="none"/>
+        </w:rPr>
+        <w:t>__________</w:t>
+      </w:r>
+      <w:r>
+        <w:rPr>
+          <w:b w:val="0"/>
+          <w:i w:val="0"/>
+          <w:sz w:val="20"/>
+          <w:u w:val="none"/>
+        </w:rPr>
+        <w:t>동사 were)</w:t>
+      </w:r>
+      <w:r>
+        <w:br/>
+      </w:r>
+      <w:r>
+        <w:rPr>
+          <w:b w:val="0"/>
+          <w:i w:val="0"/>
+          <w:sz w:val="20"/>
+          <w:u w:val="none"/>
+        </w:rPr>
+        <w:t xml:space="preserve"> [Reading 2]</w:t>
+      </w:r>
+      <w:r>
+        <w:br/>
+      </w:r>
+      <w:r>
+        <w:rPr>
+          <w:b w:val="0"/>
+          <w:i w:val="0"/>
+          <w:sz w:val="20"/>
+          <w:u w:val="none"/>
+        </w:rPr>
+        <w:t xml:space="preserve"> (6) become + 형용사: </w:t>
+      </w:r>
+      <w:r>
+        <w:rPr>
+          <w:b/>
+          <w:i w:val="0"/>
+          <w:sz w:val="20"/>
+          <w:u w:val="none"/>
+        </w:rPr>
+        <w:t xml:space="preserve">(6) </w:t>
+      </w:r>
+      <w:r>
+        <w:rPr>
+          <w:b w:val="0"/>
+          <w:i w:val="0"/>
+          <w:sz w:val="20"/>
+          <w:u w:val="none"/>
+        </w:rPr>
+        <w:t>__________</w:t>
+      </w:r>
+      <w:r>
+        <w:rPr>
+          <w:b w:val="0"/>
+          <w:i w:val="0"/>
+          <w:sz w:val="20"/>
+          <w:u w:val="none"/>
+        </w:rPr>
+        <w:t xml:space="preserve"> → the man's mother </w:t>
+      </w:r>
+      <w:r>
+        <w:rPr>
+          <w:b/>
+          <w:i w:val="0"/>
+          <w:sz w:val="20"/>
+          <w:u w:val="none"/>
+        </w:rPr>
+        <w:t>became ill</w:t>
+      </w:r>
+      <w:r>
+        <w:rPr>
+          <w:b w:val="0"/>
+          <w:i w:val="0"/>
+          <w:sz w:val="20"/>
+          <w:u w:val="none"/>
+        </w:rPr>
+        <w:t xml:space="preserve"> (병이 들었다)</w:t>
+      </w:r>
+      <w:r>
+        <w:br/>
+      </w:r>
+      <w:r>
+        <w:rPr>
+          <w:b w:val="0"/>
+          <w:i w:val="0"/>
+          <w:sz w:val="20"/>
+          <w:u w:val="none"/>
+        </w:rPr>
+        <w:t xml:space="preserve"> (7) 가정법 과거: If + 주어 + </w:t>
+      </w:r>
+      <w:r>
+        <w:rPr>
+          <w:b/>
+          <w:i w:val="0"/>
+          <w:sz w:val="20"/>
+          <w:u w:val="none"/>
+        </w:rPr>
+        <w:t xml:space="preserve">(7) </w:t>
+      </w:r>
+      <w:r>
+        <w:rPr>
+          <w:b w:val="0"/>
+          <w:i w:val="0"/>
+          <w:sz w:val="20"/>
+          <w:u w:val="none"/>
+        </w:rPr>
+        <w:t>__________</w:t>
+      </w:r>
+      <w:r>
+        <w:rPr>
+          <w:b w:val="0"/>
+          <w:i w:val="0"/>
+          <w:sz w:val="20"/>
+          <w:u w:val="none"/>
+        </w:rPr>
+        <w:t xml:space="preserve"> ~, 주어 + 조동사 과거 + 동사원형 … → </w:t>
+      </w:r>
+      <w:r>
+        <w:rPr>
+          <w:b w:val="0"/>
+          <w:i w:val="0"/>
+          <w:sz w:val="20"/>
+          <w:u w:val="none"/>
+        </w:rPr>
+        <w:t>__________</w:t>
+      </w:r>
+      <w:r>
+        <w:rPr>
+          <w:b w:val="0"/>
+          <w:i w:val="0"/>
+          <w:sz w:val="20"/>
+          <w:u w:val="none"/>
+        </w:rPr>
+        <w:t xml:space="preserve"> 사실과 반대되는 일, 가능성이 희박한 일을 소망하여 말함.</w:t>
+      </w:r>
+      <w:r>
+        <w:br/>
+      </w:r>
+      <w:r>
+        <w:rPr>
+          <w:b w:val="0"/>
+          <w:i w:val="0"/>
+          <w:sz w:val="20"/>
+          <w:u w:val="none"/>
+        </w:rPr>
+        <w:t xml:space="preserve"> (8) It is 형용사 + for/of + 목적격 + to 동사원형: 「for/of + 목적격」은 to부정사의 </w:t>
+      </w:r>
+      <w:r>
+        <w:rPr>
+          <w:b/>
+          <w:i w:val="0"/>
+          <w:sz w:val="20"/>
+          <w:u w:val="none"/>
+        </w:rPr>
+        <w:t xml:space="preserve">(8) </w:t>
+      </w:r>
+      <w:r>
+        <w:rPr>
+          <w:b w:val="0"/>
+          <w:i w:val="0"/>
+          <w:sz w:val="20"/>
+          <w:u w:val="none"/>
+        </w:rPr>
+        <w:t>__________</w:t>
+      </w:r>
+      <w:r>
+        <w:rPr>
+          <w:b w:val="0"/>
+          <w:i w:val="0"/>
+          <w:sz w:val="20"/>
+          <w:u w:val="none"/>
+        </w:rPr>
+        <w:t xml:space="preserve"> (…가 ~하는 것은 ─하다)</w:t>
+      </w:r>
+      <w:r>
+        <w:br/>
+      </w:r>
+      <w:r>
+        <w:rPr>
+          <w:b w:val="0"/>
+          <w:i w:val="0"/>
+          <w:sz w:val="20"/>
+          <w:u w:val="none"/>
+        </w:rPr>
+        <w:t xml:space="preserve"> (9) so + 형용사/부사 + that ~ : </w:t>
+      </w:r>
+      <w:r>
+        <w:rPr>
+          <w:b/>
+          <w:i w:val="0"/>
+          <w:sz w:val="20"/>
+          <w:u w:val="none"/>
+        </w:rPr>
+        <w:t xml:space="preserve">(9) </w:t>
+      </w:r>
+      <w:r>
+        <w:rPr>
+          <w:b w:val="0"/>
+          <w:i w:val="0"/>
+          <w:sz w:val="20"/>
+          <w:u w:val="none"/>
+        </w:rPr>
+        <w:t>__________</w:t>
+      </w:r>
+      <w:r>
+        <w:br/>
+      </w:r>
+      <w:r>
+        <w:rPr>
+          <w:b w:val="0"/>
+          <w:i w:val="0"/>
+          <w:sz w:val="20"/>
+          <w:u w:val="none"/>
+        </w:rPr>
+        <w:t xml:space="preserve"> (10) carp의 복수형: </w:t>
+      </w:r>
+      <w:r>
+        <w:rPr>
+          <w:b/>
+          <w:i w:val="0"/>
+          <w:sz w:val="20"/>
+          <w:u w:val="none"/>
+        </w:rPr>
+        <w:t xml:space="preserve">(10) </w:t>
+      </w:r>
+      <w:r>
+        <w:rPr>
+          <w:b w:val="0"/>
+          <w:i w:val="0"/>
+          <w:sz w:val="20"/>
+          <w:u w:val="none"/>
+        </w:rPr>
+        <w:t>__________</w:t>
+      </w:r>
+      <w:r>
+        <w:rPr>
+          <w:b w:val="0"/>
+          <w:i w:val="0"/>
+          <w:sz w:val="20"/>
+          <w:u w:val="none"/>
+        </w:rPr>
+        <w:t xml:space="preserve"> / fish의 복수형: </w:t>
+      </w:r>
+      <w:r>
+        <w:rPr>
+          <w:b w:val="0"/>
+          <w:i w:val="0"/>
+          <w:sz w:val="20"/>
+          <w:u w:val="none"/>
+        </w:rPr>
+        <w:t>__________</w:t>
+      </w:r>
+    </w:p>
+    <w:p>
+      <w:pPr>
+        <w:spacing w:after="20" w:before="50"/>
+      </w:pPr>
+      <w:r>
+        <w:rPr>
+          <w:b/>
+          <w:i w:val="0"/>
+          <w:color w:val="1F3864"/>
+          <w:sz w:val="20"/>
+          <w:u w:val="none"/>
+        </w:rPr>
+        <w:t xml:space="preserve">64. </w:t>
+      </w:r>
+      <w:r>
+        <w:rPr>
+          <w:b w:val="0"/>
+          <w:i w:val="0"/>
+          <w:sz w:val="20"/>
+          <w:u w:val="none"/>
+        </w:rPr>
+        <w:t>학교 프린트 8-⑥ Reading 3·4 &lt;Grammar Points&gt;의 빈칸을 채우시오. (표적: 프린트 필기 서답형)</w:t>
+      </w:r>
+    </w:p>
+    <w:p>
+      <w:pPr>
+        <w:spacing w:after="30"/>
+        <w:ind w:left="85"/>
+        <w:shd w:val="clear" w:color="auto" w:fill="F1F4F9"/>
+      </w:pPr>
+      <w:r>
+        <w:rPr>
+          <w:b w:val="0"/>
+          <w:i w:val="0"/>
+          <w:sz w:val="20"/>
+          <w:u w:val="none"/>
+        </w:rPr>
+        <w:t xml:space="preserve"> [Reading 3]</w:t>
+      </w:r>
+      <w:r>
+        <w:br/>
+      </w:r>
+      <w:r>
+        <w:rPr>
+          <w:b w:val="0"/>
+          <w:i w:val="0"/>
+          <w:sz w:val="20"/>
+          <w:u w:val="none"/>
+        </w:rPr>
+        <w:t xml:space="preserve"> (1) stay + 형용사: </w:t>
+      </w:r>
+      <w:r>
+        <w:rPr>
+          <w:b/>
+          <w:i w:val="0"/>
+          <w:sz w:val="20"/>
+          <w:u w:val="none"/>
+        </w:rPr>
+        <w:t xml:space="preserve">(1) </w:t>
+      </w:r>
+      <w:r>
+        <w:rPr>
+          <w:b w:val="0"/>
+          <w:i w:val="0"/>
+          <w:sz w:val="20"/>
+          <w:u w:val="none"/>
+        </w:rPr>
+        <w:t>__________</w:t>
+      </w:r>
+      <w:r>
+        <w:rPr>
+          <w:b w:val="0"/>
+          <w:i w:val="0"/>
+          <w:sz w:val="20"/>
+          <w:u w:val="none"/>
+        </w:rPr>
+        <w:t xml:space="preserve"> → It </w:t>
+      </w:r>
+      <w:r>
+        <w:rPr>
+          <w:b/>
+          <w:i w:val="0"/>
+          <w:sz w:val="20"/>
+          <w:u w:val="none"/>
+        </w:rPr>
+        <w:t>stays green</w:t>
+      </w:r>
+      <w:r>
+        <w:rPr>
+          <w:b w:val="0"/>
+          <w:i w:val="0"/>
+          <w:sz w:val="20"/>
+          <w:u w:val="none"/>
+        </w:rPr>
+        <w:t xml:space="preserve"> in all kinds of weather.</w:t>
+      </w:r>
+      <w:r>
+        <w:br/>
+      </w:r>
+      <w:r>
+        <w:rPr>
+          <w:b w:val="0"/>
+          <w:i w:val="0"/>
+          <w:sz w:val="20"/>
+          <w:u w:val="none"/>
+        </w:rPr>
+        <w:t xml:space="preserve"> (2) come to + 동사원형: </w:t>
+      </w:r>
+      <w:r>
+        <w:rPr>
+          <w:b/>
+          <w:i w:val="0"/>
+          <w:sz w:val="20"/>
+          <w:u w:val="none"/>
+        </w:rPr>
+        <w:t xml:space="preserve">(2) </w:t>
+      </w:r>
+      <w:r>
+        <w:rPr>
+          <w:b w:val="0"/>
+          <w:i w:val="0"/>
+          <w:sz w:val="20"/>
+          <w:u w:val="none"/>
+        </w:rPr>
+        <w:t>__________</w:t>
+      </w:r>
+      <w:r>
+        <w:rPr>
+          <w:b w:val="0"/>
+          <w:i w:val="0"/>
+          <w:sz w:val="20"/>
+          <w:u w:val="none"/>
+        </w:rPr>
+        <w:t xml:space="preserve"> → bamboo </w:t>
+      </w:r>
+      <w:r>
+        <w:rPr>
+          <w:b/>
+          <w:i w:val="0"/>
+          <w:sz w:val="20"/>
+          <w:u w:val="none"/>
+        </w:rPr>
+        <w:t>came to symbolize</w:t>
+      </w:r>
+      <w:r>
+        <w:rPr>
+          <w:b w:val="0"/>
+          <w:i w:val="0"/>
+          <w:sz w:val="20"/>
+          <w:u w:val="none"/>
+        </w:rPr>
+        <w:t xml:space="preserve"> loyalty to the king.</w:t>
+      </w:r>
+      <w:r>
+        <w:br/>
+      </w:r>
+      <w:r>
+        <w:rPr>
+          <w:b w:val="0"/>
+          <w:i w:val="0"/>
+          <w:sz w:val="20"/>
+          <w:u w:val="none"/>
+        </w:rPr>
+        <w:t xml:space="preserve"> (3) a person's will </w:t>
+      </w:r>
+      <w:r>
+        <w:rPr>
+          <w:b/>
+          <w:i w:val="0"/>
+          <w:sz w:val="20"/>
+          <w:u w:val="none"/>
+        </w:rPr>
+        <w:t>to fight</w:t>
+      </w:r>
+      <w:r>
+        <w:rPr>
+          <w:b w:val="0"/>
+          <w:i w:val="0"/>
+          <w:sz w:val="20"/>
+          <w:u w:val="none"/>
+        </w:rPr>
+        <w:t xml:space="preserve"> for justice: to fight는 to부정사의 </w:t>
+      </w:r>
+      <w:r>
+        <w:rPr>
+          <w:b/>
+          <w:i w:val="0"/>
+          <w:sz w:val="20"/>
+          <w:u w:val="none"/>
+        </w:rPr>
+        <w:t xml:space="preserve">(3) </w:t>
+      </w:r>
+      <w:r>
+        <w:rPr>
+          <w:b w:val="0"/>
+          <w:i w:val="0"/>
+          <w:sz w:val="20"/>
+          <w:u w:val="none"/>
+        </w:rPr>
+        <w:t>__________</w:t>
+      </w:r>
+      <w:r>
+        <w:rPr>
+          <w:b w:val="0"/>
+          <w:i w:val="0"/>
+          <w:sz w:val="20"/>
+          <w:u w:val="none"/>
+        </w:rPr>
+        <w:t xml:space="preserve"> 용법으로 쓰여 앞의 명사 </w:t>
+      </w:r>
+      <w:r>
+        <w:rPr>
+          <w:b w:val="0"/>
+          <w:i w:val="0"/>
+          <w:sz w:val="20"/>
+          <w:u w:val="none"/>
+        </w:rPr>
+        <w:t>__________</w:t>
+      </w:r>
+      <w:r>
+        <w:rPr>
+          <w:b w:val="0"/>
+          <w:i w:val="0"/>
+          <w:sz w:val="20"/>
+          <w:u w:val="none"/>
+        </w:rPr>
+        <w:t>을 수식한다.</w:t>
+      </w:r>
+      <w:r>
+        <w:br/>
+      </w:r>
+      <w:r>
+        <w:rPr>
+          <w:b w:val="0"/>
+          <w:i w:val="0"/>
+          <w:sz w:val="20"/>
+          <w:u w:val="none"/>
+        </w:rPr>
+        <w:t xml:space="preserve"> [Reading 4]</w:t>
+      </w:r>
+      <w:r>
+        <w:br/>
+      </w:r>
+      <w:r>
+        <w:rPr>
+          <w:b w:val="0"/>
+          <w:i w:val="0"/>
+          <w:sz w:val="20"/>
+          <w:u w:val="none"/>
+        </w:rPr>
+        <w:t xml:space="preserve"> (4) </w:t>
+      </w:r>
+      <w:r>
+        <w:rPr>
+          <w:b w:val="0"/>
+          <w:i w:val="0"/>
+          <w:sz w:val="20"/>
+          <w:u w:val="none"/>
+        </w:rPr>
+        <w:t>(4)</w:t>
+      </w:r>
+      <w:r>
+        <w:rPr>
+          <w:b w:val="0"/>
+          <w:i w:val="0"/>
+          <w:sz w:val="20"/>
+          <w:u w:val="none"/>
+        </w:rPr>
+        <w:t>__________</w:t>
+      </w:r>
+      <w:r>
+        <w:rPr>
+          <w:b w:val="0"/>
+          <w:i w:val="0"/>
+          <w:sz w:val="20"/>
+          <w:u w:val="none"/>
+        </w:rPr>
+        <w:t xml:space="preserve"> 앞에 much, even, still, a lot, far, by far 등이 오면 </w:t>
+      </w:r>
+      <w:r>
+        <w:rPr>
+          <w:b w:val="0"/>
+          <w:i w:val="0"/>
+          <w:sz w:val="20"/>
+          <w:u w:val="none"/>
+        </w:rPr>
+        <w:t>__________</w:t>
+      </w:r>
+      <w:r>
+        <w:rPr>
+          <w:b w:val="0"/>
+          <w:i w:val="0"/>
+          <w:sz w:val="20"/>
+          <w:u w:val="none"/>
+        </w:rPr>
+        <w:t xml:space="preserve">이라는 뜻으로 비교급을 수식한다. </w:t>
+      </w:r>
+      <w:r>
+        <w:rPr>
+          <w:b w:val="0"/>
+          <w:i w:val="0"/>
+          <w:sz w:val="20"/>
+          <w:u w:val="none"/>
+        </w:rPr>
+        <w:t>__________</w:t>
+      </w:r>
+      <w:r>
+        <w:rPr>
+          <w:b w:val="0"/>
+          <w:i w:val="0"/>
+          <w:sz w:val="20"/>
+          <w:u w:val="none"/>
+        </w:rPr>
+        <w:t>는 비교급을 수식할 수 없다.</w:t>
+      </w:r>
+      <w:r>
+        <w:br/>
+      </w:r>
+      <w:r>
+        <w:rPr>
+          <w:b w:val="0"/>
+          <w:i w:val="0"/>
+          <w:sz w:val="20"/>
+          <w:u w:val="none"/>
+        </w:rPr>
+        <w:t xml:space="preserve"> (5) more than ~ : </w:t>
+      </w:r>
+      <w:r>
+        <w:rPr>
+          <w:b/>
+          <w:i w:val="0"/>
+          <w:sz w:val="20"/>
+          <w:u w:val="none"/>
+        </w:rPr>
+        <w:t xml:space="preserve">(5) </w:t>
+      </w:r>
+      <w:r>
+        <w:rPr>
+          <w:b w:val="0"/>
+          <w:i w:val="0"/>
+          <w:sz w:val="20"/>
+          <w:u w:val="none"/>
+        </w:rPr>
+        <w:t>__________</w:t>
+      </w:r>
+      <w:r>
+        <w:rPr>
+          <w:b w:val="0"/>
+          <w:i w:val="0"/>
+          <w:sz w:val="20"/>
+          <w:u w:val="none"/>
+        </w:rPr>
+        <w:t xml:space="preserve"> → Munjado was much more than a painting. (단순한 그림이 아니었다)</w:t>
+      </w:r>
+      <w:r>
+        <w:br/>
+      </w:r>
+      <w:r>
+        <w:rPr>
+          <w:b w:val="0"/>
+          <w:i w:val="0"/>
+          <w:sz w:val="20"/>
+          <w:u w:val="none"/>
+        </w:rPr>
+        <w:t xml:space="preserve"> (6) It reminded them of important values </w:t>
+      </w:r>
+      <w:r>
+        <w:rPr>
+          <w:b/>
+          <w:i w:val="0"/>
+          <w:sz w:val="20"/>
+          <w:u w:val="none"/>
+        </w:rPr>
+        <w:t>that</w:t>
+      </w:r>
+      <w:r>
+        <w:rPr>
+          <w:b w:val="0"/>
+          <w:i w:val="0"/>
+          <w:sz w:val="20"/>
+          <w:u w:val="none"/>
+        </w:rPr>
+        <w:t xml:space="preserve"> greatly influenced their behaviors and attitudes. — that: </w:t>
+      </w:r>
+      <w:r>
+        <w:rPr>
+          <w:b/>
+          <w:i w:val="0"/>
+          <w:sz w:val="20"/>
+          <w:u w:val="none"/>
+        </w:rPr>
+        <w:t xml:space="preserve">(6) </w:t>
+      </w:r>
+      <w:r>
+        <w:rPr>
+          <w:b w:val="0"/>
+          <w:i w:val="0"/>
+          <w:sz w:val="20"/>
+          <w:u w:val="none"/>
+        </w:rPr>
+        <w:t>__________</w:t>
+      </w:r>
+      <w:r>
+        <w:rPr>
+          <w:b w:val="0"/>
+          <w:i w:val="0"/>
+          <w:sz w:val="20"/>
+          <w:u w:val="none"/>
+        </w:rPr>
+        <w:t xml:space="preserve"> 관계대명사, 선행사 </w:t>
+      </w:r>
+      <w:r>
+        <w:rPr>
+          <w:b w:val="0"/>
+          <w:i w:val="0"/>
+          <w:sz w:val="20"/>
+          <w:u w:val="none"/>
+        </w:rPr>
+        <w:t>__________</w:t>
+      </w:r>
+      <w:r>
+        <w:rPr>
+          <w:b w:val="0"/>
+          <w:i w:val="0"/>
+          <w:sz w:val="20"/>
+          <w:u w:val="none"/>
+        </w:rPr>
+        <w:t xml:space="preserve"> 수식</w:t>
+      </w:r>
+    </w:p>
+    <w:p>
+      <w:pPr>
+        <w:spacing w:after="20" w:before="50"/>
+      </w:pPr>
+      <w:r>
+        <w:rPr>
+          <w:b/>
+          <w:i w:val="0"/>
+          <w:color w:val="1F3864"/>
+          <w:sz w:val="20"/>
+          <w:u w:val="none"/>
+        </w:rPr>
+        <w:t xml:space="preserve">65. </w:t>
+      </w:r>
+      <w:r>
+        <w:rPr>
+          <w:b w:val="0"/>
+          <w:i w:val="0"/>
+          <w:sz w:val="20"/>
+          <w:u w:val="none"/>
+        </w:rPr>
+        <w:t xml:space="preserve">학교 프린트에서 묻는 지칭어 (1)~(7)이 가리키는 것을 본문에서 찾아 영어로 쓰고, </w:t>
+      </w:r>
+      <w:r>
+        <w:rPr>
+          <w:b/>
+          <w:i w:val="0"/>
+          <w:sz w:val="20"/>
+          <w:u w:val="none"/>
+        </w:rPr>
+        <w:t>Munjado</w:t>
+      </w:r>
+      <w:r>
+        <w:rPr>
+          <w:b w:val="0"/>
+          <w:i w:val="0"/>
+          <w:sz w:val="20"/>
+          <w:u w:val="none"/>
+        </w:rPr>
+        <w:t xml:space="preserve">를 가리키는 것을 </w:t>
+      </w:r>
+      <w:r>
+        <w:rPr>
+          <w:b/>
+          <w:i w:val="0"/>
+          <w:sz w:val="20"/>
+          <w:u w:val="none"/>
+        </w:rPr>
+        <w:t>있는 대로</w:t>
+      </w:r>
+      <w:r>
+        <w:rPr>
+          <w:b w:val="0"/>
+          <w:i w:val="0"/>
+          <w:sz w:val="20"/>
+          <w:u w:val="none"/>
+        </w:rPr>
+        <w:t xml:space="preserve"> 고르시오. (표적: 지칭 추론 + 복수정답)</w:t>
+      </w:r>
+    </w:p>
+    <w:p>
+      <w:pPr>
+        <w:spacing w:after="30"/>
+        <w:ind w:left="85"/>
+        <w:shd w:val="clear" w:color="auto" w:fill="F1F4F9"/>
+      </w:pPr>
+      <w:r>
+        <w:rPr>
+          <w:b w:val="0"/>
+          <w:i w:val="0"/>
+          <w:sz w:val="20"/>
+          <w:u w:val="none"/>
+        </w:rPr>
+        <w:t xml:space="preserve"> (1) This kind of painting is called Munjado, and </w:t>
+      </w:r>
+      <w:r>
+        <w:rPr>
+          <w:b w:val="0"/>
+          <w:i w:val="0"/>
+          <w:sz w:val="20"/>
+          <w:u w:val="single"/>
+        </w:rPr>
+        <w:t>it</w:t>
+      </w:r>
+      <w:r>
+        <w:rPr>
+          <w:b w:val="0"/>
+          <w:i w:val="0"/>
+          <w:sz w:val="20"/>
+          <w:u w:val="none"/>
+        </w:rPr>
+        <w:t xml:space="preserve"> is a type of folk painting ~. → </w:t>
+      </w:r>
+      <w:r>
+        <w:rPr>
+          <w:b/>
+          <w:i w:val="0"/>
+          <w:sz w:val="20"/>
+          <w:u w:val="none"/>
+        </w:rPr>
+        <w:t xml:space="preserve">(1) </w:t>
+      </w:r>
+      <w:r>
+        <w:rPr>
+          <w:b w:val="0"/>
+          <w:i w:val="0"/>
+          <w:sz w:val="20"/>
+          <w:u w:val="none"/>
+        </w:rPr>
+        <w:t>__________</w:t>
+      </w:r>
+      <w:r>
+        <w:br/>
+      </w:r>
+      <w:r>
+        <w:rPr>
+          <w:b w:val="0"/>
+          <w:i w:val="0"/>
+          <w:sz w:val="20"/>
+          <w:u w:val="none"/>
+        </w:rPr>
+        <w:t xml:space="preserve"> (2) </w:t>
+      </w:r>
+      <w:r>
+        <w:rPr>
+          <w:b w:val="0"/>
+          <w:i w:val="0"/>
+          <w:sz w:val="20"/>
+          <w:u w:val="single"/>
+        </w:rPr>
+        <w:t>They</w:t>
+      </w:r>
+      <w:r>
+        <w:rPr>
+          <w:b w:val="0"/>
+          <w:i w:val="0"/>
+          <w:sz w:val="20"/>
+          <w:u w:val="none"/>
+        </w:rPr>
+        <w:t xml:space="preserve"> are hyo, je, chung, sin, ye, ui, yeom, and chi ~. → </w:t>
+      </w:r>
+      <w:r>
+        <w:rPr>
+          <w:b/>
+          <w:i w:val="0"/>
+          <w:sz w:val="20"/>
+          <w:u w:val="none"/>
+        </w:rPr>
+        <w:t xml:space="preserve">(2) </w:t>
+      </w:r>
+      <w:r>
+        <w:rPr>
+          <w:b w:val="0"/>
+          <w:i w:val="0"/>
+          <w:sz w:val="20"/>
+          <w:u w:val="none"/>
+        </w:rPr>
+        <w:t>__________</w:t>
+      </w:r>
+      <w:r>
+        <w:br/>
+      </w:r>
+      <w:r>
+        <w:rPr>
+          <w:b w:val="0"/>
+          <w:i w:val="0"/>
+          <w:sz w:val="20"/>
+          <w:u w:val="none"/>
+        </w:rPr>
+        <w:t xml:space="preserve"> (3) There are other examples of symbolic objects in Munjado. </w:t>
+      </w:r>
+      <w:r>
+        <w:rPr>
+          <w:b w:val="0"/>
+          <w:i w:val="0"/>
+          <w:sz w:val="20"/>
+          <w:u w:val="single"/>
+        </w:rPr>
+        <w:t>They</w:t>
+      </w:r>
+      <w:r>
+        <w:rPr>
+          <w:b w:val="0"/>
+          <w:i w:val="0"/>
+          <w:sz w:val="20"/>
+          <w:u w:val="none"/>
+        </w:rPr>
+        <w:t xml:space="preserve"> are bamboo ~ and lotus flowers ~. → </w:t>
+      </w:r>
+      <w:r>
+        <w:rPr>
+          <w:b/>
+          <w:i w:val="0"/>
+          <w:sz w:val="20"/>
+          <w:u w:val="none"/>
+        </w:rPr>
+        <w:t xml:space="preserve">(3) </w:t>
+      </w:r>
+      <w:r>
+        <w:rPr>
+          <w:b w:val="0"/>
+          <w:i w:val="0"/>
+          <w:sz w:val="20"/>
+          <w:u w:val="none"/>
+        </w:rPr>
+        <w:t>__________</w:t>
+      </w:r>
+      <w:r>
+        <w:br/>
+      </w:r>
+      <w:r>
+        <w:rPr>
+          <w:b w:val="0"/>
+          <w:i w:val="0"/>
+          <w:sz w:val="20"/>
+          <w:u w:val="none"/>
+        </w:rPr>
+        <w:t xml:space="preserve"> (4) In the case of lotus flowers, </w:t>
+      </w:r>
+      <w:r>
+        <w:rPr>
+          <w:b w:val="0"/>
+          <w:i w:val="0"/>
+          <w:sz w:val="20"/>
+          <w:u w:val="single"/>
+        </w:rPr>
+        <w:t>they</w:t>
+      </w:r>
+      <w:r>
+        <w:rPr>
+          <w:b w:val="0"/>
+          <w:i w:val="0"/>
+          <w:sz w:val="20"/>
+          <w:u w:val="none"/>
+        </w:rPr>
+        <w:t xml:space="preserve"> grow in muddy ponds ~. → </w:t>
+      </w:r>
+      <w:r>
+        <w:rPr>
+          <w:b/>
+          <w:i w:val="0"/>
+          <w:sz w:val="20"/>
+          <w:u w:val="none"/>
+        </w:rPr>
+        <w:t xml:space="preserve">(4) </w:t>
+      </w:r>
+      <w:r>
+        <w:rPr>
+          <w:b w:val="0"/>
+          <w:i w:val="0"/>
+          <w:sz w:val="20"/>
+          <w:u w:val="none"/>
+        </w:rPr>
+        <w:t>__________</w:t>
+      </w:r>
+      <w:r>
+        <w:br/>
+      </w:r>
+      <w:r>
+        <w:rPr>
+          <w:b w:val="0"/>
+          <w:i w:val="0"/>
+          <w:sz w:val="20"/>
+          <w:u w:val="none"/>
+        </w:rPr>
+        <w:t xml:space="preserve"> (5) </w:t>
+      </w:r>
+      <w:r>
+        <w:rPr>
+          <w:b w:val="0"/>
+          <w:i w:val="0"/>
+          <w:sz w:val="20"/>
+          <w:u w:val="single"/>
+        </w:rPr>
+        <w:t>It</w:t>
+      </w:r>
+      <w:r>
+        <w:rPr>
+          <w:b w:val="0"/>
+          <w:i w:val="0"/>
+          <w:sz w:val="20"/>
+          <w:u w:val="none"/>
+        </w:rPr>
+        <w:t xml:space="preserve"> reminded them of important values ~. → </w:t>
+      </w:r>
+      <w:r>
+        <w:rPr>
+          <w:b/>
+          <w:i w:val="0"/>
+          <w:sz w:val="20"/>
+          <w:u w:val="none"/>
+        </w:rPr>
+        <w:t xml:space="preserve">(5) </w:t>
+      </w:r>
+      <w:r>
+        <w:rPr>
+          <w:b w:val="0"/>
+          <w:i w:val="0"/>
+          <w:sz w:val="20"/>
+          <w:u w:val="none"/>
+        </w:rPr>
+        <w:t>__________</w:t>
+      </w:r>
+      <w:r>
+        <w:br/>
+      </w:r>
+      <w:r>
+        <w:rPr>
+          <w:b w:val="0"/>
+          <w:i w:val="0"/>
+          <w:sz w:val="20"/>
+          <w:u w:val="none"/>
+        </w:rPr>
+        <w:t xml:space="preserve"> (6) It reminded </w:t>
+      </w:r>
+      <w:r>
+        <w:rPr>
+          <w:b w:val="0"/>
+          <w:i w:val="0"/>
+          <w:sz w:val="20"/>
+          <w:u w:val="single"/>
+        </w:rPr>
+        <w:t>them</w:t>
+      </w:r>
+      <w:r>
+        <w:rPr>
+          <w:b w:val="0"/>
+          <w:i w:val="0"/>
+          <w:sz w:val="20"/>
+          <w:u w:val="none"/>
+        </w:rPr>
+        <w:t xml:space="preserve"> of important values ~. → </w:t>
+      </w:r>
+      <w:r>
+        <w:rPr>
+          <w:b/>
+          <w:i w:val="0"/>
+          <w:sz w:val="20"/>
+          <w:u w:val="none"/>
+        </w:rPr>
+        <w:t xml:space="preserve">(6) </w:t>
+      </w:r>
+      <w:r>
+        <w:rPr>
+          <w:b w:val="0"/>
+          <w:i w:val="0"/>
+          <w:sz w:val="20"/>
+          <w:u w:val="none"/>
+        </w:rPr>
+        <w:t>__________</w:t>
+      </w:r>
+      <w:r>
+        <w:br/>
+      </w:r>
+      <w:r>
+        <w:rPr>
+          <w:b w:val="0"/>
+          <w:i w:val="0"/>
+          <w:sz w:val="20"/>
+          <w:u w:val="none"/>
+        </w:rPr>
+        <w:t xml:space="preserve"> (7) Through </w:t>
+      </w:r>
+      <w:r>
+        <w:rPr>
+          <w:b w:val="0"/>
+          <w:i w:val="0"/>
+          <w:sz w:val="20"/>
+          <w:u w:val="single"/>
+        </w:rPr>
+        <w:t>it</w:t>
+      </w:r>
+      <w:r>
+        <w:rPr>
+          <w:b w:val="0"/>
+          <w:i w:val="0"/>
+          <w:sz w:val="20"/>
+          <w:u w:val="none"/>
+        </w:rPr>
+        <w:t xml:space="preserve">, children in the Joseon dynasty could learn ~. → </w:t>
+      </w:r>
+      <w:r>
+        <w:rPr>
+          <w:b/>
+          <w:i w:val="0"/>
+          <w:sz w:val="20"/>
+          <w:u w:val="none"/>
+        </w:rPr>
+        <w:t xml:space="preserve">(7) </w:t>
+      </w:r>
+      <w:r>
+        <w:rPr>
+          <w:b w:val="0"/>
+          <w:i w:val="0"/>
+          <w:sz w:val="20"/>
+          <w:u w:val="none"/>
+        </w:rPr>
+        <w:t>__________</w:t>
+      </w:r>
+      <w:r>
+        <w:br/>
+      </w:r>
+      <w:r>
+        <w:rPr>
+          <w:b w:val="0"/>
+          <w:i w:val="0"/>
+          <w:sz w:val="20"/>
+          <w:u w:val="none"/>
+        </w:rPr>
+        <w:t xml:space="preserve"> ▶ Munjado를 가리키는 것 (있는 대로): </w:t>
+      </w:r>
+      <w:r>
+        <w:rPr>
+          <w:b w:val="0"/>
+          <w:i w:val="0"/>
+          <w:sz w:val="20"/>
+          <w:u w:val="none"/>
+        </w:rPr>
+        <w:t>__________</w:t>
+      </w:r>
+    </w:p>
+    <w:p>
+      <w:pPr>
+        <w:spacing w:after="20" w:before="50"/>
+      </w:pPr>
+      <w:r>
+        <w:rPr>
+          <w:b/>
+          <w:i w:val="0"/>
+          <w:color w:val="1F3864"/>
+          <w:sz w:val="20"/>
+          <w:u w:val="none"/>
+        </w:rPr>
+        <w:t xml:space="preserve">66. </w:t>
+      </w:r>
+      <w:r>
+        <w:rPr>
+          <w:b w:val="0"/>
+          <w:i w:val="0"/>
+          <w:sz w:val="20"/>
+          <w:u w:val="none"/>
+        </w:rPr>
+        <w:t>본문의 (A)~(C)에서 어법에 맞는 표현으로 바르게 짝지어진 것은? (프린트 Reading 1·4 괄호·Grammar Points 적용) (표적: 지문 내 Ⓐ~Ⓒ 네모 어법 선택 — 2학기 공통 DNA ⑥)</w:t>
+      </w:r>
+    </w:p>
+    <w:p>
+      <w:pPr>
+        <w:spacing w:after="30"/>
+        <w:ind w:left="85"/>
+        <w:shd w:val="clear" w:color="auto" w:fill="F1F4F9"/>
+      </w:pPr>
+      <w:r>
+        <w:rPr>
+          <w:b w:val="0"/>
+          <w:i w:val="0"/>
+          <w:sz w:val="20"/>
+          <w:u w:val="none"/>
+        </w:rPr>
+        <w:t xml:space="preserve"> This kind of painting is called Munjado, and it is a type of folk painting </w:t>
+      </w:r>
+      <w:r>
+        <w:rPr>
+          <w:b/>
+          <w:i w:val="0"/>
+          <w:sz w:val="20"/>
+          <w:u w:val="none"/>
+        </w:rPr>
+        <w:t>(A)</w:t>
+      </w:r>
+      <w:r>
+        <w:rPr>
+          <w:b w:val="0"/>
+          <w:i w:val="0"/>
+          <w:sz w:val="20"/>
+          <w:u w:val="none"/>
+        </w:rPr>
+        <w:t xml:space="preserve"> [what / that] was popular in the late Joseon dynasty. In Munjado, there is usually a Chinese character with some animals or objects. One of eight Chinese characters </w:t>
+      </w:r>
+      <w:r>
+        <w:rPr>
+          <w:b/>
+          <w:i w:val="0"/>
+          <w:sz w:val="20"/>
+          <w:u w:val="none"/>
+        </w:rPr>
+        <w:t>(B)</w:t>
+      </w:r>
+      <w:r>
+        <w:rPr>
+          <w:b w:val="0"/>
+          <w:i w:val="0"/>
+          <w:sz w:val="20"/>
+          <w:u w:val="none"/>
+        </w:rPr>
+        <w:t xml:space="preserve"> [appear / appears] in Munjado. (…) Munjado was </w:t>
+      </w:r>
+      <w:r>
+        <w:rPr>
+          <w:b/>
+          <w:i w:val="0"/>
+          <w:sz w:val="20"/>
+          <w:u w:val="none"/>
+        </w:rPr>
+        <w:t>(C)</w:t>
+      </w:r>
+      <w:r>
+        <w:rPr>
+          <w:b w:val="0"/>
+          <w:i w:val="0"/>
+          <w:sz w:val="20"/>
+          <w:u w:val="none"/>
+        </w:rPr>
+        <w:t xml:space="preserve"> [very / much] more than a painting to people of the Joseon dynasty.</w:t>
+      </w:r>
+      <w:r>
+        <w:br/>
+      </w:r>
+      <w:r>
+        <w:br/>
+      </w:r>
+      <w:r>
+        <w:rPr>
+          <w:b w:val="0"/>
+          <w:i w:val="0"/>
+          <w:sz w:val="20"/>
+          <w:u w:val="none"/>
+        </w:rPr>
+        <w:t xml:space="preserve"> ① what – appear – very ② what – appears – much ③ that – appear – much ④ that – appears – much ⑤ that – appears – very</w:t>
+      </w:r>
+      <w:r>
+        <w:br/>
+      </w:r>
+      <w:r>
+        <w:rPr>
+          <w:b w:val="0"/>
+          <w:i w:val="0"/>
+          <w:sz w:val="20"/>
+          <w:u w:val="none"/>
+        </w:rPr>
+        <w:t xml:space="preserve"> → </w:t>
+      </w:r>
+      <w:r>
+        <w:rPr>
+          <w:b w:val="0"/>
+          <w:i w:val="0"/>
+          <w:sz w:val="20"/>
+          <w:u w:val="none"/>
+        </w:rPr>
+        <w:t>__________</w:t>
+      </w:r>
+      <w:r>
+        <w:br/>
+      </w:r>
+      <w:r>
+        <w:rPr>
+          <w:b w:val="0"/>
+          <w:i w:val="0"/>
+          <w:sz w:val="20"/>
+          <w:u w:val="none"/>
+        </w:rPr>
+        <w:t xml:space="preserve"> </w:t>
+      </w:r>
+      <w:r>
+        <w:rPr>
+          <w:b w:val="0"/>
+          <w:i w:val="0"/>
+          <w:sz w:val="20"/>
+          <w:u w:val="none"/>
+        </w:rPr>
+        <w:t xml:space="preserve">▷ 확인: Maria is [very / much] </w:t>
+      </w:r>
+      <w:r>
+        <w:rPr>
+          <w:b w:val="0"/>
+          <w:i w:val="0"/>
+          <w:sz w:val="20"/>
+          <w:u w:val="none"/>
+        </w:rPr>
+        <w:t xml:space="preserve"> taller than Annie. / This blue shirt looks [far / more] </w:t>
+      </w:r>
+      <w:r>
+        <w:rPr>
+          <w:b w:val="0"/>
+          <w:i w:val="0"/>
+          <w:sz w:val="20"/>
+          <w:u w:val="none"/>
+        </w:rPr>
+        <w:t xml:space="preserve"> nicer than the green one. (프린트 e.g.)</w:t>
+      </w:r>
+    </w:p>
+    <w:p>
+      <w:pPr>
+        <w:spacing w:after="20" w:before="50"/>
+      </w:pPr>
+      <w:r>
+        <w:rPr>
+          <w:b/>
+          <w:i w:val="0"/>
+          <w:color w:val="1F3864"/>
+          <w:sz w:val="20"/>
+          <w:u w:val="none"/>
+        </w:rPr>
+        <w:t xml:space="preserve">67. </w:t>
+      </w:r>
+      <w:r>
+        <w:rPr>
+          <w:b w:val="0"/>
+          <w:i w:val="0"/>
+          <w:sz w:val="20"/>
+          <w:u w:val="none"/>
+        </w:rPr>
+        <w:t xml:space="preserve">프린트 Grammar Points를 적용하여 어법상 </w:t>
+      </w:r>
+      <w:r>
+        <w:rPr>
+          <w:b/>
+          <w:i w:val="0"/>
+          <w:sz w:val="20"/>
+          <w:u w:val="none"/>
+        </w:rPr>
+        <w:t>옳은</w:t>
+      </w:r>
+      <w:r>
+        <w:rPr>
+          <w:b w:val="0"/>
+          <w:i w:val="0"/>
+          <w:sz w:val="20"/>
+          <w:u w:val="none"/>
+        </w:rPr>
+        <w:t xml:space="preserve"> 문장을 </w:t>
+      </w:r>
+      <w:r>
+        <w:rPr>
+          <w:b/>
+          <w:i w:val="0"/>
+          <w:sz w:val="20"/>
+          <w:u w:val="none"/>
+        </w:rPr>
+        <w:t>있는 대로</w:t>
+      </w:r>
+      <w:r>
+        <w:rPr>
+          <w:b w:val="0"/>
+          <w:i w:val="0"/>
+          <w:sz w:val="20"/>
+          <w:u w:val="none"/>
+        </w:rPr>
+        <w:t xml:space="preserve"> 고르시오. (표적: 복수정답 어법 「있는 대로」)</w:t>
+      </w:r>
+    </w:p>
+    <w:p>
+      <w:pPr>
+        <w:spacing w:after="30"/>
+        <w:ind w:left="85"/>
+        <w:shd w:val="clear" w:color="auto" w:fill="F1F4F9"/>
+      </w:pPr>
+      <w:r>
+        <w:rPr>
+          <w:b w:val="0"/>
+          <w:i w:val="0"/>
+          <w:sz w:val="20"/>
+          <w:u w:val="none"/>
+        </w:rPr>
+        <w:t xml:space="preserve"> ① The man's mother became illness and couldn't eat anything.</w:t>
+      </w:r>
+      <w:r>
+        <w:br/>
+      </w:r>
+      <w:r>
+        <w:rPr>
+          <w:b w:val="0"/>
+          <w:i w:val="0"/>
+          <w:sz w:val="20"/>
+          <w:u w:val="none"/>
+        </w:rPr>
+        <w:t xml:space="preserve"> ② Then the ice melted, and three carp suddenly came out of the water.</w:t>
+      </w:r>
+      <w:r>
+        <w:br/>
+      </w:r>
+      <w:r>
+        <w:rPr>
+          <w:b w:val="0"/>
+          <w:i w:val="0"/>
+          <w:sz w:val="20"/>
+          <w:u w:val="none"/>
+        </w:rPr>
+        <w:t xml:space="preserve"> ③ The man went back home and cooked the fishes for his mother.</w:t>
+      </w:r>
+      <w:r>
+        <w:br/>
+      </w:r>
+      <w:r>
+        <w:rPr>
+          <w:b w:val="0"/>
+          <w:i w:val="0"/>
+          <w:sz w:val="20"/>
+          <w:u w:val="none"/>
+        </w:rPr>
+        <w:t xml:space="preserve"> ④ Bamboo does not bend, and it stays green in all kinds of weather.</w:t>
+      </w:r>
+      <w:r>
+        <w:br/>
+      </w:r>
+      <w:r>
+        <w:rPr>
+          <w:b w:val="0"/>
+          <w:i w:val="0"/>
+          <w:sz w:val="20"/>
+          <w:u w:val="none"/>
+        </w:rPr>
+        <w:t xml:space="preserve"> ⑤ One of eight Chinese characters appear in Munjado.</w:t>
+      </w:r>
+      <w:r>
+        <w:br/>
+      </w:r>
+      <w:r>
+        <w:rPr>
+          <w:b w:val="0"/>
+          <w:i w:val="0"/>
+          <w:sz w:val="20"/>
+          <w:u w:val="none"/>
+        </w:rPr>
+        <w:t xml:space="preserve"> ⑥ They thus became a symbol of a person's will to fight for justice despite difficulties.</w:t>
+      </w:r>
+      <w:r>
+        <w:br/>
+      </w:r>
+      <w:r>
+        <w:rPr>
+          <w:b w:val="0"/>
+          <w:i w:val="0"/>
+          <w:sz w:val="20"/>
+          <w:u w:val="none"/>
+        </w:rPr>
+        <w:t xml:space="preserve"> ⑦ It reminded them of important values that greatly influenced their behaviors.</w:t>
+      </w:r>
+      <w:r>
+        <w:br/>
+      </w:r>
+      <w:r>
+        <w:rPr>
+          <w:b w:val="0"/>
+          <w:i w:val="0"/>
+          <w:sz w:val="20"/>
+          <w:u w:val="none"/>
+        </w:rPr>
+        <w:t xml:space="preserve"> ⑧ It is a type of folk painting what was popular in the late Joseon dynasty.</w:t>
+      </w:r>
+      <w:r>
+        <w:br/>
+      </w:r>
+      <w:r>
+        <w:rPr>
+          <w:b w:val="0"/>
+          <w:i w:val="0"/>
+          <w:sz w:val="20"/>
+          <w:u w:val="none"/>
+        </w:rPr>
+        <w:t xml:space="preserve"> → 옳은 것: </w:t>
+      </w:r>
+      <w:r>
+        <w:rPr>
+          <w:b w:val="0"/>
+          <w:i w:val="0"/>
+          <w:sz w:val="20"/>
+          <w:u w:val="none"/>
+        </w:rPr>
+        <w:t>__________</w:t>
+      </w:r>
+    </w:p>
+    <w:p>
+      <w:pPr>
+        <w:spacing w:after="20" w:before="50"/>
+      </w:pPr>
+      <w:r>
+        <w:rPr>
+          <w:b/>
+          <w:i w:val="0"/>
+          <w:color w:val="1F3864"/>
+          <w:sz w:val="20"/>
+          <w:u w:val="none"/>
+        </w:rPr>
+        <w:t xml:space="preserve">68. </w:t>
+      </w:r>
+      <w:r>
+        <w:rPr>
+          <w:b w:val="0"/>
+          <w:i w:val="0"/>
+          <w:sz w:val="20"/>
+          <w:u w:val="none"/>
+        </w:rPr>
+        <w:t>학교 프린트 Reading 1~4의 T/F 문항이다. (1) 본문과 일치하면 T, 일치하지 않으면 F를 쓰고, (2) F인 문장은 틀린 부분을 본문에 맞게 고쳐 쓰시오. (표적: T/F 표 검증 + 오류 수정 2단계)</w:t>
+      </w:r>
+    </w:p>
+    <w:p>
+      <w:pPr>
+        <w:spacing w:after="30"/>
+        <w:ind w:left="85"/>
+        <w:shd w:val="clear" w:color="auto" w:fill="F1F4F9"/>
+      </w:pPr>
+      <w:r>
+        <w:rPr>
+          <w:b w:val="0"/>
+          <w:i w:val="0"/>
+          <w:sz w:val="20"/>
+          <w:u w:val="none"/>
+        </w:rPr>
+        <w:t xml:space="preserve"> ① Munjado usually contains a Chinese character with some animals or objects. </w:t>
+      </w:r>
+      <w:r>
+        <w:rPr>
+          <w:b/>
+          <w:i w:val="0"/>
+          <w:sz w:val="20"/>
+          <w:u w:val="none"/>
+        </w:rPr>
+        <w:t xml:space="preserve">① </w:t>
+      </w:r>
+      <w:r>
+        <w:rPr>
+          <w:b w:val="0"/>
+          <w:i w:val="0"/>
+          <w:sz w:val="20"/>
+          <w:u w:val="none"/>
+        </w:rPr>
+        <w:t>__________</w:t>
+      </w:r>
+      <w:r>
+        <w:br/>
+      </w:r>
+      <w:r>
+        <w:rPr>
+          <w:b w:val="0"/>
+          <w:i w:val="0"/>
+          <w:sz w:val="20"/>
+          <w:u w:val="none"/>
+        </w:rPr>
+        <w:t xml:space="preserve"> ② Munjado was a type of folk painting that was popular in the early Joseon dynasty. </w:t>
+      </w:r>
+      <w:r>
+        <w:rPr>
+          <w:b/>
+          <w:i w:val="0"/>
+          <w:sz w:val="20"/>
+          <w:u w:val="none"/>
+        </w:rPr>
+        <w:t xml:space="preserve">② </w:t>
+      </w:r>
+      <w:r>
+        <w:rPr>
+          <w:b w:val="0"/>
+          <w:i w:val="0"/>
+          <w:sz w:val="20"/>
+          <w:u w:val="none"/>
+        </w:rPr>
+        <w:t>__________</w:t>
+      </w:r>
+      <w:r>
+        <w:br/>
+      </w:r>
+      <w:r>
+        <w:rPr>
+          <w:b w:val="0"/>
+          <w:i w:val="0"/>
+          <w:sz w:val="20"/>
+          <w:u w:val="none"/>
+        </w:rPr>
+        <w:t xml:space="preserve"> ③ The eight Chinese characters represent values that were important to people of the Joseon dynasty. </w:t>
+      </w:r>
+      <w:r>
+        <w:rPr>
+          <w:b/>
+          <w:i w:val="0"/>
+          <w:sz w:val="20"/>
+          <w:u w:val="none"/>
+        </w:rPr>
+        <w:t xml:space="preserve">③ </w:t>
+      </w:r>
+      <w:r>
+        <w:rPr>
+          <w:b w:val="0"/>
+          <w:i w:val="0"/>
+          <w:sz w:val="20"/>
+          <w:u w:val="none"/>
+        </w:rPr>
+        <w:t>__________</w:t>
+      </w:r>
+      <w:r>
+        <w:br/>
+      </w:r>
+      <w:r>
+        <w:rPr>
+          <w:b w:val="0"/>
+          <w:i w:val="0"/>
+          <w:sz w:val="20"/>
+          <w:u w:val="none"/>
+        </w:rPr>
+        <w:t xml:space="preserve"> ④ The animals and objects in Munjado are only used for decoration. </w:t>
+      </w:r>
+      <w:r>
+        <w:rPr>
+          <w:b/>
+          <w:i w:val="0"/>
+          <w:sz w:val="20"/>
+          <w:u w:val="none"/>
+        </w:rPr>
+        <w:t xml:space="preserve">④ </w:t>
+      </w:r>
+      <w:r>
+        <w:rPr>
+          <w:b w:val="0"/>
+          <w:i w:val="0"/>
+          <w:sz w:val="20"/>
+          <w:u w:val="none"/>
+        </w:rPr>
+        <w:t>__________</w:t>
+      </w:r>
+      <w:r>
+        <w:br/>
+      </w:r>
+      <w:r>
+        <w:rPr>
+          <w:b w:val="0"/>
+          <w:i w:val="0"/>
+          <w:sz w:val="20"/>
+          <w:u w:val="none"/>
+        </w:rPr>
+        <w:t xml:space="preserve"> ⑤ The man's mother became ill because she ate too much fish. </w:t>
+      </w:r>
+      <w:r>
+        <w:rPr>
+          <w:b/>
+          <w:i w:val="0"/>
+          <w:sz w:val="20"/>
+          <w:u w:val="none"/>
+        </w:rPr>
+        <w:t xml:space="preserve">⑤ </w:t>
+      </w:r>
+      <w:r>
+        <w:rPr>
+          <w:b w:val="0"/>
+          <w:i w:val="0"/>
+          <w:sz w:val="20"/>
+          <w:u w:val="none"/>
+        </w:rPr>
+        <w:t>__________</w:t>
+      </w:r>
+      <w:r>
+        <w:br/>
+      </w:r>
+      <w:r>
+        <w:rPr>
+          <w:b w:val="0"/>
+          <w:i w:val="0"/>
+          <w:sz w:val="20"/>
+          <w:u w:val="none"/>
+        </w:rPr>
+        <w:t xml:space="preserve"> ⑥ After the man cried out to the sky, the ice melted. </w:t>
+      </w:r>
+      <w:r>
+        <w:rPr>
+          <w:b/>
+          <w:i w:val="0"/>
+          <w:sz w:val="20"/>
+          <w:u w:val="none"/>
+        </w:rPr>
+        <w:t xml:space="preserve">⑥ </w:t>
+      </w:r>
+      <w:r>
+        <w:rPr>
+          <w:b w:val="0"/>
+          <w:i w:val="0"/>
+          <w:sz w:val="20"/>
+          <w:u w:val="none"/>
+        </w:rPr>
+        <w:t>__________</w:t>
+      </w:r>
+      <w:r>
+        <w:br/>
+      </w:r>
+      <w:r>
+        <w:rPr>
+          <w:b w:val="0"/>
+          <w:i w:val="0"/>
+          <w:sz w:val="20"/>
+          <w:u w:val="none"/>
+        </w:rPr>
+        <w:t xml:space="preserve"> ⑦ Carp symbolize respect for parents in paintings of hyo. </w:t>
+      </w:r>
+      <w:r>
+        <w:rPr>
+          <w:b/>
+          <w:i w:val="0"/>
+          <w:sz w:val="20"/>
+          <w:u w:val="none"/>
+        </w:rPr>
+        <w:t xml:space="preserve">⑦ </w:t>
+      </w:r>
+      <w:r>
+        <w:rPr>
+          <w:b w:val="0"/>
+          <w:i w:val="0"/>
+          <w:sz w:val="20"/>
+          <w:u w:val="none"/>
+        </w:rPr>
+        <w:t>__________</w:t>
+      </w:r>
+      <w:r>
+        <w:br/>
+      </w:r>
+      <w:r>
+        <w:rPr>
+          <w:b w:val="0"/>
+          <w:i w:val="0"/>
+          <w:sz w:val="20"/>
+          <w:u w:val="none"/>
+        </w:rPr>
+        <w:t xml:space="preserve"> ⑧ Bamboo bends easily in all kinds of weather. </w:t>
+      </w:r>
+      <w:r>
+        <w:rPr>
+          <w:b/>
+          <w:i w:val="0"/>
+          <w:sz w:val="20"/>
+          <w:u w:val="none"/>
+        </w:rPr>
+        <w:t xml:space="preserve">⑧ </w:t>
+      </w:r>
+      <w:r>
+        <w:rPr>
+          <w:b w:val="0"/>
+          <w:i w:val="0"/>
+          <w:sz w:val="20"/>
+          <w:u w:val="none"/>
+        </w:rPr>
+        <w:t>__________</w:t>
+      </w:r>
+      <w:r>
+        <w:br/>
+      </w:r>
+      <w:r>
+        <w:rPr>
+          <w:b w:val="0"/>
+          <w:i w:val="0"/>
+          <w:sz w:val="20"/>
+          <w:u w:val="none"/>
+        </w:rPr>
+        <w:t xml:space="preserve"> ⑨ Lotus flowers bloom beautifully even though they grow in muddy ponds. </w:t>
+      </w:r>
+      <w:r>
+        <w:rPr>
+          <w:b/>
+          <w:i w:val="0"/>
+          <w:sz w:val="20"/>
+          <w:u w:val="none"/>
+        </w:rPr>
+        <w:t xml:space="preserve">⑨ </w:t>
+      </w:r>
+      <w:r>
+        <w:rPr>
+          <w:b w:val="0"/>
+          <w:i w:val="0"/>
+          <w:sz w:val="20"/>
+          <w:u w:val="none"/>
+        </w:rPr>
+        <w:t>__________</w:t>
+      </w:r>
+      <w:r>
+        <w:br/>
+      </w:r>
+      <w:r>
+        <w:rPr>
+          <w:b w:val="0"/>
+          <w:i w:val="0"/>
+          <w:sz w:val="20"/>
+          <w:u w:val="none"/>
+        </w:rPr>
+        <w:t xml:space="preserve"> ⑩ Lotus flowers symbolize a person's will to give up when facing difficulties. </w:t>
+      </w:r>
+      <w:r>
+        <w:rPr>
+          <w:b/>
+          <w:i w:val="0"/>
+          <w:sz w:val="20"/>
+          <w:u w:val="none"/>
+        </w:rPr>
+        <w:t xml:space="preserve">⑩ </w:t>
+      </w:r>
+      <w:r>
+        <w:rPr>
+          <w:b w:val="0"/>
+          <w:i w:val="0"/>
+          <w:sz w:val="20"/>
+          <w:u w:val="none"/>
+        </w:rPr>
+        <w:t>__________</w:t>
+      </w:r>
+      <w:r>
+        <w:br/>
+      </w:r>
+      <w:r>
+        <w:rPr>
+          <w:b w:val="0"/>
+          <w:i w:val="0"/>
+          <w:sz w:val="20"/>
+          <w:u w:val="none"/>
+        </w:rPr>
+        <w:t xml:space="preserve"> ⑪ The values in Munjado had little influence on people's behaviors and attitudes. </w:t>
+      </w:r>
+      <w:r>
+        <w:rPr>
+          <w:b/>
+          <w:i w:val="0"/>
+          <w:sz w:val="20"/>
+          <w:u w:val="none"/>
+        </w:rPr>
+        <w:t xml:space="preserve">⑪ </w:t>
+      </w:r>
+      <w:r>
+        <w:rPr>
+          <w:b w:val="0"/>
+          <w:i w:val="0"/>
+          <w:sz w:val="20"/>
+          <w:u w:val="none"/>
+        </w:rPr>
+        <w:t>__________</w:t>
+      </w:r>
+      <w:r>
+        <w:br/>
+      </w:r>
+      <w:r>
+        <w:rPr>
+          <w:b w:val="0"/>
+          <w:i w:val="0"/>
+          <w:sz w:val="20"/>
+          <w:u w:val="none"/>
+        </w:rPr>
+        <w:t xml:space="preserve"> ⑫ Children in the Joseon dynasty could learn about the importance of harmony through Munjado. </w:t>
+      </w:r>
+      <w:r>
+        <w:rPr>
+          <w:b/>
+          <w:i w:val="0"/>
+          <w:sz w:val="20"/>
+          <w:u w:val="none"/>
+        </w:rPr>
+        <w:t xml:space="preserve">⑫ </w:t>
+      </w:r>
+      <w:r>
+        <w:rPr>
+          <w:b w:val="0"/>
+          <w:i w:val="0"/>
+          <w:sz w:val="20"/>
+          <w:u w:val="none"/>
+        </w:rPr>
+        <w:t>__________</w:t>
+      </w:r>
+      <w:r>
+        <w:br/>
+      </w:r>
+      <w:r>
+        <w:rPr>
+          <w:b w:val="0"/>
+          <w:i w:val="0"/>
+          <w:sz w:val="20"/>
+          <w:u w:val="none"/>
+        </w:rPr>
+        <w:t xml:space="preserve"> ⑬ Munjado helped children understand the importance of harmony in both family and society. </w:t>
+      </w:r>
+      <w:r>
+        <w:rPr>
+          <w:b/>
+          <w:i w:val="0"/>
+          <w:sz w:val="20"/>
+          <w:u w:val="none"/>
+        </w:rPr>
+        <w:t xml:space="preserve">⑬ </w:t>
+      </w:r>
+      <w:r>
+        <w:rPr>
+          <w:b w:val="0"/>
+          <w:i w:val="0"/>
+          <w:sz w:val="20"/>
+          <w:u w:val="none"/>
+        </w:rPr>
+        <w:t>__________</w:t>
+      </w:r>
+      <w:r>
+        <w:br/>
+      </w:r>
+      <w:r>
+        <w:rPr>
+          <w:b w:val="0"/>
+          <w:i w:val="0"/>
+          <w:sz w:val="20"/>
+          <w:u w:val="none"/>
+        </w:rPr>
+        <w:t xml:space="preserve"> ▶ F의 개수: </w:t>
+      </w:r>
+      <w:r>
+        <w:rPr>
+          <w:b w:val="0"/>
+          <w:i w:val="0"/>
+          <w:sz w:val="20"/>
+          <w:u w:val="none"/>
+        </w:rPr>
+        <w:t>__________</w:t>
+      </w:r>
+    </w:p>
+    <w:p>
+      <w:pPr>
+        <w:spacing w:after="20" w:before="50"/>
+      </w:pPr>
+      <w:r>
+        <w:rPr>
+          <w:b/>
+          <w:i w:val="0"/>
+          <w:color w:val="1F3864"/>
+          <w:sz w:val="20"/>
+          <w:u w:val="none"/>
+        </w:rPr>
+        <w:t xml:space="preserve">69. </w:t>
+      </w:r>
+      <w:r>
+        <w:rPr>
+          <w:b w:val="0"/>
+          <w:i w:val="0"/>
+          <w:sz w:val="20"/>
+          <w:u w:val="none"/>
+        </w:rPr>
+        <w:t>프린트 해석의 빈칸 부분이다. 우리말에 해당하는 영어 표현을 본문에서 찾아 쓰시오. (표적: 해석 빈칸 → 영어 표현)</w:t>
+      </w:r>
+    </w:p>
+    <w:p>
+      <w:pPr>
+        <w:spacing w:after="30"/>
+        <w:ind w:left="85"/>
+        <w:shd w:val="clear" w:color="auto" w:fill="F1F4F9"/>
+      </w:pPr>
+      <w:r>
+        <w:rPr>
+          <w:b w:val="0"/>
+          <w:i w:val="0"/>
+          <w:sz w:val="20"/>
+          <w:u w:val="none"/>
+        </w:rPr>
+        <w:t xml:space="preserve"> (1) [오른쪽에 있는] 그림을 보라. → </w:t>
+      </w:r>
+      <w:r>
+        <w:rPr>
+          <w:b/>
+          <w:i w:val="0"/>
+          <w:sz w:val="20"/>
+          <w:u w:val="none"/>
+        </w:rPr>
+        <w:t xml:space="preserve">(1) </w:t>
+      </w:r>
+      <w:r>
+        <w:rPr>
+          <w:b w:val="0"/>
+          <w:i w:val="0"/>
+          <w:sz w:val="20"/>
+          <w:u w:val="none"/>
+        </w:rPr>
+        <w:t>__________</w:t>
+      </w:r>
+      <w:r>
+        <w:br/>
+      </w:r>
+      <w:r>
+        <w:rPr>
+          <w:b w:val="0"/>
+          <w:i w:val="0"/>
+          <w:sz w:val="20"/>
+          <w:u w:val="none"/>
+        </w:rPr>
+        <w:t xml:space="preserve"> (2) 이런 종류의 그림은 문자도라고 [불리는데] → </w:t>
+      </w:r>
+      <w:r>
+        <w:rPr>
+          <w:b/>
+          <w:i w:val="0"/>
+          <w:sz w:val="20"/>
+          <w:u w:val="none"/>
+        </w:rPr>
+        <w:t xml:space="preserve">(2) </w:t>
+      </w:r>
+      <w:r>
+        <w:rPr>
+          <w:b w:val="0"/>
+          <w:i w:val="0"/>
+          <w:sz w:val="20"/>
+          <w:u w:val="none"/>
+        </w:rPr>
+        <w:t>__________</w:t>
+      </w:r>
+      <w:r>
+        <w:br/>
+      </w:r>
+      <w:r>
+        <w:rPr>
+          <w:b w:val="0"/>
+          <w:i w:val="0"/>
+          <w:sz w:val="20"/>
+          <w:u w:val="none"/>
+        </w:rPr>
+        <w:t xml:space="preserve"> (3) 문자도에는 여덟 개의 한자들 [가운데 하나]가 나온다. → </w:t>
+      </w:r>
+      <w:r>
+        <w:rPr>
+          <w:b/>
+          <w:i w:val="0"/>
+          <w:sz w:val="20"/>
+          <w:u w:val="none"/>
+        </w:rPr>
+        <w:t xml:space="preserve">(3) </w:t>
+      </w:r>
+      <w:r>
+        <w:rPr>
+          <w:b w:val="0"/>
+          <w:i w:val="0"/>
+          <w:sz w:val="20"/>
+          <w:u w:val="none"/>
+        </w:rPr>
+        <w:t>__________</w:t>
+      </w:r>
+      <w:r>
+        <w:br/>
+      </w:r>
+      <w:r>
+        <w:rPr>
+          <w:b w:val="0"/>
+          <w:i w:val="0"/>
+          <w:sz w:val="20"/>
+          <w:u w:val="none"/>
+        </w:rPr>
+        <w:t xml:space="preserve"> (4) 잉어는 한 옛이야기 [때문에] 부모님에 대한 [공경]을 상징한다. → </w:t>
+      </w:r>
+      <w:r>
+        <w:rPr>
+          <w:b/>
+          <w:i w:val="0"/>
+          <w:sz w:val="20"/>
+          <w:u w:val="none"/>
+        </w:rPr>
+        <w:t xml:space="preserve">(4) </w:t>
+      </w:r>
+      <w:r>
+        <w:rPr>
+          <w:b w:val="0"/>
+          <w:i w:val="0"/>
+          <w:sz w:val="20"/>
+          <w:u w:val="none"/>
+        </w:rPr>
+        <w:t>__________</w:t>
+      </w:r>
+      <w:r>
+        <w:br/>
+      </w:r>
+      <w:r>
+        <w:rPr>
+          <w:b w:val="0"/>
+          <w:i w:val="0"/>
+          <w:sz w:val="20"/>
+          <w:u w:val="none"/>
+        </w:rPr>
+        <w:t xml:space="preserve"> (5) 그 이야기는 [다음과 같다]. → </w:t>
+      </w:r>
+      <w:r>
+        <w:rPr>
+          <w:b/>
+          <w:i w:val="0"/>
+          <w:sz w:val="20"/>
+          <w:u w:val="none"/>
+        </w:rPr>
+        <w:t xml:space="preserve">(5) </w:t>
+      </w:r>
+      <w:r>
+        <w:rPr>
+          <w:b w:val="0"/>
+          <w:i w:val="0"/>
+          <w:sz w:val="20"/>
+          <w:u w:val="none"/>
+        </w:rPr>
+        <w:t>__________</w:t>
+      </w:r>
+      <w:r>
+        <w:br/>
+      </w:r>
+      <w:r>
+        <w:rPr>
+          <w:b w:val="0"/>
+          <w:i w:val="0"/>
+          <w:sz w:val="20"/>
+          <w:u w:val="none"/>
+        </w:rPr>
+        <w:t xml:space="preserve"> (6) 어느 겨울, 남자의 어머니는 [병이 들어서] → </w:t>
+      </w:r>
+      <w:r>
+        <w:rPr>
+          <w:b/>
+          <w:i w:val="0"/>
+          <w:sz w:val="20"/>
+          <w:u w:val="none"/>
+        </w:rPr>
+        <w:t xml:space="preserve">(6) </w:t>
+      </w:r>
+      <w:r>
+        <w:rPr>
+          <w:b w:val="0"/>
+          <w:i w:val="0"/>
+          <w:sz w:val="20"/>
+          <w:u w:val="none"/>
+        </w:rPr>
+        <w:t>__________</w:t>
+      </w:r>
+      <w:r>
+        <w:br/>
+      </w:r>
+      <w:r>
+        <w:rPr>
+          <w:b w:val="0"/>
+          <w:i w:val="0"/>
+          <w:sz w:val="20"/>
+          <w:u w:val="none"/>
+        </w:rPr>
+        <w:t xml:space="preserve"> (7) 남자는 몹시 [낙담해서] 하늘에 대고 외쳤다. → </w:t>
+      </w:r>
+      <w:r>
+        <w:rPr>
+          <w:b/>
+          <w:i w:val="0"/>
+          <w:sz w:val="20"/>
+          <w:u w:val="none"/>
+        </w:rPr>
+        <w:t xml:space="preserve">(7) </w:t>
+      </w:r>
+      <w:r>
+        <w:rPr>
+          <w:b w:val="0"/>
+          <w:i w:val="0"/>
+          <w:sz w:val="20"/>
+          <w:u w:val="none"/>
+        </w:rPr>
+        <w:t>__________</w:t>
+      </w:r>
+      <w:r>
+        <w:br/>
+      </w:r>
+      <w:r>
+        <w:rPr>
+          <w:b w:val="0"/>
+          <w:i w:val="0"/>
+          <w:sz w:val="20"/>
+          <w:u w:val="none"/>
+        </w:rPr>
+        <w:t xml:space="preserve"> (8) [그러자] 그의 어머니는 [병이 나았다]. → </w:t>
+      </w:r>
+      <w:r>
+        <w:rPr>
+          <w:b/>
+          <w:i w:val="0"/>
+          <w:sz w:val="20"/>
+          <w:u w:val="none"/>
+        </w:rPr>
+        <w:t xml:space="preserve">(8) </w:t>
+      </w:r>
+      <w:r>
+        <w:rPr>
+          <w:b w:val="0"/>
+          <w:i w:val="0"/>
+          <w:sz w:val="20"/>
+          <w:u w:val="none"/>
+        </w:rPr>
+        <w:t>__________</w:t>
+      </w:r>
+      <w:r>
+        <w:br/>
+      </w:r>
+      <w:r>
+        <w:rPr>
+          <w:b w:val="0"/>
+          <w:i w:val="0"/>
+          <w:sz w:val="20"/>
+          <w:u w:val="none"/>
+        </w:rPr>
+        <w:t xml:space="preserve"> (9) 대나무는 [어떤(모든 종류의)] 날씨에서도 푸르름을 유지한다. → </w:t>
+      </w:r>
+      <w:r>
+        <w:rPr>
+          <w:b/>
+          <w:i w:val="0"/>
+          <w:sz w:val="20"/>
+          <w:u w:val="none"/>
+        </w:rPr>
+        <w:t xml:space="preserve">(9) </w:t>
+      </w:r>
+      <w:r>
+        <w:rPr>
+          <w:b w:val="0"/>
+          <w:i w:val="0"/>
+          <w:sz w:val="20"/>
+          <w:u w:val="none"/>
+        </w:rPr>
+        <w:t>__________</w:t>
+      </w:r>
+      <w:r>
+        <w:br/>
+      </w:r>
+      <w:r>
+        <w:rPr>
+          <w:b w:val="0"/>
+          <w:i w:val="0"/>
+          <w:sz w:val="20"/>
+          <w:u w:val="none"/>
+        </w:rPr>
+        <w:t xml:space="preserve"> (10) [연꽃의 경우], 그것들은 [진흙투성이의 연못]에서 자라지만 [그럼에도] 아름답게 꽃을 피운다. → </w:t>
+      </w:r>
+      <w:r>
+        <w:rPr>
+          <w:b/>
+          <w:i w:val="0"/>
+          <w:sz w:val="20"/>
+          <w:u w:val="none"/>
+        </w:rPr>
+        <w:t xml:space="preserve">(10) </w:t>
+      </w:r>
+      <w:r>
+        <w:rPr>
+          <w:b w:val="0"/>
+          <w:i w:val="0"/>
+          <w:sz w:val="20"/>
+          <w:u w:val="none"/>
+        </w:rPr>
+        <w:t>__________</w:t>
+      </w:r>
+      <w:r>
+        <w:br/>
+      </w:r>
+      <w:r>
+        <w:rPr>
+          <w:b w:val="0"/>
+          <w:i w:val="0"/>
+          <w:sz w:val="20"/>
+          <w:u w:val="none"/>
+        </w:rPr>
+        <w:t xml:space="preserve"> (11) 문자도는 조선 시대 사람들에게 그림 그 [훨씬 이상의 것]이었다. → </w:t>
+      </w:r>
+      <w:r>
+        <w:rPr>
+          <w:b/>
+          <w:i w:val="0"/>
+          <w:sz w:val="20"/>
+          <w:u w:val="none"/>
+        </w:rPr>
+        <w:t xml:space="preserve">(11) </w:t>
+      </w:r>
+      <w:r>
+        <w:rPr>
+          <w:b w:val="0"/>
+          <w:i w:val="0"/>
+          <w:sz w:val="20"/>
+          <w:u w:val="none"/>
+        </w:rPr>
+        <w:t>__________</w:t>
+      </w:r>
+      <w:r>
+        <w:br/>
+      </w:r>
+      <w:r>
+        <w:rPr>
+          <w:b w:val="0"/>
+          <w:i w:val="0"/>
+          <w:sz w:val="20"/>
+          <w:u w:val="none"/>
+        </w:rPr>
+        <w:t xml:space="preserve"> (12) [특히] 아이들에게 문자도는 [학습 도구]였다. → </w:t>
+      </w:r>
+      <w:r>
+        <w:rPr>
+          <w:b/>
+          <w:i w:val="0"/>
+          <w:sz w:val="20"/>
+          <w:u w:val="none"/>
+        </w:rPr>
+        <w:t xml:space="preserve">(12) </w:t>
+      </w:r>
+      <w:r>
+        <w:rPr>
+          <w:b w:val="0"/>
+          <w:i w:val="0"/>
+          <w:sz w:val="20"/>
+          <w:u w:val="none"/>
+        </w:rPr>
+        <w:t>__________</w:t>
+      </w:r>
+    </w:p>
+    <w:p>
+      <w:pPr>
+        <w:spacing w:after="20" w:before="50"/>
+      </w:pPr>
+      <w:r>
+        <w:rPr>
+          <w:b/>
+          <w:i w:val="0"/>
+          <w:color w:val="1F3864"/>
+          <w:sz w:val="20"/>
+          <w:u w:val="none"/>
+        </w:rPr>
+        <w:t xml:space="preserve">70. </w:t>
+      </w:r>
+      <w:r>
+        <w:rPr>
+          <w:b w:val="0"/>
+          <w:i w:val="0"/>
+          <w:sz w:val="20"/>
+          <w:u w:val="none"/>
+        </w:rPr>
+        <w:t>다음 영영풀이에 해당하는 단어를 프린트 Vocabulary에서 찾아 쓰고, 지정된 위치의 철자를 조합해 숨은 단어를 완성한 뒤, 그 단어가 본문에서 상징하는 것을 쓰시오. (표적: 영영풀이 2단계 철자 조합 — 2025 기말 9·20번형)</w:t>
+      </w:r>
+    </w:p>
+    <w:p>
+      <w:pPr>
+        <w:spacing w:after="30"/>
+        <w:ind w:left="85"/>
+        <w:shd w:val="clear" w:color="auto" w:fill="F1F4F9"/>
+      </w:pPr>
+      <w:r>
+        <w:rPr>
+          <w:b w:val="0"/>
+          <w:i w:val="0"/>
+          <w:sz w:val="20"/>
+          <w:u w:val="none"/>
+        </w:rPr>
+        <w:t xml:space="preserve"> (1) a letter or symbol used in writing a language → c</w:t>
+      </w:r>
+      <w:r>
+        <w:rPr>
+          <w:b/>
+          <w:i w:val="0"/>
+          <w:sz w:val="20"/>
+          <w:u w:val="none"/>
+        </w:rPr>
+        <w:t xml:space="preserve">(1) </w:t>
+      </w:r>
+      <w:r>
+        <w:rPr>
+          <w:b w:val="0"/>
+          <w:i w:val="0"/>
+          <w:sz w:val="20"/>
+          <w:u w:val="none"/>
+        </w:rPr>
+        <w:t>__________</w:t>
+      </w:r>
+      <w:r>
+        <w:rPr>
+          <w:b w:val="0"/>
+          <w:i w:val="0"/>
+          <w:sz w:val="20"/>
+          <w:u w:val="none"/>
+        </w:rPr>
+        <w:t xml:space="preserve"> … </w:t>
+      </w:r>
+      <w:r>
+        <w:rPr>
+          <w:b/>
+          <w:i w:val="0"/>
+          <w:sz w:val="20"/>
+          <w:u w:val="none"/>
+        </w:rPr>
+        <w:t>1번째</w:t>
+      </w:r>
+      <w:r>
+        <w:rPr>
+          <w:b w:val="0"/>
+          <w:i w:val="0"/>
+          <w:sz w:val="20"/>
+          <w:u w:val="none"/>
+        </w:rPr>
+        <w:t xml:space="preserve"> 철자</w:t>
+      </w:r>
+      <w:r>
+        <w:br/>
+      </w:r>
+      <w:r>
+        <w:rPr>
+          <w:b w:val="0"/>
+          <w:i w:val="0"/>
+          <w:sz w:val="20"/>
+          <w:u w:val="none"/>
+        </w:rPr>
+        <w:t xml:space="preserve"> (2) the way you think or feel about something or someone → a</w:t>
+      </w:r>
+      <w:r>
+        <w:rPr>
+          <w:b/>
+          <w:i w:val="0"/>
+          <w:sz w:val="20"/>
+          <w:u w:val="none"/>
+        </w:rPr>
+        <w:t xml:space="preserve">(2) </w:t>
+      </w:r>
+      <w:r>
+        <w:rPr>
+          <w:b w:val="0"/>
+          <w:i w:val="0"/>
+          <w:sz w:val="20"/>
+          <w:u w:val="none"/>
+        </w:rPr>
+        <w:t>__________</w:t>
+      </w:r>
+      <w:r>
+        <w:rPr>
+          <w:b w:val="0"/>
+          <w:i w:val="0"/>
+          <w:sz w:val="20"/>
+          <w:u w:val="none"/>
+        </w:rPr>
+        <w:t xml:space="preserve"> … </w:t>
+      </w:r>
+      <w:r>
+        <w:rPr>
+          <w:b/>
+          <w:i w:val="0"/>
+          <w:sz w:val="20"/>
+          <w:u w:val="none"/>
+        </w:rPr>
+        <w:t>1번째</w:t>
+      </w:r>
+      <w:r>
+        <w:rPr>
+          <w:b w:val="0"/>
+          <w:i w:val="0"/>
+          <w:sz w:val="20"/>
+          <w:u w:val="none"/>
+        </w:rPr>
+        <w:t xml:space="preserve"> 철자</w:t>
+      </w:r>
+      <w:r>
+        <w:br/>
+      </w:r>
+      <w:r>
+        <w:rPr>
+          <w:b w:val="0"/>
+          <w:i w:val="0"/>
+          <w:sz w:val="20"/>
+          <w:u w:val="none"/>
+        </w:rPr>
+        <w:t xml:space="preserve"> (3) to be a sign or symbol of something → r</w:t>
+      </w:r>
+      <w:r>
+        <w:rPr>
+          <w:b/>
+          <w:i w:val="0"/>
+          <w:sz w:val="20"/>
+          <w:u w:val="none"/>
+        </w:rPr>
+        <w:t xml:space="preserve">(3) </w:t>
+      </w:r>
+      <w:r>
+        <w:rPr>
+          <w:b w:val="0"/>
+          <w:i w:val="0"/>
+          <w:sz w:val="20"/>
+          <w:u w:val="none"/>
+        </w:rPr>
+        <w:t>__________</w:t>
+      </w:r>
+      <w:r>
+        <w:rPr>
+          <w:b w:val="0"/>
+          <w:i w:val="0"/>
+          <w:sz w:val="20"/>
+          <w:u w:val="none"/>
+        </w:rPr>
+        <w:t xml:space="preserve"> … </w:t>
+      </w:r>
+      <w:r>
+        <w:rPr>
+          <w:b/>
+          <w:i w:val="0"/>
+          <w:sz w:val="20"/>
+          <w:u w:val="none"/>
+        </w:rPr>
+        <w:t>1번째</w:t>
+      </w:r>
+      <w:r>
+        <w:rPr>
+          <w:b w:val="0"/>
+          <w:i w:val="0"/>
+          <w:sz w:val="20"/>
+          <w:u w:val="none"/>
+        </w:rPr>
+        <w:t xml:space="preserve"> 철자</w:t>
+      </w:r>
+      <w:r>
+        <w:br/>
+      </w:r>
+      <w:r>
+        <w:rPr>
+          <w:b w:val="0"/>
+          <w:i w:val="0"/>
+          <w:sz w:val="20"/>
+          <w:u w:val="none"/>
+        </w:rPr>
+        <w:t xml:space="preserve"> (4) without being affected or prevented by something → d</w:t>
+      </w:r>
+      <w:r>
+        <w:rPr>
+          <w:b/>
+          <w:i w:val="0"/>
+          <w:sz w:val="20"/>
+          <w:u w:val="none"/>
+        </w:rPr>
+        <w:t xml:space="preserve">(4) </w:t>
+      </w:r>
+      <w:r>
+        <w:rPr>
+          <w:b w:val="0"/>
+          <w:i w:val="0"/>
+          <w:sz w:val="20"/>
+          <w:u w:val="none"/>
+        </w:rPr>
+        <w:t>__________</w:t>
+      </w:r>
+      <w:r>
+        <w:rPr>
+          <w:b w:val="0"/>
+          <w:i w:val="0"/>
+          <w:sz w:val="20"/>
+          <w:u w:val="none"/>
+        </w:rPr>
+        <w:t xml:space="preserve"> … </w:t>
+      </w:r>
+      <w:r>
+        <w:rPr>
+          <w:b/>
+          <w:i w:val="0"/>
+          <w:sz w:val="20"/>
+          <w:u w:val="none"/>
+        </w:rPr>
+        <w:t>4번째</w:t>
+      </w:r>
+      <w:r>
+        <w:rPr>
+          <w:b w:val="0"/>
+          <w:i w:val="0"/>
+          <w:sz w:val="20"/>
+          <w:u w:val="none"/>
+        </w:rPr>
+        <w:t xml:space="preserve"> 철자</w:t>
+      </w:r>
+      <w:r>
+        <w:br/>
+      </w:r>
+      <w:r>
+        <w:rPr>
+          <w:b w:val="0"/>
+          <w:i w:val="0"/>
+          <w:sz w:val="20"/>
+          <w:u w:val="none"/>
+        </w:rPr>
+        <w:t xml:space="preserve"> (5) the quality of staying faithful to a person, a king, or a country → l</w:t>
+      </w:r>
+      <w:r>
+        <w:rPr>
+          <w:b/>
+          <w:i w:val="0"/>
+          <w:sz w:val="20"/>
+          <w:u w:val="none"/>
+        </w:rPr>
+        <w:t xml:space="preserve">(5) </w:t>
+      </w:r>
+      <w:r>
+        <w:rPr>
+          <w:b w:val="0"/>
+          <w:i w:val="0"/>
+          <w:sz w:val="20"/>
+          <w:u w:val="none"/>
+        </w:rPr>
+        <w:t>__________</w:t>
+      </w:r>
+      <w:r>
+        <w:br/>
+      </w:r>
+      <w:r>
+        <w:rPr>
+          <w:b w:val="0"/>
+          <w:i w:val="0"/>
+          <w:sz w:val="20"/>
+          <w:u w:val="none"/>
+        </w:rPr>
+        <w:t xml:space="preserve"> (6) to produce flowers → b</w:t>
+      </w:r>
+      <w:r>
+        <w:rPr>
+          <w:b/>
+          <w:i w:val="0"/>
+          <w:sz w:val="20"/>
+          <w:u w:val="none"/>
+        </w:rPr>
+        <w:t xml:space="preserve">(6) </w:t>
+      </w:r>
+      <w:r>
+        <w:rPr>
+          <w:b w:val="0"/>
+          <w:i w:val="0"/>
+          <w:sz w:val="20"/>
+          <w:u w:val="none"/>
+        </w:rPr>
+        <w:t>__________</w:t>
+      </w:r>
+      <w:r>
+        <w:br/>
+      </w:r>
+      <w:r>
+        <w:rPr>
+          <w:b w:val="0"/>
+          <w:i w:val="0"/>
+          <w:sz w:val="20"/>
+          <w:u w:val="none"/>
+        </w:rPr>
+        <w:t xml:space="preserve"> (7) a state in which people or things go well together without conflict → h</w:t>
+      </w:r>
+      <w:r>
+        <w:rPr>
+          <w:b/>
+          <w:i w:val="0"/>
+          <w:sz w:val="20"/>
+          <w:u w:val="none"/>
+        </w:rPr>
+        <w:t xml:space="preserve">(7) </w:t>
+      </w:r>
+      <w:r>
+        <w:rPr>
+          <w:b w:val="0"/>
+          <w:i w:val="0"/>
+          <w:sz w:val="20"/>
+          <w:u w:val="none"/>
+        </w:rPr>
+        <w:t>__________</w:t>
+      </w:r>
+      <w:r>
+        <w:br/>
+      </w:r>
+      <w:r>
+        <w:rPr>
+          <w:b w:val="0"/>
+          <w:i w:val="0"/>
+          <w:sz w:val="20"/>
+          <w:u w:val="none"/>
+        </w:rPr>
+        <w:t xml:space="preserve"> (8) a strong determination to do something → w</w:t>
+      </w:r>
+      <w:r>
+        <w:rPr>
+          <w:b/>
+          <w:i w:val="0"/>
+          <w:sz w:val="20"/>
+          <w:u w:val="none"/>
+        </w:rPr>
+        <w:t xml:space="preserve">(8) </w:t>
+      </w:r>
+      <w:r>
+        <w:rPr>
+          <w:b w:val="0"/>
+          <w:i w:val="0"/>
+          <w:sz w:val="20"/>
+          <w:u w:val="none"/>
+        </w:rPr>
+        <w:t>__________</w:t>
+      </w:r>
+      <w:r>
+        <w:br/>
+      </w:r>
+      <w:r>
+        <w:rPr>
+          <w:b w:val="0"/>
+          <w:i w:val="0"/>
+          <w:sz w:val="20"/>
+          <w:u w:val="none"/>
+        </w:rPr>
+        <w:t xml:space="preserve"> ▶ 숨은 단어 (1)+(2)+(3)+(4): </w:t>
+      </w:r>
+      <w:r>
+        <w:rPr>
+          <w:b w:val="0"/>
+          <w:i w:val="0"/>
+          <w:sz w:val="20"/>
+          <w:u w:val="none"/>
+        </w:rPr>
+        <w:t>__________</w:t>
+      </w:r>
+      <w:r>
+        <w:rPr>
+          <w:b w:val="0"/>
+          <w:i w:val="0"/>
+          <w:sz w:val="20"/>
+          <w:u w:val="none"/>
+        </w:rPr>
+        <w:t xml:space="preserve"> → 본문에서 상징하는 것: </w:t>
+      </w:r>
+      <w:r>
+        <w:rPr>
+          <w:b w:val="0"/>
+          <w:i w:val="0"/>
+          <w:sz w:val="20"/>
+          <w:u w:val="none"/>
+        </w:rPr>
+        <w:t>__________</w:t>
+      </w:r>
+    </w:p>
+    <w:p>
+      <w:pPr>
+        <w:spacing w:after="20" w:before="50"/>
+      </w:pPr>
+      <w:r>
+        <w:rPr>
+          <w:b/>
+          <w:i w:val="0"/>
+          <w:color w:val="1F3864"/>
+          <w:sz w:val="20"/>
+          <w:u w:val="none"/>
+        </w:rPr>
+        <w:t xml:space="preserve">71. </w:t>
+      </w:r>
+      <w:r>
+        <w:rPr>
+          <w:b w:val="0"/>
+          <w:i w:val="0"/>
+          <w:sz w:val="20"/>
+          <w:u w:val="none"/>
+        </w:rPr>
+        <w:t xml:space="preserve">다음은 본문의 잉어 이야기를 남자의 일기로 바꿔 쓴 글이다. (1) 빈칸 (A)~(C)에 본문 표현을 활용하여 알맞은 말을 쓰고, (2) 이 글을 읽고 답할 수 </w:t>
+      </w:r>
+      <w:r>
+        <w:rPr>
+          <w:b/>
+          <w:i w:val="0"/>
+          <w:sz w:val="20"/>
+          <w:u w:val="none"/>
+        </w:rPr>
+        <w:t>없는</w:t>
+      </w:r>
+      <w:r>
+        <w:rPr>
+          <w:b w:val="0"/>
+          <w:i w:val="0"/>
+          <w:sz w:val="20"/>
+          <w:u w:val="none"/>
+        </w:rPr>
+        <w:t xml:space="preserve"> 질문을 </w:t>
+      </w:r>
+      <w:r>
+        <w:rPr>
+          <w:b/>
+          <w:i w:val="0"/>
+          <w:sz w:val="20"/>
+          <w:u w:val="none"/>
+        </w:rPr>
+        <w:t>있는 대로</w:t>
+      </w:r>
+      <w:r>
+        <w:rPr>
+          <w:b w:val="0"/>
+          <w:i w:val="0"/>
+          <w:sz w:val="20"/>
+          <w:u w:val="none"/>
+        </w:rPr>
+        <w:t xml:space="preserve"> 고르시오. (표적: 본문 변형 2단계(일기) + 답할 수 없는 질문 — 2025 기말 13번형)</w:t>
+      </w:r>
+    </w:p>
+    <w:p>
+      <w:pPr>
+        <w:spacing w:after="30"/>
+        <w:ind w:left="85"/>
+        <w:shd w:val="clear" w:color="auto" w:fill="F1F4F9"/>
+      </w:pPr>
+      <w:r>
+        <w:rPr>
+          <w:b w:val="0"/>
+          <w:i w:val="0"/>
+          <w:sz w:val="20"/>
+          <w:u w:val="none"/>
+        </w:rPr>
+        <w:t xml:space="preserve"> </w:t>
+      </w:r>
+      <w:r>
+        <w:rPr>
+          <w:b w:val="0"/>
+          <w:i/>
+          <w:sz w:val="20"/>
+          <w:u w:val="none"/>
+        </w:rPr>
+        <w:t>One very cold day in winter</w:t>
+      </w:r>
+      <w:r>
+        <w:br/>
+      </w:r>
+      <w:r>
+        <w:rPr>
+          <w:b w:val="0"/>
+          <w:i w:val="0"/>
+          <w:sz w:val="20"/>
+          <w:u w:val="none"/>
+        </w:rPr>
+        <w:t xml:space="preserve"> My mother has been ill since the winter began, and she can't eat anything. Today she said to me, "It would be wonderful if I (A) </w:t>
+      </w:r>
+      <w:r>
+        <w:rPr>
+          <w:b w:val="0"/>
+          <w:i w:val="0"/>
+          <w:sz w:val="20"/>
+          <w:u w:val="none"/>
+        </w:rPr>
+        <w:t>(A)</w:t>
+      </w:r>
+      <w:r>
+        <w:rPr>
+          <w:b w:val="0"/>
+          <w:i w:val="0"/>
+          <w:sz w:val="20"/>
+          <w:u w:val="none"/>
+        </w:rPr>
+        <w:t>__________</w:t>
+      </w:r>
+      <w:r>
+        <w:rPr>
+          <w:b w:val="0"/>
+          <w:i w:val="0"/>
+          <w:sz w:val="20"/>
+          <w:u w:val="none"/>
+        </w:rPr>
+        <w:t xml:space="preserve"> fresh fish." So I went out to the river, but it was completely frozen. It was impossible (B) </w:t>
+      </w:r>
+      <w:r>
+        <w:rPr>
+          <w:b w:val="0"/>
+          <w:i w:val="0"/>
+          <w:sz w:val="20"/>
+          <w:u w:val="none"/>
+        </w:rPr>
+        <w:t>(B)</w:t>
+      </w:r>
+      <w:r>
+        <w:rPr>
+          <w:b w:val="0"/>
+          <w:i w:val="0"/>
+          <w:sz w:val="20"/>
+          <w:u w:val="none"/>
+        </w:rPr>
+        <w:t>__________</w:t>
+      </w:r>
+      <w:r>
+        <w:rPr>
+          <w:b w:val="0"/>
+          <w:i w:val="0"/>
+          <w:sz w:val="20"/>
+          <w:u w:val="none"/>
+        </w:rPr>
+        <w:t xml:space="preserve"> to catch any fish. I was so disappointed that I cried out to the sky, "What should I do? Please help me." Then something amazing happened. The ice melted, and three carp suddenly came out of the water! I hurried home and cooked them for my mother. I hope she (C) </w:t>
+      </w:r>
+      <w:r>
+        <w:rPr>
+          <w:b w:val="0"/>
+          <w:i w:val="0"/>
+          <w:sz w:val="20"/>
+          <w:u w:val="none"/>
+        </w:rPr>
+        <w:t>(C)</w:t>
+      </w:r>
+      <w:r>
+        <w:rPr>
+          <w:b w:val="0"/>
+          <w:i w:val="0"/>
+          <w:sz w:val="20"/>
+          <w:u w:val="none"/>
+        </w:rPr>
+        <w:t>__________</w:t>
+      </w:r>
+      <w:r>
+        <w:rPr>
+          <w:b w:val="0"/>
+          <w:i w:val="0"/>
+          <w:sz w:val="20"/>
+          <w:u w:val="none"/>
+        </w:rPr>
+        <w:t xml:space="preserve"> soon.</w:t>
+      </w:r>
+      <w:r>
+        <w:br/>
+      </w:r>
+      <w:r>
+        <w:br/>
+      </w:r>
+      <w:r>
+        <w:rPr>
+          <w:b w:val="0"/>
+          <w:i w:val="0"/>
+          <w:sz w:val="20"/>
+          <w:u w:val="none"/>
+        </w:rPr>
+        <w:t xml:space="preserve"> ① Why couldn't the man catch any fish at first? ② How many carp came out of the water? ③ How long had the mother been ill before this day? ④ What did the man do after he got the carp? ⑤ Where did the man and his mother live?</w:t>
+      </w:r>
+      <w:r>
+        <w:br/>
+      </w:r>
+      <w:r>
+        <w:rPr>
+          <w:b w:val="0"/>
+          <w:i w:val="0"/>
+          <w:sz w:val="20"/>
+          <w:u w:val="none"/>
+        </w:rPr>
+        <w:t xml:space="preserve"> → 답할 수 없는 질문: </w:t>
+      </w:r>
+      <w:r>
+        <w:rPr>
+          <w:b w:val="0"/>
+          <w:i w:val="0"/>
+          <w:sz w:val="20"/>
+          <w:u w:val="none"/>
+        </w:rPr>
+        <w:t>__________</w:t>
+      </w:r>
+    </w:p>
+    <w:p>
+      <w:pPr>
+        <w:spacing w:after="20" w:before="50"/>
+      </w:pPr>
+      <w:r>
+        <w:rPr>
+          <w:b/>
+          <w:i w:val="0"/>
+          <w:color w:val="1F3864"/>
+          <w:sz w:val="20"/>
+          <w:u w:val="none"/>
+        </w:rPr>
+        <w:t xml:space="preserve">72. </w:t>
+      </w:r>
+      <w:r>
+        <w:rPr>
+          <w:b w:val="0"/>
+          <w:i w:val="0"/>
+          <w:sz w:val="20"/>
+          <w:u w:val="none"/>
+        </w:rPr>
+        <w:t>프린트 괄호 ( what / that )을 확장한 문항이다. (1) 빈칸에 that 또는 what을 쓰고, (2) 그중 생략할 수 있는 것을 고르시오. (표적: 관계대명사 what vs that — 2학기 최우선 축)</w:t>
+      </w:r>
+    </w:p>
+    <w:p>
+      <w:pPr>
+        <w:spacing w:after="30"/>
+        <w:ind w:left="85"/>
+        <w:shd w:val="clear" w:color="auto" w:fill="F1F4F9"/>
+      </w:pPr>
+      <w:r>
+        <w:rPr>
+          <w:b w:val="0"/>
+          <w:i w:val="0"/>
+          <w:sz w:val="20"/>
+          <w:u w:val="none"/>
+        </w:rPr>
+        <w:t xml:space="preserve"> (1) It is a type of folk painting </w:t>
+      </w:r>
+      <w:r>
+        <w:rPr>
+          <w:b/>
+          <w:i w:val="0"/>
+          <w:sz w:val="20"/>
+          <w:u w:val="none"/>
+        </w:rPr>
+        <w:t xml:space="preserve">(1) </w:t>
+      </w:r>
+      <w:r>
+        <w:rPr>
+          <w:b w:val="0"/>
+          <w:i w:val="0"/>
+          <w:sz w:val="20"/>
+          <w:u w:val="none"/>
+        </w:rPr>
+        <w:t>__________</w:t>
+      </w:r>
+      <w:r>
+        <w:rPr>
+          <w:b w:val="0"/>
+          <w:i w:val="0"/>
+          <w:sz w:val="20"/>
+          <w:u w:val="none"/>
+        </w:rPr>
+        <w:t xml:space="preserve"> was popular in the late Joseon dynasty.</w:t>
+      </w:r>
+      <w:r>
+        <w:br/>
+      </w:r>
+      <w:r>
+        <w:rPr>
+          <w:b w:val="0"/>
+          <w:i w:val="0"/>
+          <w:sz w:val="20"/>
+          <w:u w:val="none"/>
+        </w:rPr>
+        <w:t xml:space="preserve"> (2) Do you know </w:t>
+      </w:r>
+      <w:r>
+        <w:rPr>
+          <w:b/>
+          <w:i w:val="0"/>
+          <w:sz w:val="20"/>
+          <w:u w:val="none"/>
+        </w:rPr>
+        <w:t xml:space="preserve">(2) </w:t>
+      </w:r>
+      <w:r>
+        <w:rPr>
+          <w:b w:val="0"/>
+          <w:i w:val="0"/>
+          <w:sz w:val="20"/>
+          <w:u w:val="none"/>
+        </w:rPr>
+        <w:t>__________</w:t>
+      </w:r>
+      <w:r>
+        <w:rPr>
+          <w:b w:val="0"/>
+          <w:i w:val="0"/>
+          <w:sz w:val="20"/>
+          <w:u w:val="none"/>
+        </w:rPr>
+        <w:t xml:space="preserve"> the carp in the painting symbolizes?</w:t>
+      </w:r>
+      <w:r>
+        <w:br/>
+      </w:r>
+      <w:r>
+        <w:rPr>
+          <w:b w:val="0"/>
+          <w:i w:val="0"/>
+          <w:sz w:val="20"/>
+          <w:u w:val="none"/>
+        </w:rPr>
+        <w:t xml:space="preserve"> (3) They represent the values </w:t>
+      </w:r>
+      <w:r>
+        <w:rPr>
+          <w:b/>
+          <w:i w:val="0"/>
+          <w:sz w:val="20"/>
+          <w:u w:val="none"/>
+        </w:rPr>
+        <w:t xml:space="preserve">(3) </w:t>
+      </w:r>
+      <w:r>
+        <w:rPr>
+          <w:b w:val="0"/>
+          <w:i w:val="0"/>
+          <w:sz w:val="20"/>
+          <w:u w:val="none"/>
+        </w:rPr>
+        <w:t>__________</w:t>
+      </w:r>
+      <w:r>
+        <w:rPr>
+          <w:b w:val="0"/>
+          <w:i w:val="0"/>
+          <w:sz w:val="20"/>
+          <w:u w:val="none"/>
+        </w:rPr>
+        <w:t xml:space="preserve"> were important to people of the Joseon dynasty.</w:t>
+      </w:r>
+      <w:r>
+        <w:br/>
+      </w:r>
+      <w:r>
+        <w:rPr>
+          <w:b w:val="0"/>
+          <w:i w:val="0"/>
+          <w:sz w:val="20"/>
+          <w:u w:val="none"/>
+        </w:rPr>
+        <w:t xml:space="preserve"> (4) </w:t>
+      </w:r>
+      <w:r>
+        <w:rPr>
+          <w:b w:val="0"/>
+          <w:i w:val="0"/>
+          <w:sz w:val="20"/>
+          <w:u w:val="none"/>
+        </w:rPr>
+        <w:t>(4)</w:t>
+      </w:r>
+      <w:r>
+        <w:rPr>
+          <w:b w:val="0"/>
+          <w:i w:val="0"/>
+          <w:sz w:val="20"/>
+          <w:u w:val="none"/>
+        </w:rPr>
+        <w:t>__________</w:t>
+      </w:r>
+      <w:r>
+        <w:rPr>
+          <w:b w:val="0"/>
+          <w:i w:val="0"/>
+          <w:sz w:val="20"/>
+          <w:u w:val="none"/>
+        </w:rPr>
+        <w:t xml:space="preserve"> made the man cry out to the sky was the frozen river.</w:t>
+      </w:r>
+      <w:r>
+        <w:br/>
+      </w:r>
+      <w:r>
+        <w:rPr>
+          <w:b w:val="0"/>
+          <w:i w:val="0"/>
+          <w:sz w:val="20"/>
+          <w:u w:val="none"/>
+        </w:rPr>
+        <w:t xml:space="preserve"> (5) Munjado reminded people of the values </w:t>
+      </w:r>
+      <w:r>
+        <w:rPr>
+          <w:b/>
+          <w:i w:val="0"/>
+          <w:sz w:val="20"/>
+          <w:u w:val="none"/>
+        </w:rPr>
+        <w:t xml:space="preserve">(5) </w:t>
+      </w:r>
+      <w:r>
+        <w:rPr>
+          <w:b w:val="0"/>
+          <w:i w:val="0"/>
+          <w:sz w:val="20"/>
+          <w:u w:val="none"/>
+        </w:rPr>
+        <w:t>__________</w:t>
+      </w:r>
+      <w:r>
+        <w:rPr>
+          <w:b w:val="0"/>
+          <w:i w:val="0"/>
+          <w:sz w:val="20"/>
+          <w:u w:val="none"/>
+        </w:rPr>
+        <w:t xml:space="preserve"> they should keep in their lives.</w:t>
+      </w:r>
+      <w:r>
+        <w:br/>
+      </w:r>
+      <w:r>
+        <w:rPr>
+          <w:b w:val="0"/>
+          <w:i w:val="0"/>
+          <w:sz w:val="20"/>
+          <w:u w:val="none"/>
+        </w:rPr>
+        <w:t xml:space="preserve"> (6) Munjado was a study tool </w:t>
+      </w:r>
+      <w:r>
+        <w:rPr>
+          <w:b/>
+          <w:i w:val="0"/>
+          <w:sz w:val="20"/>
+          <w:u w:val="none"/>
+        </w:rPr>
+        <w:t xml:space="preserve">(6) </w:t>
+      </w:r>
+      <w:r>
+        <w:rPr>
+          <w:b w:val="0"/>
+          <w:i w:val="0"/>
+          <w:sz w:val="20"/>
+          <w:u w:val="none"/>
+        </w:rPr>
+        <w:t>__________</w:t>
+      </w:r>
+      <w:r>
+        <w:rPr>
+          <w:b w:val="0"/>
+          <w:i w:val="0"/>
+          <w:sz w:val="20"/>
+          <w:u w:val="none"/>
+        </w:rPr>
+        <w:t xml:space="preserve"> taught children the importance of harmony.</w:t>
+      </w:r>
+      <w:r>
+        <w:br/>
+      </w:r>
+      <w:r>
+        <w:rPr>
+          <w:b w:val="0"/>
+          <w:i w:val="0"/>
+          <w:sz w:val="20"/>
+          <w:u w:val="none"/>
+        </w:rPr>
+        <w:t xml:space="preserve"> ▶ 생략 가능한 것: </w:t>
+      </w:r>
+      <w:r>
+        <w:rPr>
+          <w:b w:val="0"/>
+          <w:i w:val="0"/>
+          <w:sz w:val="20"/>
+          <w:u w:val="none"/>
+        </w:rPr>
+        <w:t>__________</w:t>
       </w:r>
     </w:p>
     <w:p>
@@ -7223,6 +10791,296 @@
           <w:u w:val="none"/>
         </w:rPr>
         <w:t xml:space="preserve"> (A) folk (B) symbolic (C) respect (D) loyalty (E) justice</w:t>
+      </w:r>
+      <w:r>
+        <w:rPr>
+          <w:b w:val="0"/>
+          <w:i w:val="0"/>
+          <w:color w:val="B0B8C8"/>
+          <w:sz w:val="18"/>
+          <w:u w:val="none"/>
+        </w:rPr>
+        <w:t xml:space="preserve">   │   </w:t>
+      </w:r>
+      <w:r>
+        <w:rPr>
+          <w:b/>
+          <w:i w:val="0"/>
+          <w:color w:val="1F3864"/>
+          <w:sz w:val="18"/>
+          <w:u w:val="none"/>
+        </w:rPr>
+        <w:t>63</w:t>
+      </w:r>
+      <w:r>
+        <w:rPr>
+          <w:b w:val="0"/>
+          <w:i w:val="0"/>
+          <w:sz w:val="18"/>
+          <w:u w:val="none"/>
+        </w:rPr>
+        <w:t xml:space="preserve"> (1) 과거분사(p.p.) (2) Munjado (3) 주격 / 단수 (4) 단수 / appears (5) eight Chinese characters / 복수 (6) ~해지다 (7) 동사의 과거형 / 현재 (8) 의미상 주어 (9) 너무 ~해서 …하다 (10) carp / fish</w:t>
+      </w:r>
+      <w:r>
+        <w:rPr>
+          <w:b w:val="0"/>
+          <w:i w:val="0"/>
+          <w:color w:val="B0B8C8"/>
+          <w:sz w:val="18"/>
+          <w:u w:val="none"/>
+        </w:rPr>
+        <w:t xml:space="preserve">   │   </w:t>
+      </w:r>
+      <w:r>
+        <w:rPr>
+          <w:b/>
+          <w:i w:val="0"/>
+          <w:color w:val="1F3864"/>
+          <w:sz w:val="18"/>
+          <w:u w:val="none"/>
+        </w:rPr>
+        <w:t>64</w:t>
+      </w:r>
+      <w:r>
+        <w:rPr>
+          <w:b w:val="0"/>
+          <w:i w:val="0"/>
+          <w:sz w:val="18"/>
+          <w:u w:val="none"/>
+        </w:rPr>
+        <w:t xml:space="preserve"> (1) ~한 상태를 유지하다 (2) ~하게 되다 (3) 형용사적 / will (4) 비교급 / 훨씬 / very (5) ~ 이상(의 것) (6) 주격 / important values</w:t>
+      </w:r>
+      <w:r>
+        <w:rPr>
+          <w:b w:val="0"/>
+          <w:i w:val="0"/>
+          <w:color w:val="B0B8C8"/>
+          <w:sz w:val="18"/>
+          <w:u w:val="none"/>
+        </w:rPr>
+        <w:t xml:space="preserve">   │   </w:t>
+      </w:r>
+      <w:r>
+        <w:rPr>
+          <w:b/>
+          <w:i w:val="0"/>
+          <w:color w:val="1F3864"/>
+          <w:sz w:val="18"/>
+          <w:u w:val="none"/>
+        </w:rPr>
+        <w:t>65</w:t>
+      </w:r>
+      <w:r>
+        <w:rPr>
+          <w:b w:val="0"/>
+          <w:i w:val="0"/>
+          <w:sz w:val="18"/>
+          <w:u w:val="none"/>
+        </w:rPr>
+        <w:t xml:space="preserve"> (1) Munjado (2) eight Chinese characters (3) other examples of symbolic objects (= bamboo and lotus flowers) (4) lotus flowers (5) Munjado (6) people of the Joseon dynasty (7) Munjado / 있는 대로: (1), (5), (7)</w:t>
+      </w:r>
+      <w:r>
+        <w:rPr>
+          <w:b w:val="0"/>
+          <w:i w:val="0"/>
+          <w:color w:val="B0B8C8"/>
+          <w:sz w:val="18"/>
+          <w:u w:val="none"/>
+        </w:rPr>
+        <w:t xml:space="preserve">   │   </w:t>
+      </w:r>
+      <w:r>
+        <w:rPr>
+          <w:b/>
+          <w:i w:val="0"/>
+          <w:color w:val="1F3864"/>
+          <w:sz w:val="18"/>
+          <w:u w:val="none"/>
+        </w:rPr>
+        <w:t>66</w:t>
+      </w:r>
+      <w:r>
+        <w:rPr>
+          <w:b w:val="0"/>
+          <w:i w:val="0"/>
+          <w:sz w:val="18"/>
+          <w:u w:val="none"/>
+        </w:rPr>
+        <w:t xml:space="preserve"> ④ that – appears – much / 확인: much · far</w:t>
+      </w:r>
+      <w:r>
+        <w:rPr>
+          <w:b w:val="0"/>
+          <w:i w:val="0"/>
+          <w:color w:val="B0B8C8"/>
+          <w:sz w:val="18"/>
+          <w:u w:val="none"/>
+        </w:rPr>
+        <w:t xml:space="preserve">   │   </w:t>
+      </w:r>
+      <w:r>
+        <w:rPr>
+          <w:b/>
+          <w:i w:val="0"/>
+          <w:color w:val="1F3864"/>
+          <w:sz w:val="18"/>
+          <w:u w:val="none"/>
+        </w:rPr>
+        <w:t>67</w:t>
+      </w:r>
+      <w:r>
+        <w:rPr>
+          <w:b w:val="0"/>
+          <w:i w:val="0"/>
+          <w:sz w:val="18"/>
+          <w:u w:val="none"/>
+        </w:rPr>
+        <w:t xml:space="preserve"> ②, ④, ⑥, ⑦</w:t>
+      </w:r>
+      <w:r>
+        <w:rPr>
+          <w:b w:val="0"/>
+          <w:i w:val="0"/>
+          <w:color w:val="B0B8C8"/>
+          <w:sz w:val="18"/>
+          <w:u w:val="none"/>
+        </w:rPr>
+        <w:t xml:space="preserve">   │   </w:t>
+      </w:r>
+      <w:r>
+        <w:rPr>
+          <w:b/>
+          <w:i w:val="0"/>
+          <w:color w:val="1F3864"/>
+          <w:sz w:val="18"/>
+          <w:u w:val="none"/>
+        </w:rPr>
+        <w:t>68</w:t>
+      </w:r>
+      <w:r>
+        <w:rPr>
+          <w:b w:val="0"/>
+          <w:i w:val="0"/>
+          <w:sz w:val="18"/>
+          <w:u w:val="none"/>
+        </w:rPr>
+        <w:t xml:space="preserve"> ① T ② F(early→late) ③ T ④ F(only used for decoration→not just decorations, often symbolic) ⑤ F(병의 원인은 본문에 없음) ⑥ T ⑦ T ⑧ F(bends easily→does not bend) ⑨ T ⑩ F(give up→fight for justice) ⑪ F(little→greatly) ⑫ T ⑬ T / F 6개</w:t>
+      </w:r>
+      <w:r>
+        <w:rPr>
+          <w:b w:val="0"/>
+          <w:i w:val="0"/>
+          <w:color w:val="B0B8C8"/>
+          <w:sz w:val="18"/>
+          <w:u w:val="none"/>
+        </w:rPr>
+        <w:t xml:space="preserve">   │   </w:t>
+      </w:r>
+      <w:r>
+        <w:rPr>
+          <w:b/>
+          <w:i w:val="0"/>
+          <w:color w:val="1F3864"/>
+          <w:sz w:val="18"/>
+          <w:u w:val="none"/>
+        </w:rPr>
+        <w:t>69</w:t>
+      </w:r>
+      <w:r>
+        <w:rPr>
+          <w:b w:val="0"/>
+          <w:i w:val="0"/>
+          <w:sz w:val="18"/>
+          <w:u w:val="none"/>
+        </w:rPr>
+        <w:t xml:space="preserve"> (1) on the right (2) is called (3) One of (4) because of / respect (5) goes as follows (6) became ill (7) so disappointed that (8) Then / got well (9) in all kinds of weather (10) In the case of lotus flowers / muddy ponds / still (11) much more than (12) In particular / a study tool</w:t>
+      </w:r>
+      <w:r>
+        <w:rPr>
+          <w:b w:val="0"/>
+          <w:i w:val="0"/>
+          <w:color w:val="B0B8C8"/>
+          <w:sz w:val="18"/>
+          <w:u w:val="none"/>
+        </w:rPr>
+        <w:t xml:space="preserve">   │   </w:t>
+      </w:r>
+      <w:r>
+        <w:rPr>
+          <w:b/>
+          <w:i w:val="0"/>
+          <w:color w:val="1F3864"/>
+          <w:sz w:val="18"/>
+          <w:u w:val="none"/>
+        </w:rPr>
+        <w:t>70</w:t>
+      </w:r>
+      <w:r>
+        <w:rPr>
+          <w:b w:val="0"/>
+          <w:i w:val="0"/>
+          <w:sz w:val="18"/>
+          <w:u w:val="none"/>
+        </w:rPr>
+        <w:t xml:space="preserve"> (1) character (2) attitude (3) represent (4) despite (5) loyalty (6) bloom (7) harmony (8) will / 숨은 단어 c-a-r-p = carp → respect for parents</w:t>
+      </w:r>
+      <w:r>
+        <w:rPr>
+          <w:b w:val="0"/>
+          <w:i w:val="0"/>
+          <w:color w:val="B0B8C8"/>
+          <w:sz w:val="18"/>
+          <w:u w:val="none"/>
+        </w:rPr>
+        <w:t xml:space="preserve">   │   </w:t>
+      </w:r>
+      <w:r>
+        <w:rPr>
+          <w:b/>
+          <w:i w:val="0"/>
+          <w:color w:val="1F3864"/>
+          <w:sz w:val="18"/>
+          <w:u w:val="none"/>
+        </w:rPr>
+        <w:t>71</w:t>
+      </w:r>
+      <w:r>
+        <w:rPr>
+          <w:b w:val="0"/>
+          <w:i w:val="0"/>
+          <w:sz w:val="18"/>
+          <w:u w:val="none"/>
+        </w:rPr>
+        <w:t xml:space="preserve"> (A) could eat (B) for me (C) gets well / 답할 수 없는 질문: ③, ⑤</w:t>
+      </w:r>
+      <w:r>
+        <w:rPr>
+          <w:b w:val="0"/>
+          <w:i w:val="0"/>
+          <w:color w:val="B0B8C8"/>
+          <w:sz w:val="18"/>
+          <w:u w:val="none"/>
+        </w:rPr>
+        <w:t xml:space="preserve">   │   </w:t>
+      </w:r>
+      <w:r>
+        <w:rPr>
+          <w:b/>
+          <w:i w:val="0"/>
+          <w:color w:val="1F3864"/>
+          <w:sz w:val="18"/>
+          <w:u w:val="none"/>
+        </w:rPr>
+        <w:t>72</w:t>
+      </w:r>
+      <w:r>
+        <w:rPr>
+          <w:b w:val="0"/>
+          <w:i w:val="0"/>
+          <w:sz w:val="18"/>
+          <w:u w:val="none"/>
+        </w:rPr>
+        <w:t xml:space="preserve"> (1) that (2) what (3) that (4) What (5) that (6) that / 생략 가능: (5)</w:t>
       </w:r>
     </w:p>
     <w:sectPr>

--- a/mokdong3/2fin/word/md3s2_L8_check_exam.docx
+++ b/mokdong3/2fin/word/md3s2_L8_check_exam.docx
@@ -5375,3574 +5375,6 @@
           <w:u w:val="none"/>
         </w:rPr>
         <w:t>. Munjado was much more than a painting; for children, it was a study tool.</w:t>
-      </w:r>
-    </w:p>
-    <w:p>
-      <w:pPr>
-        <w:spacing w:after="30" w:before="100"/>
-      </w:pPr>
-      <w:r>
-        <w:rPr>
-          <w:b/>
-          <w:i w:val="0"/>
-          <w:color w:val="1F3864"/>
-          <w:sz w:val="21"/>
-          <w:u w:val="none"/>
-        </w:rPr>
-        <w:t>■ 3부 학교 프린트 8-⑤⑥ Reading 1~4 반영 (63~72)</w:t>
-      </w:r>
-    </w:p>
-    <w:p>
-      <w:pPr>
-        <w:spacing w:after="20" w:before="50"/>
-      </w:pPr>
-      <w:r>
-        <w:rPr>
-          <w:b/>
-          <w:i w:val="0"/>
-          <w:color w:val="1F3864"/>
-          <w:sz w:val="20"/>
-          <w:u w:val="none"/>
-        </w:rPr>
-        <w:t xml:space="preserve">63. </w:t>
-      </w:r>
-      <w:r>
-        <w:rPr>
-          <w:b w:val="0"/>
-          <w:i w:val="0"/>
-          <w:sz w:val="20"/>
-          <w:u w:val="none"/>
-        </w:rPr>
-        <w:t>학교 프린트 8-⑤ Reading 1·2 &lt;Grammar Points&gt;의 빈칸을 채우시오. (표적: 프린트 필기 서답형)</w:t>
-      </w:r>
-    </w:p>
-    <w:p>
-      <w:pPr>
-        <w:spacing w:after="30"/>
-        <w:ind w:left="85"/>
-        <w:shd w:val="clear" w:color="auto" w:fill="F1F4F9"/>
-      </w:pPr>
-      <w:r>
-        <w:rPr>
-          <w:b w:val="0"/>
-          <w:i w:val="0"/>
-          <w:sz w:val="20"/>
-          <w:u w:val="none"/>
-        </w:rPr>
-        <w:t xml:space="preserve"> [Reading 1] This kind of painting </w:t>
-      </w:r>
-      <w:r>
-        <w:rPr>
-          <w:b/>
-          <w:i w:val="0"/>
-          <w:sz w:val="20"/>
-          <w:u w:val="none"/>
-        </w:rPr>
-        <w:t>is called</w:t>
-      </w:r>
-      <w:r>
-        <w:rPr>
-          <w:b w:val="0"/>
-          <w:i w:val="0"/>
-          <w:sz w:val="20"/>
-          <w:u w:val="none"/>
-        </w:rPr>
-        <w:t xml:space="preserve"> Munjado, and </w:t>
-      </w:r>
-      <w:r>
-        <w:rPr>
-          <w:b/>
-          <w:i w:val="0"/>
-          <w:sz w:val="20"/>
-          <w:u w:val="none"/>
-        </w:rPr>
-        <w:t>it</w:t>
-      </w:r>
-      <w:r>
-        <w:rPr>
-          <w:b w:val="0"/>
-          <w:i w:val="0"/>
-          <w:sz w:val="20"/>
-          <w:u w:val="none"/>
-        </w:rPr>
-        <w:t xml:space="preserve"> is a type of folk painting </w:t>
-      </w:r>
-      <w:r>
-        <w:rPr>
-          <w:b/>
-          <w:i w:val="0"/>
-          <w:sz w:val="20"/>
-          <w:u w:val="none"/>
-        </w:rPr>
-        <w:t>that</w:t>
-      </w:r>
-      <w:r>
-        <w:rPr>
-          <w:b w:val="0"/>
-          <w:i w:val="0"/>
-          <w:sz w:val="20"/>
-          <w:u w:val="none"/>
-        </w:rPr>
-        <w:t xml:space="preserve"> was popular in the late Joseon dynasty.</w:t>
-      </w:r>
-      <w:r>
-        <w:br/>
-      </w:r>
-      <w:r>
-        <w:rPr>
-          <w:b w:val="0"/>
-          <w:i w:val="0"/>
-          <w:sz w:val="20"/>
-          <w:u w:val="none"/>
-        </w:rPr>
-        <w:t xml:space="preserve"> (1) is called: 수동태 「be동사 + </w:t>
-      </w:r>
-      <w:r>
-        <w:rPr>
-          <w:b/>
-          <w:i w:val="0"/>
-          <w:sz w:val="20"/>
-          <w:u w:val="none"/>
-        </w:rPr>
-        <w:t xml:space="preserve">(1) </w:t>
-      </w:r>
-      <w:r>
-        <w:rPr>
-          <w:b w:val="0"/>
-          <w:i w:val="0"/>
-          <w:sz w:val="20"/>
-          <w:u w:val="none"/>
-        </w:rPr>
-        <w:t>__________</w:t>
-      </w:r>
-      <w:r>
-        <w:rPr>
-          <w:b w:val="0"/>
-          <w:i w:val="0"/>
-          <w:sz w:val="20"/>
-          <w:u w:val="none"/>
-        </w:rPr>
-        <w:t>」</w:t>
-      </w:r>
-      <w:r>
-        <w:br/>
-      </w:r>
-      <w:r>
-        <w:rPr>
-          <w:b w:val="0"/>
-          <w:i w:val="0"/>
-          <w:sz w:val="20"/>
-          <w:u w:val="none"/>
-        </w:rPr>
-        <w:t xml:space="preserve"> (2) it이 가리키는 것: </w:t>
-      </w:r>
-      <w:r>
-        <w:rPr>
-          <w:b/>
-          <w:i w:val="0"/>
-          <w:sz w:val="20"/>
-          <w:u w:val="none"/>
-        </w:rPr>
-        <w:t xml:space="preserve">(2) </w:t>
-      </w:r>
-      <w:r>
-        <w:rPr>
-          <w:b w:val="0"/>
-          <w:i w:val="0"/>
-          <w:sz w:val="20"/>
-          <w:u w:val="none"/>
-        </w:rPr>
-        <w:t>__________</w:t>
-      </w:r>
-      <w:r>
-        <w:br/>
-      </w:r>
-      <w:r>
-        <w:rPr>
-          <w:b w:val="0"/>
-          <w:i w:val="0"/>
-          <w:sz w:val="20"/>
-          <w:u w:val="none"/>
-        </w:rPr>
-        <w:t xml:space="preserve"> (3) that: </w:t>
-      </w:r>
-      <w:r>
-        <w:rPr>
-          <w:b/>
-          <w:i w:val="0"/>
-          <w:sz w:val="20"/>
-          <w:u w:val="none"/>
-        </w:rPr>
-        <w:t xml:space="preserve">(3) </w:t>
-      </w:r>
-      <w:r>
-        <w:rPr>
-          <w:b w:val="0"/>
-          <w:i w:val="0"/>
-          <w:sz w:val="20"/>
-          <w:u w:val="none"/>
-        </w:rPr>
-        <w:t>__________</w:t>
-      </w:r>
-      <w:r>
-        <w:rPr>
-          <w:b w:val="0"/>
-          <w:i w:val="0"/>
-          <w:sz w:val="20"/>
-          <w:u w:val="none"/>
-        </w:rPr>
-        <w:t xml:space="preserve"> 관계대명사 — 선행사 a type of folk painting 수식 (</w:t>
-      </w:r>
-      <w:r>
-        <w:rPr>
-          <w:b w:val="0"/>
-          <w:i w:val="0"/>
-          <w:sz w:val="20"/>
-          <w:u w:val="none"/>
-        </w:rPr>
-        <w:t>__________</w:t>
-      </w:r>
-      <w:r>
-        <w:rPr>
-          <w:b w:val="0"/>
-          <w:i w:val="0"/>
-          <w:sz w:val="20"/>
-          <w:u w:val="none"/>
-        </w:rPr>
-        <w:t>동사 was)</w:t>
-      </w:r>
-      <w:r>
-        <w:br/>
-      </w:r>
-      <w:r>
-        <w:rPr>
-          <w:b w:val="0"/>
-          <w:i w:val="0"/>
-          <w:sz w:val="20"/>
-          <w:u w:val="none"/>
-        </w:rPr>
-        <w:t xml:space="preserve"> (4) One of ~가 주어로 쓰이면 </w:t>
-      </w:r>
-      <w:r>
-        <w:rPr>
-          <w:b/>
-          <w:i w:val="0"/>
-          <w:sz w:val="20"/>
-          <w:u w:val="none"/>
-        </w:rPr>
-        <w:t xml:space="preserve">(4) </w:t>
-      </w:r>
-      <w:r>
-        <w:rPr>
-          <w:b w:val="0"/>
-          <w:i w:val="0"/>
-          <w:sz w:val="20"/>
-          <w:u w:val="none"/>
-        </w:rPr>
-        <w:t>__________</w:t>
-      </w:r>
-      <w:r>
-        <w:rPr>
-          <w:b w:val="0"/>
-          <w:i w:val="0"/>
-          <w:sz w:val="20"/>
-          <w:u w:val="none"/>
-        </w:rPr>
-        <w:t xml:space="preserve">동사가 따라 나온다. → One of eight Chinese characters </w:t>
-      </w:r>
-      <w:r>
-        <w:rPr>
-          <w:b w:val="0"/>
-          <w:i w:val="0"/>
-          <w:sz w:val="20"/>
-          <w:u w:val="none"/>
-        </w:rPr>
-        <w:t>__________</w:t>
-      </w:r>
-      <w:r>
-        <w:rPr>
-          <w:b w:val="0"/>
-          <w:i w:val="0"/>
-          <w:sz w:val="20"/>
-          <w:u w:val="none"/>
-        </w:rPr>
-        <w:t xml:space="preserve"> in Munjado.</w:t>
-      </w:r>
-      <w:r>
-        <w:br/>
-      </w:r>
-      <w:r>
-        <w:rPr>
-          <w:b w:val="0"/>
-          <w:i w:val="0"/>
-          <w:sz w:val="20"/>
-          <w:u w:val="none"/>
-        </w:rPr>
-        <w:t xml:space="preserve"> (5) </w:t>
-      </w:r>
-      <w:r>
-        <w:rPr>
-          <w:b/>
-          <w:i w:val="0"/>
-          <w:sz w:val="20"/>
-          <w:u w:val="none"/>
-        </w:rPr>
-        <w:t>They</w:t>
-      </w:r>
-      <w:r>
-        <w:rPr>
-          <w:b w:val="0"/>
-          <w:i w:val="0"/>
-          <w:sz w:val="20"/>
-          <w:u w:val="none"/>
-        </w:rPr>
-        <w:t xml:space="preserve"> are hyo, je, … and they represent the values </w:t>
-      </w:r>
-      <w:r>
-        <w:rPr>
-          <w:b/>
-          <w:i w:val="0"/>
-          <w:sz w:val="20"/>
-          <w:u w:val="none"/>
-        </w:rPr>
-        <w:t>that were</w:t>
-      </w:r>
-      <w:r>
-        <w:rPr>
-          <w:b w:val="0"/>
-          <w:i w:val="0"/>
-          <w:sz w:val="20"/>
-          <w:u w:val="none"/>
-        </w:rPr>
-        <w:t xml:space="preserve"> important ~ : They가 가리키는 말 = </w:t>
-      </w:r>
-      <w:r>
-        <w:rPr>
-          <w:b/>
-          <w:i w:val="0"/>
-          <w:sz w:val="20"/>
-          <w:u w:val="none"/>
-        </w:rPr>
-        <w:t xml:space="preserve">(5) </w:t>
-      </w:r>
-      <w:r>
-        <w:rPr>
-          <w:b w:val="0"/>
-          <w:i w:val="0"/>
-          <w:sz w:val="20"/>
-          <w:u w:val="none"/>
-        </w:rPr>
-        <w:t>__________</w:t>
-      </w:r>
-      <w:r>
-        <w:rPr>
-          <w:b w:val="0"/>
-          <w:i w:val="0"/>
-          <w:sz w:val="20"/>
-          <w:u w:val="none"/>
-        </w:rPr>
-        <w:t xml:space="preserve"> / that = 주격 관계대명사, 선행사 the values (</w:t>
-      </w:r>
-      <w:r>
-        <w:rPr>
-          <w:b w:val="0"/>
-          <w:i w:val="0"/>
-          <w:sz w:val="20"/>
-          <w:u w:val="none"/>
-        </w:rPr>
-        <w:t>__________</w:t>
-      </w:r>
-      <w:r>
-        <w:rPr>
-          <w:b w:val="0"/>
-          <w:i w:val="0"/>
-          <w:sz w:val="20"/>
-          <w:u w:val="none"/>
-        </w:rPr>
-        <w:t>동사 were)</w:t>
-      </w:r>
-      <w:r>
-        <w:br/>
-      </w:r>
-      <w:r>
-        <w:rPr>
-          <w:b w:val="0"/>
-          <w:i w:val="0"/>
-          <w:sz w:val="20"/>
-          <w:u w:val="none"/>
-        </w:rPr>
-        <w:t xml:space="preserve"> [Reading 2]</w:t>
-      </w:r>
-      <w:r>
-        <w:br/>
-      </w:r>
-      <w:r>
-        <w:rPr>
-          <w:b w:val="0"/>
-          <w:i w:val="0"/>
-          <w:sz w:val="20"/>
-          <w:u w:val="none"/>
-        </w:rPr>
-        <w:t xml:space="preserve"> (6) become + 형용사: </w:t>
-      </w:r>
-      <w:r>
-        <w:rPr>
-          <w:b/>
-          <w:i w:val="0"/>
-          <w:sz w:val="20"/>
-          <w:u w:val="none"/>
-        </w:rPr>
-        <w:t xml:space="preserve">(6) </w:t>
-      </w:r>
-      <w:r>
-        <w:rPr>
-          <w:b w:val="0"/>
-          <w:i w:val="0"/>
-          <w:sz w:val="20"/>
-          <w:u w:val="none"/>
-        </w:rPr>
-        <w:t>__________</w:t>
-      </w:r>
-      <w:r>
-        <w:rPr>
-          <w:b w:val="0"/>
-          <w:i w:val="0"/>
-          <w:sz w:val="20"/>
-          <w:u w:val="none"/>
-        </w:rPr>
-        <w:t xml:space="preserve"> → the man's mother </w:t>
-      </w:r>
-      <w:r>
-        <w:rPr>
-          <w:b/>
-          <w:i w:val="0"/>
-          <w:sz w:val="20"/>
-          <w:u w:val="none"/>
-        </w:rPr>
-        <w:t>became ill</w:t>
-      </w:r>
-      <w:r>
-        <w:rPr>
-          <w:b w:val="0"/>
-          <w:i w:val="0"/>
-          <w:sz w:val="20"/>
-          <w:u w:val="none"/>
-        </w:rPr>
-        <w:t xml:space="preserve"> (병이 들었다)</w:t>
-      </w:r>
-      <w:r>
-        <w:br/>
-      </w:r>
-      <w:r>
-        <w:rPr>
-          <w:b w:val="0"/>
-          <w:i w:val="0"/>
-          <w:sz w:val="20"/>
-          <w:u w:val="none"/>
-        </w:rPr>
-        <w:t xml:space="preserve"> (7) 가정법 과거: If + 주어 + </w:t>
-      </w:r>
-      <w:r>
-        <w:rPr>
-          <w:b/>
-          <w:i w:val="0"/>
-          <w:sz w:val="20"/>
-          <w:u w:val="none"/>
-        </w:rPr>
-        <w:t xml:space="preserve">(7) </w:t>
-      </w:r>
-      <w:r>
-        <w:rPr>
-          <w:b w:val="0"/>
-          <w:i w:val="0"/>
-          <w:sz w:val="20"/>
-          <w:u w:val="none"/>
-        </w:rPr>
-        <w:t>__________</w:t>
-      </w:r>
-      <w:r>
-        <w:rPr>
-          <w:b w:val="0"/>
-          <w:i w:val="0"/>
-          <w:sz w:val="20"/>
-          <w:u w:val="none"/>
-        </w:rPr>
-        <w:t xml:space="preserve"> ~, 주어 + 조동사 과거 + 동사원형 … → </w:t>
-      </w:r>
-      <w:r>
-        <w:rPr>
-          <w:b w:val="0"/>
-          <w:i w:val="0"/>
-          <w:sz w:val="20"/>
-          <w:u w:val="none"/>
-        </w:rPr>
-        <w:t>__________</w:t>
-      </w:r>
-      <w:r>
-        <w:rPr>
-          <w:b w:val="0"/>
-          <w:i w:val="0"/>
-          <w:sz w:val="20"/>
-          <w:u w:val="none"/>
-        </w:rPr>
-        <w:t xml:space="preserve"> 사실과 반대되는 일, 가능성이 희박한 일을 소망하여 말함.</w:t>
-      </w:r>
-      <w:r>
-        <w:br/>
-      </w:r>
-      <w:r>
-        <w:rPr>
-          <w:b w:val="0"/>
-          <w:i w:val="0"/>
-          <w:sz w:val="20"/>
-          <w:u w:val="none"/>
-        </w:rPr>
-        <w:t xml:space="preserve"> (8) It is 형용사 + for/of + 목적격 + to 동사원형: 「for/of + 목적격」은 to부정사의 </w:t>
-      </w:r>
-      <w:r>
-        <w:rPr>
-          <w:b/>
-          <w:i w:val="0"/>
-          <w:sz w:val="20"/>
-          <w:u w:val="none"/>
-        </w:rPr>
-        <w:t xml:space="preserve">(8) </w:t>
-      </w:r>
-      <w:r>
-        <w:rPr>
-          <w:b w:val="0"/>
-          <w:i w:val="0"/>
-          <w:sz w:val="20"/>
-          <w:u w:val="none"/>
-        </w:rPr>
-        <w:t>__________</w:t>
-      </w:r>
-      <w:r>
-        <w:rPr>
-          <w:b w:val="0"/>
-          <w:i w:val="0"/>
-          <w:sz w:val="20"/>
-          <w:u w:val="none"/>
-        </w:rPr>
-        <w:t xml:space="preserve"> (…가 ~하는 것은 ─하다)</w:t>
-      </w:r>
-      <w:r>
-        <w:br/>
-      </w:r>
-      <w:r>
-        <w:rPr>
-          <w:b w:val="0"/>
-          <w:i w:val="0"/>
-          <w:sz w:val="20"/>
-          <w:u w:val="none"/>
-        </w:rPr>
-        <w:t xml:space="preserve"> (9) so + 형용사/부사 + that ~ : </w:t>
-      </w:r>
-      <w:r>
-        <w:rPr>
-          <w:b/>
-          <w:i w:val="0"/>
-          <w:sz w:val="20"/>
-          <w:u w:val="none"/>
-        </w:rPr>
-        <w:t xml:space="preserve">(9) </w:t>
-      </w:r>
-      <w:r>
-        <w:rPr>
-          <w:b w:val="0"/>
-          <w:i w:val="0"/>
-          <w:sz w:val="20"/>
-          <w:u w:val="none"/>
-        </w:rPr>
-        <w:t>__________</w:t>
-      </w:r>
-      <w:r>
-        <w:br/>
-      </w:r>
-      <w:r>
-        <w:rPr>
-          <w:b w:val="0"/>
-          <w:i w:val="0"/>
-          <w:sz w:val="20"/>
-          <w:u w:val="none"/>
-        </w:rPr>
-        <w:t xml:space="preserve"> (10) carp의 복수형: </w:t>
-      </w:r>
-      <w:r>
-        <w:rPr>
-          <w:b/>
-          <w:i w:val="0"/>
-          <w:sz w:val="20"/>
-          <w:u w:val="none"/>
-        </w:rPr>
-        <w:t xml:space="preserve">(10) </w:t>
-      </w:r>
-      <w:r>
-        <w:rPr>
-          <w:b w:val="0"/>
-          <w:i w:val="0"/>
-          <w:sz w:val="20"/>
-          <w:u w:val="none"/>
-        </w:rPr>
-        <w:t>__________</w:t>
-      </w:r>
-      <w:r>
-        <w:rPr>
-          <w:b w:val="0"/>
-          <w:i w:val="0"/>
-          <w:sz w:val="20"/>
-          <w:u w:val="none"/>
-        </w:rPr>
-        <w:t xml:space="preserve"> / fish의 복수형: </w:t>
-      </w:r>
-      <w:r>
-        <w:rPr>
-          <w:b w:val="0"/>
-          <w:i w:val="0"/>
-          <w:sz w:val="20"/>
-          <w:u w:val="none"/>
-        </w:rPr>
-        <w:t>__________</w:t>
-      </w:r>
-    </w:p>
-    <w:p>
-      <w:pPr>
-        <w:spacing w:after="20" w:before="50"/>
-      </w:pPr>
-      <w:r>
-        <w:rPr>
-          <w:b/>
-          <w:i w:val="0"/>
-          <w:color w:val="1F3864"/>
-          <w:sz w:val="20"/>
-          <w:u w:val="none"/>
-        </w:rPr>
-        <w:t xml:space="preserve">64. </w:t>
-      </w:r>
-      <w:r>
-        <w:rPr>
-          <w:b w:val="0"/>
-          <w:i w:val="0"/>
-          <w:sz w:val="20"/>
-          <w:u w:val="none"/>
-        </w:rPr>
-        <w:t>학교 프린트 8-⑥ Reading 3·4 &lt;Grammar Points&gt;의 빈칸을 채우시오. (표적: 프린트 필기 서답형)</w:t>
-      </w:r>
-    </w:p>
-    <w:p>
-      <w:pPr>
-        <w:spacing w:after="30"/>
-        <w:ind w:left="85"/>
-        <w:shd w:val="clear" w:color="auto" w:fill="F1F4F9"/>
-      </w:pPr>
-      <w:r>
-        <w:rPr>
-          <w:b w:val="0"/>
-          <w:i w:val="0"/>
-          <w:sz w:val="20"/>
-          <w:u w:val="none"/>
-        </w:rPr>
-        <w:t xml:space="preserve"> [Reading 3]</w:t>
-      </w:r>
-      <w:r>
-        <w:br/>
-      </w:r>
-      <w:r>
-        <w:rPr>
-          <w:b w:val="0"/>
-          <w:i w:val="0"/>
-          <w:sz w:val="20"/>
-          <w:u w:val="none"/>
-        </w:rPr>
-        <w:t xml:space="preserve"> (1) stay + 형용사: </w:t>
-      </w:r>
-      <w:r>
-        <w:rPr>
-          <w:b/>
-          <w:i w:val="0"/>
-          <w:sz w:val="20"/>
-          <w:u w:val="none"/>
-        </w:rPr>
-        <w:t xml:space="preserve">(1) </w:t>
-      </w:r>
-      <w:r>
-        <w:rPr>
-          <w:b w:val="0"/>
-          <w:i w:val="0"/>
-          <w:sz w:val="20"/>
-          <w:u w:val="none"/>
-        </w:rPr>
-        <w:t>__________</w:t>
-      </w:r>
-      <w:r>
-        <w:rPr>
-          <w:b w:val="0"/>
-          <w:i w:val="0"/>
-          <w:sz w:val="20"/>
-          <w:u w:val="none"/>
-        </w:rPr>
-        <w:t xml:space="preserve"> → It </w:t>
-      </w:r>
-      <w:r>
-        <w:rPr>
-          <w:b/>
-          <w:i w:val="0"/>
-          <w:sz w:val="20"/>
-          <w:u w:val="none"/>
-        </w:rPr>
-        <w:t>stays green</w:t>
-      </w:r>
-      <w:r>
-        <w:rPr>
-          <w:b w:val="0"/>
-          <w:i w:val="0"/>
-          <w:sz w:val="20"/>
-          <w:u w:val="none"/>
-        </w:rPr>
-        <w:t xml:space="preserve"> in all kinds of weather.</w:t>
-      </w:r>
-      <w:r>
-        <w:br/>
-      </w:r>
-      <w:r>
-        <w:rPr>
-          <w:b w:val="0"/>
-          <w:i w:val="0"/>
-          <w:sz w:val="20"/>
-          <w:u w:val="none"/>
-        </w:rPr>
-        <w:t xml:space="preserve"> (2) come to + 동사원형: </w:t>
-      </w:r>
-      <w:r>
-        <w:rPr>
-          <w:b/>
-          <w:i w:val="0"/>
-          <w:sz w:val="20"/>
-          <w:u w:val="none"/>
-        </w:rPr>
-        <w:t xml:space="preserve">(2) </w:t>
-      </w:r>
-      <w:r>
-        <w:rPr>
-          <w:b w:val="0"/>
-          <w:i w:val="0"/>
-          <w:sz w:val="20"/>
-          <w:u w:val="none"/>
-        </w:rPr>
-        <w:t>__________</w:t>
-      </w:r>
-      <w:r>
-        <w:rPr>
-          <w:b w:val="0"/>
-          <w:i w:val="0"/>
-          <w:sz w:val="20"/>
-          <w:u w:val="none"/>
-        </w:rPr>
-        <w:t xml:space="preserve"> → bamboo </w:t>
-      </w:r>
-      <w:r>
-        <w:rPr>
-          <w:b/>
-          <w:i w:val="0"/>
-          <w:sz w:val="20"/>
-          <w:u w:val="none"/>
-        </w:rPr>
-        <w:t>came to symbolize</w:t>
-      </w:r>
-      <w:r>
-        <w:rPr>
-          <w:b w:val="0"/>
-          <w:i w:val="0"/>
-          <w:sz w:val="20"/>
-          <w:u w:val="none"/>
-        </w:rPr>
-        <w:t xml:space="preserve"> loyalty to the king.</w:t>
-      </w:r>
-      <w:r>
-        <w:br/>
-      </w:r>
-      <w:r>
-        <w:rPr>
-          <w:b w:val="0"/>
-          <w:i w:val="0"/>
-          <w:sz w:val="20"/>
-          <w:u w:val="none"/>
-        </w:rPr>
-        <w:t xml:space="preserve"> (3) a person's will </w:t>
-      </w:r>
-      <w:r>
-        <w:rPr>
-          <w:b/>
-          <w:i w:val="0"/>
-          <w:sz w:val="20"/>
-          <w:u w:val="none"/>
-        </w:rPr>
-        <w:t>to fight</w:t>
-      </w:r>
-      <w:r>
-        <w:rPr>
-          <w:b w:val="0"/>
-          <w:i w:val="0"/>
-          <w:sz w:val="20"/>
-          <w:u w:val="none"/>
-        </w:rPr>
-        <w:t xml:space="preserve"> for justice: to fight는 to부정사의 </w:t>
-      </w:r>
-      <w:r>
-        <w:rPr>
-          <w:b/>
-          <w:i w:val="0"/>
-          <w:sz w:val="20"/>
-          <w:u w:val="none"/>
-        </w:rPr>
-        <w:t xml:space="preserve">(3) </w:t>
-      </w:r>
-      <w:r>
-        <w:rPr>
-          <w:b w:val="0"/>
-          <w:i w:val="0"/>
-          <w:sz w:val="20"/>
-          <w:u w:val="none"/>
-        </w:rPr>
-        <w:t>__________</w:t>
-      </w:r>
-      <w:r>
-        <w:rPr>
-          <w:b w:val="0"/>
-          <w:i w:val="0"/>
-          <w:sz w:val="20"/>
-          <w:u w:val="none"/>
-        </w:rPr>
-        <w:t xml:space="preserve"> 용법으로 쓰여 앞의 명사 </w:t>
-      </w:r>
-      <w:r>
-        <w:rPr>
-          <w:b w:val="0"/>
-          <w:i w:val="0"/>
-          <w:sz w:val="20"/>
-          <w:u w:val="none"/>
-        </w:rPr>
-        <w:t>__________</w:t>
-      </w:r>
-      <w:r>
-        <w:rPr>
-          <w:b w:val="0"/>
-          <w:i w:val="0"/>
-          <w:sz w:val="20"/>
-          <w:u w:val="none"/>
-        </w:rPr>
-        <w:t>을 수식한다.</w:t>
-      </w:r>
-      <w:r>
-        <w:br/>
-      </w:r>
-      <w:r>
-        <w:rPr>
-          <w:b w:val="0"/>
-          <w:i w:val="0"/>
-          <w:sz w:val="20"/>
-          <w:u w:val="none"/>
-        </w:rPr>
-        <w:t xml:space="preserve"> [Reading 4]</w:t>
-      </w:r>
-      <w:r>
-        <w:br/>
-      </w:r>
-      <w:r>
-        <w:rPr>
-          <w:b w:val="0"/>
-          <w:i w:val="0"/>
-          <w:sz w:val="20"/>
-          <w:u w:val="none"/>
-        </w:rPr>
-        <w:t xml:space="preserve"> (4) </w:t>
-      </w:r>
-      <w:r>
-        <w:rPr>
-          <w:b w:val="0"/>
-          <w:i w:val="0"/>
-          <w:sz w:val="20"/>
-          <w:u w:val="none"/>
-        </w:rPr>
-        <w:t>(4)</w:t>
-      </w:r>
-      <w:r>
-        <w:rPr>
-          <w:b w:val="0"/>
-          <w:i w:val="0"/>
-          <w:sz w:val="20"/>
-          <w:u w:val="none"/>
-        </w:rPr>
-        <w:t>__________</w:t>
-      </w:r>
-      <w:r>
-        <w:rPr>
-          <w:b w:val="0"/>
-          <w:i w:val="0"/>
-          <w:sz w:val="20"/>
-          <w:u w:val="none"/>
-        </w:rPr>
-        <w:t xml:space="preserve"> 앞에 much, even, still, a lot, far, by far 등이 오면 </w:t>
-      </w:r>
-      <w:r>
-        <w:rPr>
-          <w:b w:val="0"/>
-          <w:i w:val="0"/>
-          <w:sz w:val="20"/>
-          <w:u w:val="none"/>
-        </w:rPr>
-        <w:t>__________</w:t>
-      </w:r>
-      <w:r>
-        <w:rPr>
-          <w:b w:val="0"/>
-          <w:i w:val="0"/>
-          <w:sz w:val="20"/>
-          <w:u w:val="none"/>
-        </w:rPr>
-        <w:t xml:space="preserve">이라는 뜻으로 비교급을 수식한다. </w:t>
-      </w:r>
-      <w:r>
-        <w:rPr>
-          <w:b w:val="0"/>
-          <w:i w:val="0"/>
-          <w:sz w:val="20"/>
-          <w:u w:val="none"/>
-        </w:rPr>
-        <w:t>__________</w:t>
-      </w:r>
-      <w:r>
-        <w:rPr>
-          <w:b w:val="0"/>
-          <w:i w:val="0"/>
-          <w:sz w:val="20"/>
-          <w:u w:val="none"/>
-        </w:rPr>
-        <w:t>는 비교급을 수식할 수 없다.</w:t>
-      </w:r>
-      <w:r>
-        <w:br/>
-      </w:r>
-      <w:r>
-        <w:rPr>
-          <w:b w:val="0"/>
-          <w:i w:val="0"/>
-          <w:sz w:val="20"/>
-          <w:u w:val="none"/>
-        </w:rPr>
-        <w:t xml:space="preserve"> (5) more than ~ : </w:t>
-      </w:r>
-      <w:r>
-        <w:rPr>
-          <w:b/>
-          <w:i w:val="0"/>
-          <w:sz w:val="20"/>
-          <w:u w:val="none"/>
-        </w:rPr>
-        <w:t xml:space="preserve">(5) </w:t>
-      </w:r>
-      <w:r>
-        <w:rPr>
-          <w:b w:val="0"/>
-          <w:i w:val="0"/>
-          <w:sz w:val="20"/>
-          <w:u w:val="none"/>
-        </w:rPr>
-        <w:t>__________</w:t>
-      </w:r>
-      <w:r>
-        <w:rPr>
-          <w:b w:val="0"/>
-          <w:i w:val="0"/>
-          <w:sz w:val="20"/>
-          <w:u w:val="none"/>
-        </w:rPr>
-        <w:t xml:space="preserve"> → Munjado was much more than a painting. (단순한 그림이 아니었다)</w:t>
-      </w:r>
-      <w:r>
-        <w:br/>
-      </w:r>
-      <w:r>
-        <w:rPr>
-          <w:b w:val="0"/>
-          <w:i w:val="0"/>
-          <w:sz w:val="20"/>
-          <w:u w:val="none"/>
-        </w:rPr>
-        <w:t xml:space="preserve"> (6) It reminded them of important values </w:t>
-      </w:r>
-      <w:r>
-        <w:rPr>
-          <w:b/>
-          <w:i w:val="0"/>
-          <w:sz w:val="20"/>
-          <w:u w:val="none"/>
-        </w:rPr>
-        <w:t>that</w:t>
-      </w:r>
-      <w:r>
-        <w:rPr>
-          <w:b w:val="0"/>
-          <w:i w:val="0"/>
-          <w:sz w:val="20"/>
-          <w:u w:val="none"/>
-        </w:rPr>
-        <w:t xml:space="preserve"> greatly influenced their behaviors and attitudes. — that: </w:t>
-      </w:r>
-      <w:r>
-        <w:rPr>
-          <w:b/>
-          <w:i w:val="0"/>
-          <w:sz w:val="20"/>
-          <w:u w:val="none"/>
-        </w:rPr>
-        <w:t xml:space="preserve">(6) </w:t>
-      </w:r>
-      <w:r>
-        <w:rPr>
-          <w:b w:val="0"/>
-          <w:i w:val="0"/>
-          <w:sz w:val="20"/>
-          <w:u w:val="none"/>
-        </w:rPr>
-        <w:t>__________</w:t>
-      </w:r>
-      <w:r>
-        <w:rPr>
-          <w:b w:val="0"/>
-          <w:i w:val="0"/>
-          <w:sz w:val="20"/>
-          <w:u w:val="none"/>
-        </w:rPr>
-        <w:t xml:space="preserve"> 관계대명사, 선행사 </w:t>
-      </w:r>
-      <w:r>
-        <w:rPr>
-          <w:b w:val="0"/>
-          <w:i w:val="0"/>
-          <w:sz w:val="20"/>
-          <w:u w:val="none"/>
-        </w:rPr>
-        <w:t>__________</w:t>
-      </w:r>
-      <w:r>
-        <w:rPr>
-          <w:b w:val="0"/>
-          <w:i w:val="0"/>
-          <w:sz w:val="20"/>
-          <w:u w:val="none"/>
-        </w:rPr>
-        <w:t xml:space="preserve"> 수식</w:t>
-      </w:r>
-    </w:p>
-    <w:p>
-      <w:pPr>
-        <w:spacing w:after="20" w:before="50"/>
-      </w:pPr>
-      <w:r>
-        <w:rPr>
-          <w:b/>
-          <w:i w:val="0"/>
-          <w:color w:val="1F3864"/>
-          <w:sz w:val="20"/>
-          <w:u w:val="none"/>
-        </w:rPr>
-        <w:t xml:space="preserve">65. </w:t>
-      </w:r>
-      <w:r>
-        <w:rPr>
-          <w:b w:val="0"/>
-          <w:i w:val="0"/>
-          <w:sz w:val="20"/>
-          <w:u w:val="none"/>
-        </w:rPr>
-        <w:t xml:space="preserve">학교 프린트에서 묻는 지칭어 (1)~(7)이 가리키는 것을 본문에서 찾아 영어로 쓰고, </w:t>
-      </w:r>
-      <w:r>
-        <w:rPr>
-          <w:b/>
-          <w:i w:val="0"/>
-          <w:sz w:val="20"/>
-          <w:u w:val="none"/>
-        </w:rPr>
-        <w:t>Munjado</w:t>
-      </w:r>
-      <w:r>
-        <w:rPr>
-          <w:b w:val="0"/>
-          <w:i w:val="0"/>
-          <w:sz w:val="20"/>
-          <w:u w:val="none"/>
-        </w:rPr>
-        <w:t xml:space="preserve">를 가리키는 것을 </w:t>
-      </w:r>
-      <w:r>
-        <w:rPr>
-          <w:b/>
-          <w:i w:val="0"/>
-          <w:sz w:val="20"/>
-          <w:u w:val="none"/>
-        </w:rPr>
-        <w:t>있는 대로</w:t>
-      </w:r>
-      <w:r>
-        <w:rPr>
-          <w:b w:val="0"/>
-          <w:i w:val="0"/>
-          <w:sz w:val="20"/>
-          <w:u w:val="none"/>
-        </w:rPr>
-        <w:t xml:space="preserve"> 고르시오. (표적: 지칭 추론 + 복수정답)</w:t>
-      </w:r>
-    </w:p>
-    <w:p>
-      <w:pPr>
-        <w:spacing w:after="30"/>
-        <w:ind w:left="85"/>
-        <w:shd w:val="clear" w:color="auto" w:fill="F1F4F9"/>
-      </w:pPr>
-      <w:r>
-        <w:rPr>
-          <w:b w:val="0"/>
-          <w:i w:val="0"/>
-          <w:sz w:val="20"/>
-          <w:u w:val="none"/>
-        </w:rPr>
-        <w:t xml:space="preserve"> (1) This kind of painting is called Munjado, and </w:t>
-      </w:r>
-      <w:r>
-        <w:rPr>
-          <w:b w:val="0"/>
-          <w:i w:val="0"/>
-          <w:sz w:val="20"/>
-          <w:u w:val="single"/>
-        </w:rPr>
-        <w:t>it</w:t>
-      </w:r>
-      <w:r>
-        <w:rPr>
-          <w:b w:val="0"/>
-          <w:i w:val="0"/>
-          <w:sz w:val="20"/>
-          <w:u w:val="none"/>
-        </w:rPr>
-        <w:t xml:space="preserve"> is a type of folk painting ~. → </w:t>
-      </w:r>
-      <w:r>
-        <w:rPr>
-          <w:b/>
-          <w:i w:val="0"/>
-          <w:sz w:val="20"/>
-          <w:u w:val="none"/>
-        </w:rPr>
-        <w:t xml:space="preserve">(1) </w:t>
-      </w:r>
-      <w:r>
-        <w:rPr>
-          <w:b w:val="0"/>
-          <w:i w:val="0"/>
-          <w:sz w:val="20"/>
-          <w:u w:val="none"/>
-        </w:rPr>
-        <w:t>__________</w:t>
-      </w:r>
-      <w:r>
-        <w:br/>
-      </w:r>
-      <w:r>
-        <w:rPr>
-          <w:b w:val="0"/>
-          <w:i w:val="0"/>
-          <w:sz w:val="20"/>
-          <w:u w:val="none"/>
-        </w:rPr>
-        <w:t xml:space="preserve"> (2) </w:t>
-      </w:r>
-      <w:r>
-        <w:rPr>
-          <w:b w:val="0"/>
-          <w:i w:val="0"/>
-          <w:sz w:val="20"/>
-          <w:u w:val="single"/>
-        </w:rPr>
-        <w:t>They</w:t>
-      </w:r>
-      <w:r>
-        <w:rPr>
-          <w:b w:val="0"/>
-          <w:i w:val="0"/>
-          <w:sz w:val="20"/>
-          <w:u w:val="none"/>
-        </w:rPr>
-        <w:t xml:space="preserve"> are hyo, je, chung, sin, ye, ui, yeom, and chi ~. → </w:t>
-      </w:r>
-      <w:r>
-        <w:rPr>
-          <w:b/>
-          <w:i w:val="0"/>
-          <w:sz w:val="20"/>
-          <w:u w:val="none"/>
-        </w:rPr>
-        <w:t xml:space="preserve">(2) </w:t>
-      </w:r>
-      <w:r>
-        <w:rPr>
-          <w:b w:val="0"/>
-          <w:i w:val="0"/>
-          <w:sz w:val="20"/>
-          <w:u w:val="none"/>
-        </w:rPr>
-        <w:t>__________</w:t>
-      </w:r>
-      <w:r>
-        <w:br/>
-      </w:r>
-      <w:r>
-        <w:rPr>
-          <w:b w:val="0"/>
-          <w:i w:val="0"/>
-          <w:sz w:val="20"/>
-          <w:u w:val="none"/>
-        </w:rPr>
-        <w:t xml:space="preserve"> (3) There are other examples of symbolic objects in Munjado. </w:t>
-      </w:r>
-      <w:r>
-        <w:rPr>
-          <w:b w:val="0"/>
-          <w:i w:val="0"/>
-          <w:sz w:val="20"/>
-          <w:u w:val="single"/>
-        </w:rPr>
-        <w:t>They</w:t>
-      </w:r>
-      <w:r>
-        <w:rPr>
-          <w:b w:val="0"/>
-          <w:i w:val="0"/>
-          <w:sz w:val="20"/>
-          <w:u w:val="none"/>
-        </w:rPr>
-        <w:t xml:space="preserve"> are bamboo ~ and lotus flowers ~. → </w:t>
-      </w:r>
-      <w:r>
-        <w:rPr>
-          <w:b/>
-          <w:i w:val="0"/>
-          <w:sz w:val="20"/>
-          <w:u w:val="none"/>
-        </w:rPr>
-        <w:t xml:space="preserve">(3) </w:t>
-      </w:r>
-      <w:r>
-        <w:rPr>
-          <w:b w:val="0"/>
-          <w:i w:val="0"/>
-          <w:sz w:val="20"/>
-          <w:u w:val="none"/>
-        </w:rPr>
-        <w:t>__________</w:t>
-      </w:r>
-      <w:r>
-        <w:br/>
-      </w:r>
-      <w:r>
-        <w:rPr>
-          <w:b w:val="0"/>
-          <w:i w:val="0"/>
-          <w:sz w:val="20"/>
-          <w:u w:val="none"/>
-        </w:rPr>
-        <w:t xml:space="preserve"> (4) In the case of lotus flowers, </w:t>
-      </w:r>
-      <w:r>
-        <w:rPr>
-          <w:b w:val="0"/>
-          <w:i w:val="0"/>
-          <w:sz w:val="20"/>
-          <w:u w:val="single"/>
-        </w:rPr>
-        <w:t>they</w:t>
-      </w:r>
-      <w:r>
-        <w:rPr>
-          <w:b w:val="0"/>
-          <w:i w:val="0"/>
-          <w:sz w:val="20"/>
-          <w:u w:val="none"/>
-        </w:rPr>
-        <w:t xml:space="preserve"> grow in muddy ponds ~. → </w:t>
-      </w:r>
-      <w:r>
-        <w:rPr>
-          <w:b/>
-          <w:i w:val="0"/>
-          <w:sz w:val="20"/>
-          <w:u w:val="none"/>
-        </w:rPr>
-        <w:t xml:space="preserve">(4) </w:t>
-      </w:r>
-      <w:r>
-        <w:rPr>
-          <w:b w:val="0"/>
-          <w:i w:val="0"/>
-          <w:sz w:val="20"/>
-          <w:u w:val="none"/>
-        </w:rPr>
-        <w:t>__________</w:t>
-      </w:r>
-      <w:r>
-        <w:br/>
-      </w:r>
-      <w:r>
-        <w:rPr>
-          <w:b w:val="0"/>
-          <w:i w:val="0"/>
-          <w:sz w:val="20"/>
-          <w:u w:val="none"/>
-        </w:rPr>
-        <w:t xml:space="preserve"> (5) </w:t>
-      </w:r>
-      <w:r>
-        <w:rPr>
-          <w:b w:val="0"/>
-          <w:i w:val="0"/>
-          <w:sz w:val="20"/>
-          <w:u w:val="single"/>
-        </w:rPr>
-        <w:t>It</w:t>
-      </w:r>
-      <w:r>
-        <w:rPr>
-          <w:b w:val="0"/>
-          <w:i w:val="0"/>
-          <w:sz w:val="20"/>
-          <w:u w:val="none"/>
-        </w:rPr>
-        <w:t xml:space="preserve"> reminded them of important values ~. → </w:t>
-      </w:r>
-      <w:r>
-        <w:rPr>
-          <w:b/>
-          <w:i w:val="0"/>
-          <w:sz w:val="20"/>
-          <w:u w:val="none"/>
-        </w:rPr>
-        <w:t xml:space="preserve">(5) </w:t>
-      </w:r>
-      <w:r>
-        <w:rPr>
-          <w:b w:val="0"/>
-          <w:i w:val="0"/>
-          <w:sz w:val="20"/>
-          <w:u w:val="none"/>
-        </w:rPr>
-        <w:t>__________</w:t>
-      </w:r>
-      <w:r>
-        <w:br/>
-      </w:r>
-      <w:r>
-        <w:rPr>
-          <w:b w:val="0"/>
-          <w:i w:val="0"/>
-          <w:sz w:val="20"/>
-          <w:u w:val="none"/>
-        </w:rPr>
-        <w:t xml:space="preserve"> (6) It reminded </w:t>
-      </w:r>
-      <w:r>
-        <w:rPr>
-          <w:b w:val="0"/>
-          <w:i w:val="0"/>
-          <w:sz w:val="20"/>
-          <w:u w:val="single"/>
-        </w:rPr>
-        <w:t>them</w:t>
-      </w:r>
-      <w:r>
-        <w:rPr>
-          <w:b w:val="0"/>
-          <w:i w:val="0"/>
-          <w:sz w:val="20"/>
-          <w:u w:val="none"/>
-        </w:rPr>
-        <w:t xml:space="preserve"> of important values ~. → </w:t>
-      </w:r>
-      <w:r>
-        <w:rPr>
-          <w:b/>
-          <w:i w:val="0"/>
-          <w:sz w:val="20"/>
-          <w:u w:val="none"/>
-        </w:rPr>
-        <w:t xml:space="preserve">(6) </w:t>
-      </w:r>
-      <w:r>
-        <w:rPr>
-          <w:b w:val="0"/>
-          <w:i w:val="0"/>
-          <w:sz w:val="20"/>
-          <w:u w:val="none"/>
-        </w:rPr>
-        <w:t>__________</w:t>
-      </w:r>
-      <w:r>
-        <w:br/>
-      </w:r>
-      <w:r>
-        <w:rPr>
-          <w:b w:val="0"/>
-          <w:i w:val="0"/>
-          <w:sz w:val="20"/>
-          <w:u w:val="none"/>
-        </w:rPr>
-        <w:t xml:space="preserve"> (7) Through </w:t>
-      </w:r>
-      <w:r>
-        <w:rPr>
-          <w:b w:val="0"/>
-          <w:i w:val="0"/>
-          <w:sz w:val="20"/>
-          <w:u w:val="single"/>
-        </w:rPr>
-        <w:t>it</w:t>
-      </w:r>
-      <w:r>
-        <w:rPr>
-          <w:b w:val="0"/>
-          <w:i w:val="0"/>
-          <w:sz w:val="20"/>
-          <w:u w:val="none"/>
-        </w:rPr>
-        <w:t xml:space="preserve">, children in the Joseon dynasty could learn ~. → </w:t>
-      </w:r>
-      <w:r>
-        <w:rPr>
-          <w:b/>
-          <w:i w:val="0"/>
-          <w:sz w:val="20"/>
-          <w:u w:val="none"/>
-        </w:rPr>
-        <w:t xml:space="preserve">(7) </w:t>
-      </w:r>
-      <w:r>
-        <w:rPr>
-          <w:b w:val="0"/>
-          <w:i w:val="0"/>
-          <w:sz w:val="20"/>
-          <w:u w:val="none"/>
-        </w:rPr>
-        <w:t>__________</w:t>
-      </w:r>
-      <w:r>
-        <w:br/>
-      </w:r>
-      <w:r>
-        <w:rPr>
-          <w:b w:val="0"/>
-          <w:i w:val="0"/>
-          <w:sz w:val="20"/>
-          <w:u w:val="none"/>
-        </w:rPr>
-        <w:t xml:space="preserve"> ▶ Munjado를 가리키는 것 (있는 대로): </w:t>
-      </w:r>
-      <w:r>
-        <w:rPr>
-          <w:b w:val="0"/>
-          <w:i w:val="0"/>
-          <w:sz w:val="20"/>
-          <w:u w:val="none"/>
-        </w:rPr>
-        <w:t>__________</w:t>
-      </w:r>
-    </w:p>
-    <w:p>
-      <w:pPr>
-        <w:spacing w:after="20" w:before="50"/>
-      </w:pPr>
-      <w:r>
-        <w:rPr>
-          <w:b/>
-          <w:i w:val="0"/>
-          <w:color w:val="1F3864"/>
-          <w:sz w:val="20"/>
-          <w:u w:val="none"/>
-        </w:rPr>
-        <w:t xml:space="preserve">66. </w:t>
-      </w:r>
-      <w:r>
-        <w:rPr>
-          <w:b w:val="0"/>
-          <w:i w:val="0"/>
-          <w:sz w:val="20"/>
-          <w:u w:val="none"/>
-        </w:rPr>
-        <w:t>본문의 (A)~(C)에서 어법에 맞는 표현으로 바르게 짝지어진 것은? (프린트 Reading 1·4 괄호·Grammar Points 적용) (표적: 지문 내 Ⓐ~Ⓒ 네모 어법 선택 — 2학기 공통 DNA ⑥)</w:t>
-      </w:r>
-    </w:p>
-    <w:p>
-      <w:pPr>
-        <w:spacing w:after="30"/>
-        <w:ind w:left="85"/>
-        <w:shd w:val="clear" w:color="auto" w:fill="F1F4F9"/>
-      </w:pPr>
-      <w:r>
-        <w:rPr>
-          <w:b w:val="0"/>
-          <w:i w:val="0"/>
-          <w:sz w:val="20"/>
-          <w:u w:val="none"/>
-        </w:rPr>
-        <w:t xml:space="preserve"> This kind of painting is called Munjado, and it is a type of folk painting </w:t>
-      </w:r>
-      <w:r>
-        <w:rPr>
-          <w:b/>
-          <w:i w:val="0"/>
-          <w:sz w:val="20"/>
-          <w:u w:val="none"/>
-        </w:rPr>
-        <w:t>(A)</w:t>
-      </w:r>
-      <w:r>
-        <w:rPr>
-          <w:b w:val="0"/>
-          <w:i w:val="0"/>
-          <w:sz w:val="20"/>
-          <w:u w:val="none"/>
-        </w:rPr>
-        <w:t xml:space="preserve"> [what / that] was popular in the late Joseon dynasty. In Munjado, there is usually a Chinese character with some animals or objects. One of eight Chinese characters </w:t>
-      </w:r>
-      <w:r>
-        <w:rPr>
-          <w:b/>
-          <w:i w:val="0"/>
-          <w:sz w:val="20"/>
-          <w:u w:val="none"/>
-        </w:rPr>
-        <w:t>(B)</w:t>
-      </w:r>
-      <w:r>
-        <w:rPr>
-          <w:b w:val="0"/>
-          <w:i w:val="0"/>
-          <w:sz w:val="20"/>
-          <w:u w:val="none"/>
-        </w:rPr>
-        <w:t xml:space="preserve"> [appear / appears] in Munjado. (…) Munjado was </w:t>
-      </w:r>
-      <w:r>
-        <w:rPr>
-          <w:b/>
-          <w:i w:val="0"/>
-          <w:sz w:val="20"/>
-          <w:u w:val="none"/>
-        </w:rPr>
-        <w:t>(C)</w:t>
-      </w:r>
-      <w:r>
-        <w:rPr>
-          <w:b w:val="0"/>
-          <w:i w:val="0"/>
-          <w:sz w:val="20"/>
-          <w:u w:val="none"/>
-        </w:rPr>
-        <w:t xml:space="preserve"> [very / much] more than a painting to people of the Joseon dynasty.</w:t>
-      </w:r>
-      <w:r>
-        <w:br/>
-      </w:r>
-      <w:r>
-        <w:br/>
-      </w:r>
-      <w:r>
-        <w:rPr>
-          <w:b w:val="0"/>
-          <w:i w:val="0"/>
-          <w:sz w:val="20"/>
-          <w:u w:val="none"/>
-        </w:rPr>
-        <w:t xml:space="preserve"> ① what – appear – very ② what – appears – much ③ that – appear – much ④ that – appears – much ⑤ that – appears – very</w:t>
-      </w:r>
-      <w:r>
-        <w:br/>
-      </w:r>
-      <w:r>
-        <w:rPr>
-          <w:b w:val="0"/>
-          <w:i w:val="0"/>
-          <w:sz w:val="20"/>
-          <w:u w:val="none"/>
-        </w:rPr>
-        <w:t xml:space="preserve"> → </w:t>
-      </w:r>
-      <w:r>
-        <w:rPr>
-          <w:b w:val="0"/>
-          <w:i w:val="0"/>
-          <w:sz w:val="20"/>
-          <w:u w:val="none"/>
-        </w:rPr>
-        <w:t>__________</w:t>
-      </w:r>
-      <w:r>
-        <w:br/>
-      </w:r>
-      <w:r>
-        <w:rPr>
-          <w:b w:val="0"/>
-          <w:i w:val="0"/>
-          <w:sz w:val="20"/>
-          <w:u w:val="none"/>
-        </w:rPr>
-        <w:t xml:space="preserve"> </w:t>
-      </w:r>
-      <w:r>
-        <w:rPr>
-          <w:b w:val="0"/>
-          <w:i w:val="0"/>
-          <w:sz w:val="20"/>
-          <w:u w:val="none"/>
-        </w:rPr>
-        <w:t xml:space="preserve">▷ 확인: Maria is [very / much] </w:t>
-      </w:r>
-      <w:r>
-        <w:rPr>
-          <w:b w:val="0"/>
-          <w:i w:val="0"/>
-          <w:sz w:val="20"/>
-          <w:u w:val="none"/>
-        </w:rPr>
-        <w:t xml:space="preserve"> taller than Annie. / This blue shirt looks [far / more] </w:t>
-      </w:r>
-      <w:r>
-        <w:rPr>
-          <w:b w:val="0"/>
-          <w:i w:val="0"/>
-          <w:sz w:val="20"/>
-          <w:u w:val="none"/>
-        </w:rPr>
-        <w:t xml:space="preserve"> nicer than the green one. (프린트 e.g.)</w:t>
-      </w:r>
-    </w:p>
-    <w:p>
-      <w:pPr>
-        <w:spacing w:after="20" w:before="50"/>
-      </w:pPr>
-      <w:r>
-        <w:rPr>
-          <w:b/>
-          <w:i w:val="0"/>
-          <w:color w:val="1F3864"/>
-          <w:sz w:val="20"/>
-          <w:u w:val="none"/>
-        </w:rPr>
-        <w:t xml:space="preserve">67. </w:t>
-      </w:r>
-      <w:r>
-        <w:rPr>
-          <w:b w:val="0"/>
-          <w:i w:val="0"/>
-          <w:sz w:val="20"/>
-          <w:u w:val="none"/>
-        </w:rPr>
-        <w:t xml:space="preserve">프린트 Grammar Points를 적용하여 어법상 </w:t>
-      </w:r>
-      <w:r>
-        <w:rPr>
-          <w:b/>
-          <w:i w:val="0"/>
-          <w:sz w:val="20"/>
-          <w:u w:val="none"/>
-        </w:rPr>
-        <w:t>옳은</w:t>
-      </w:r>
-      <w:r>
-        <w:rPr>
-          <w:b w:val="0"/>
-          <w:i w:val="0"/>
-          <w:sz w:val="20"/>
-          <w:u w:val="none"/>
-        </w:rPr>
-        <w:t xml:space="preserve"> 문장을 </w:t>
-      </w:r>
-      <w:r>
-        <w:rPr>
-          <w:b/>
-          <w:i w:val="0"/>
-          <w:sz w:val="20"/>
-          <w:u w:val="none"/>
-        </w:rPr>
-        <w:t>있는 대로</w:t>
-      </w:r>
-      <w:r>
-        <w:rPr>
-          <w:b w:val="0"/>
-          <w:i w:val="0"/>
-          <w:sz w:val="20"/>
-          <w:u w:val="none"/>
-        </w:rPr>
-        <w:t xml:space="preserve"> 고르시오. (표적: 복수정답 어법 「있는 대로」)</w:t>
-      </w:r>
-    </w:p>
-    <w:p>
-      <w:pPr>
-        <w:spacing w:after="30"/>
-        <w:ind w:left="85"/>
-        <w:shd w:val="clear" w:color="auto" w:fill="F1F4F9"/>
-      </w:pPr>
-      <w:r>
-        <w:rPr>
-          <w:b w:val="0"/>
-          <w:i w:val="0"/>
-          <w:sz w:val="20"/>
-          <w:u w:val="none"/>
-        </w:rPr>
-        <w:t xml:space="preserve"> ① The man's mother became illness and couldn't eat anything.</w:t>
-      </w:r>
-      <w:r>
-        <w:br/>
-      </w:r>
-      <w:r>
-        <w:rPr>
-          <w:b w:val="0"/>
-          <w:i w:val="0"/>
-          <w:sz w:val="20"/>
-          <w:u w:val="none"/>
-        </w:rPr>
-        <w:t xml:space="preserve"> ② Then the ice melted, and three carp suddenly came out of the water.</w:t>
-      </w:r>
-      <w:r>
-        <w:br/>
-      </w:r>
-      <w:r>
-        <w:rPr>
-          <w:b w:val="0"/>
-          <w:i w:val="0"/>
-          <w:sz w:val="20"/>
-          <w:u w:val="none"/>
-        </w:rPr>
-        <w:t xml:space="preserve"> ③ The man went back home and cooked the fishes for his mother.</w:t>
-      </w:r>
-      <w:r>
-        <w:br/>
-      </w:r>
-      <w:r>
-        <w:rPr>
-          <w:b w:val="0"/>
-          <w:i w:val="0"/>
-          <w:sz w:val="20"/>
-          <w:u w:val="none"/>
-        </w:rPr>
-        <w:t xml:space="preserve"> ④ Bamboo does not bend, and it stays green in all kinds of weather.</w:t>
-      </w:r>
-      <w:r>
-        <w:br/>
-      </w:r>
-      <w:r>
-        <w:rPr>
-          <w:b w:val="0"/>
-          <w:i w:val="0"/>
-          <w:sz w:val="20"/>
-          <w:u w:val="none"/>
-        </w:rPr>
-        <w:t xml:space="preserve"> ⑤ One of eight Chinese characters appear in Munjado.</w:t>
-      </w:r>
-      <w:r>
-        <w:br/>
-      </w:r>
-      <w:r>
-        <w:rPr>
-          <w:b w:val="0"/>
-          <w:i w:val="0"/>
-          <w:sz w:val="20"/>
-          <w:u w:val="none"/>
-        </w:rPr>
-        <w:t xml:space="preserve"> ⑥ They thus became a symbol of a person's will to fight for justice despite difficulties.</w:t>
-      </w:r>
-      <w:r>
-        <w:br/>
-      </w:r>
-      <w:r>
-        <w:rPr>
-          <w:b w:val="0"/>
-          <w:i w:val="0"/>
-          <w:sz w:val="20"/>
-          <w:u w:val="none"/>
-        </w:rPr>
-        <w:t xml:space="preserve"> ⑦ It reminded them of important values that greatly influenced their behaviors.</w:t>
-      </w:r>
-      <w:r>
-        <w:br/>
-      </w:r>
-      <w:r>
-        <w:rPr>
-          <w:b w:val="0"/>
-          <w:i w:val="0"/>
-          <w:sz w:val="20"/>
-          <w:u w:val="none"/>
-        </w:rPr>
-        <w:t xml:space="preserve"> ⑧ It is a type of folk painting what was popular in the late Joseon dynasty.</w:t>
-      </w:r>
-      <w:r>
-        <w:br/>
-      </w:r>
-      <w:r>
-        <w:rPr>
-          <w:b w:val="0"/>
-          <w:i w:val="0"/>
-          <w:sz w:val="20"/>
-          <w:u w:val="none"/>
-        </w:rPr>
-        <w:t xml:space="preserve"> → 옳은 것: </w:t>
-      </w:r>
-      <w:r>
-        <w:rPr>
-          <w:b w:val="0"/>
-          <w:i w:val="0"/>
-          <w:sz w:val="20"/>
-          <w:u w:val="none"/>
-        </w:rPr>
-        <w:t>__________</w:t>
-      </w:r>
-    </w:p>
-    <w:p>
-      <w:pPr>
-        <w:spacing w:after="20" w:before="50"/>
-      </w:pPr>
-      <w:r>
-        <w:rPr>
-          <w:b/>
-          <w:i w:val="0"/>
-          <w:color w:val="1F3864"/>
-          <w:sz w:val="20"/>
-          <w:u w:val="none"/>
-        </w:rPr>
-        <w:t xml:space="preserve">68. </w:t>
-      </w:r>
-      <w:r>
-        <w:rPr>
-          <w:b w:val="0"/>
-          <w:i w:val="0"/>
-          <w:sz w:val="20"/>
-          <w:u w:val="none"/>
-        </w:rPr>
-        <w:t>학교 프린트 Reading 1~4의 T/F 문항이다. (1) 본문과 일치하면 T, 일치하지 않으면 F를 쓰고, (2) F인 문장은 틀린 부분을 본문에 맞게 고쳐 쓰시오. (표적: T/F 표 검증 + 오류 수정 2단계)</w:t>
-      </w:r>
-    </w:p>
-    <w:p>
-      <w:pPr>
-        <w:spacing w:after="30"/>
-        <w:ind w:left="85"/>
-        <w:shd w:val="clear" w:color="auto" w:fill="F1F4F9"/>
-      </w:pPr>
-      <w:r>
-        <w:rPr>
-          <w:b w:val="0"/>
-          <w:i w:val="0"/>
-          <w:sz w:val="20"/>
-          <w:u w:val="none"/>
-        </w:rPr>
-        <w:t xml:space="preserve"> ① Munjado usually contains a Chinese character with some animals or objects. </w:t>
-      </w:r>
-      <w:r>
-        <w:rPr>
-          <w:b/>
-          <w:i w:val="0"/>
-          <w:sz w:val="20"/>
-          <w:u w:val="none"/>
-        </w:rPr>
-        <w:t xml:space="preserve">① </w:t>
-      </w:r>
-      <w:r>
-        <w:rPr>
-          <w:b w:val="0"/>
-          <w:i w:val="0"/>
-          <w:sz w:val="20"/>
-          <w:u w:val="none"/>
-        </w:rPr>
-        <w:t>__________</w:t>
-      </w:r>
-      <w:r>
-        <w:br/>
-      </w:r>
-      <w:r>
-        <w:rPr>
-          <w:b w:val="0"/>
-          <w:i w:val="0"/>
-          <w:sz w:val="20"/>
-          <w:u w:val="none"/>
-        </w:rPr>
-        <w:t xml:space="preserve"> ② Munjado was a type of folk painting that was popular in the early Joseon dynasty. </w:t>
-      </w:r>
-      <w:r>
-        <w:rPr>
-          <w:b/>
-          <w:i w:val="0"/>
-          <w:sz w:val="20"/>
-          <w:u w:val="none"/>
-        </w:rPr>
-        <w:t xml:space="preserve">② </w:t>
-      </w:r>
-      <w:r>
-        <w:rPr>
-          <w:b w:val="0"/>
-          <w:i w:val="0"/>
-          <w:sz w:val="20"/>
-          <w:u w:val="none"/>
-        </w:rPr>
-        <w:t>__________</w:t>
-      </w:r>
-      <w:r>
-        <w:br/>
-      </w:r>
-      <w:r>
-        <w:rPr>
-          <w:b w:val="0"/>
-          <w:i w:val="0"/>
-          <w:sz w:val="20"/>
-          <w:u w:val="none"/>
-        </w:rPr>
-        <w:t xml:space="preserve"> ③ The eight Chinese characters represent values that were important to people of the Joseon dynasty. </w:t>
-      </w:r>
-      <w:r>
-        <w:rPr>
-          <w:b/>
-          <w:i w:val="0"/>
-          <w:sz w:val="20"/>
-          <w:u w:val="none"/>
-        </w:rPr>
-        <w:t xml:space="preserve">③ </w:t>
-      </w:r>
-      <w:r>
-        <w:rPr>
-          <w:b w:val="0"/>
-          <w:i w:val="0"/>
-          <w:sz w:val="20"/>
-          <w:u w:val="none"/>
-        </w:rPr>
-        <w:t>__________</w:t>
-      </w:r>
-      <w:r>
-        <w:br/>
-      </w:r>
-      <w:r>
-        <w:rPr>
-          <w:b w:val="0"/>
-          <w:i w:val="0"/>
-          <w:sz w:val="20"/>
-          <w:u w:val="none"/>
-        </w:rPr>
-        <w:t xml:space="preserve"> ④ The animals and objects in Munjado are only used for decoration. </w:t>
-      </w:r>
-      <w:r>
-        <w:rPr>
-          <w:b/>
-          <w:i w:val="0"/>
-          <w:sz w:val="20"/>
-          <w:u w:val="none"/>
-        </w:rPr>
-        <w:t xml:space="preserve">④ </w:t>
-      </w:r>
-      <w:r>
-        <w:rPr>
-          <w:b w:val="0"/>
-          <w:i w:val="0"/>
-          <w:sz w:val="20"/>
-          <w:u w:val="none"/>
-        </w:rPr>
-        <w:t>__________</w:t>
-      </w:r>
-      <w:r>
-        <w:br/>
-      </w:r>
-      <w:r>
-        <w:rPr>
-          <w:b w:val="0"/>
-          <w:i w:val="0"/>
-          <w:sz w:val="20"/>
-          <w:u w:val="none"/>
-        </w:rPr>
-        <w:t xml:space="preserve"> ⑤ The man's mother became ill because she ate too much fish. </w:t>
-      </w:r>
-      <w:r>
-        <w:rPr>
-          <w:b/>
-          <w:i w:val="0"/>
-          <w:sz w:val="20"/>
-          <w:u w:val="none"/>
-        </w:rPr>
-        <w:t xml:space="preserve">⑤ </w:t>
-      </w:r>
-      <w:r>
-        <w:rPr>
-          <w:b w:val="0"/>
-          <w:i w:val="0"/>
-          <w:sz w:val="20"/>
-          <w:u w:val="none"/>
-        </w:rPr>
-        <w:t>__________</w:t>
-      </w:r>
-      <w:r>
-        <w:br/>
-      </w:r>
-      <w:r>
-        <w:rPr>
-          <w:b w:val="0"/>
-          <w:i w:val="0"/>
-          <w:sz w:val="20"/>
-          <w:u w:val="none"/>
-        </w:rPr>
-        <w:t xml:space="preserve"> ⑥ After the man cried out to the sky, the ice melted. </w:t>
-      </w:r>
-      <w:r>
-        <w:rPr>
-          <w:b/>
-          <w:i w:val="0"/>
-          <w:sz w:val="20"/>
-          <w:u w:val="none"/>
-        </w:rPr>
-        <w:t xml:space="preserve">⑥ </w:t>
-      </w:r>
-      <w:r>
-        <w:rPr>
-          <w:b w:val="0"/>
-          <w:i w:val="0"/>
-          <w:sz w:val="20"/>
-          <w:u w:val="none"/>
-        </w:rPr>
-        <w:t>__________</w:t>
-      </w:r>
-      <w:r>
-        <w:br/>
-      </w:r>
-      <w:r>
-        <w:rPr>
-          <w:b w:val="0"/>
-          <w:i w:val="0"/>
-          <w:sz w:val="20"/>
-          <w:u w:val="none"/>
-        </w:rPr>
-        <w:t xml:space="preserve"> ⑦ Carp symbolize respect for parents in paintings of hyo. </w:t>
-      </w:r>
-      <w:r>
-        <w:rPr>
-          <w:b/>
-          <w:i w:val="0"/>
-          <w:sz w:val="20"/>
-          <w:u w:val="none"/>
-        </w:rPr>
-        <w:t xml:space="preserve">⑦ </w:t>
-      </w:r>
-      <w:r>
-        <w:rPr>
-          <w:b w:val="0"/>
-          <w:i w:val="0"/>
-          <w:sz w:val="20"/>
-          <w:u w:val="none"/>
-        </w:rPr>
-        <w:t>__________</w:t>
-      </w:r>
-      <w:r>
-        <w:br/>
-      </w:r>
-      <w:r>
-        <w:rPr>
-          <w:b w:val="0"/>
-          <w:i w:val="0"/>
-          <w:sz w:val="20"/>
-          <w:u w:val="none"/>
-        </w:rPr>
-        <w:t xml:space="preserve"> ⑧ Bamboo bends easily in all kinds of weather. </w:t>
-      </w:r>
-      <w:r>
-        <w:rPr>
-          <w:b/>
-          <w:i w:val="0"/>
-          <w:sz w:val="20"/>
-          <w:u w:val="none"/>
-        </w:rPr>
-        <w:t xml:space="preserve">⑧ </w:t>
-      </w:r>
-      <w:r>
-        <w:rPr>
-          <w:b w:val="0"/>
-          <w:i w:val="0"/>
-          <w:sz w:val="20"/>
-          <w:u w:val="none"/>
-        </w:rPr>
-        <w:t>__________</w:t>
-      </w:r>
-      <w:r>
-        <w:br/>
-      </w:r>
-      <w:r>
-        <w:rPr>
-          <w:b w:val="0"/>
-          <w:i w:val="0"/>
-          <w:sz w:val="20"/>
-          <w:u w:val="none"/>
-        </w:rPr>
-        <w:t xml:space="preserve"> ⑨ Lotus flowers bloom beautifully even though they grow in muddy ponds. </w:t>
-      </w:r>
-      <w:r>
-        <w:rPr>
-          <w:b/>
-          <w:i w:val="0"/>
-          <w:sz w:val="20"/>
-          <w:u w:val="none"/>
-        </w:rPr>
-        <w:t xml:space="preserve">⑨ </w:t>
-      </w:r>
-      <w:r>
-        <w:rPr>
-          <w:b w:val="0"/>
-          <w:i w:val="0"/>
-          <w:sz w:val="20"/>
-          <w:u w:val="none"/>
-        </w:rPr>
-        <w:t>__________</w:t>
-      </w:r>
-      <w:r>
-        <w:br/>
-      </w:r>
-      <w:r>
-        <w:rPr>
-          <w:b w:val="0"/>
-          <w:i w:val="0"/>
-          <w:sz w:val="20"/>
-          <w:u w:val="none"/>
-        </w:rPr>
-        <w:t xml:space="preserve"> ⑩ Lotus flowers symbolize a person's will to give up when facing difficulties. </w:t>
-      </w:r>
-      <w:r>
-        <w:rPr>
-          <w:b/>
-          <w:i w:val="0"/>
-          <w:sz w:val="20"/>
-          <w:u w:val="none"/>
-        </w:rPr>
-        <w:t xml:space="preserve">⑩ </w:t>
-      </w:r>
-      <w:r>
-        <w:rPr>
-          <w:b w:val="0"/>
-          <w:i w:val="0"/>
-          <w:sz w:val="20"/>
-          <w:u w:val="none"/>
-        </w:rPr>
-        <w:t>__________</w:t>
-      </w:r>
-      <w:r>
-        <w:br/>
-      </w:r>
-      <w:r>
-        <w:rPr>
-          <w:b w:val="0"/>
-          <w:i w:val="0"/>
-          <w:sz w:val="20"/>
-          <w:u w:val="none"/>
-        </w:rPr>
-        <w:t xml:space="preserve"> ⑪ The values in Munjado had little influence on people's behaviors and attitudes. </w:t>
-      </w:r>
-      <w:r>
-        <w:rPr>
-          <w:b/>
-          <w:i w:val="0"/>
-          <w:sz w:val="20"/>
-          <w:u w:val="none"/>
-        </w:rPr>
-        <w:t xml:space="preserve">⑪ </w:t>
-      </w:r>
-      <w:r>
-        <w:rPr>
-          <w:b w:val="0"/>
-          <w:i w:val="0"/>
-          <w:sz w:val="20"/>
-          <w:u w:val="none"/>
-        </w:rPr>
-        <w:t>__________</w:t>
-      </w:r>
-      <w:r>
-        <w:br/>
-      </w:r>
-      <w:r>
-        <w:rPr>
-          <w:b w:val="0"/>
-          <w:i w:val="0"/>
-          <w:sz w:val="20"/>
-          <w:u w:val="none"/>
-        </w:rPr>
-        <w:t xml:space="preserve"> ⑫ Children in the Joseon dynasty could learn about the importance of harmony through Munjado. </w:t>
-      </w:r>
-      <w:r>
-        <w:rPr>
-          <w:b/>
-          <w:i w:val="0"/>
-          <w:sz w:val="20"/>
-          <w:u w:val="none"/>
-        </w:rPr>
-        <w:t xml:space="preserve">⑫ </w:t>
-      </w:r>
-      <w:r>
-        <w:rPr>
-          <w:b w:val="0"/>
-          <w:i w:val="0"/>
-          <w:sz w:val="20"/>
-          <w:u w:val="none"/>
-        </w:rPr>
-        <w:t>__________</w:t>
-      </w:r>
-      <w:r>
-        <w:br/>
-      </w:r>
-      <w:r>
-        <w:rPr>
-          <w:b w:val="0"/>
-          <w:i w:val="0"/>
-          <w:sz w:val="20"/>
-          <w:u w:val="none"/>
-        </w:rPr>
-        <w:t xml:space="preserve"> ⑬ Munjado helped children understand the importance of harmony in both family and society. </w:t>
-      </w:r>
-      <w:r>
-        <w:rPr>
-          <w:b/>
-          <w:i w:val="0"/>
-          <w:sz w:val="20"/>
-          <w:u w:val="none"/>
-        </w:rPr>
-        <w:t xml:space="preserve">⑬ </w:t>
-      </w:r>
-      <w:r>
-        <w:rPr>
-          <w:b w:val="0"/>
-          <w:i w:val="0"/>
-          <w:sz w:val="20"/>
-          <w:u w:val="none"/>
-        </w:rPr>
-        <w:t>__________</w:t>
-      </w:r>
-      <w:r>
-        <w:br/>
-      </w:r>
-      <w:r>
-        <w:rPr>
-          <w:b w:val="0"/>
-          <w:i w:val="0"/>
-          <w:sz w:val="20"/>
-          <w:u w:val="none"/>
-        </w:rPr>
-        <w:t xml:space="preserve"> ▶ F의 개수: </w:t>
-      </w:r>
-      <w:r>
-        <w:rPr>
-          <w:b w:val="0"/>
-          <w:i w:val="0"/>
-          <w:sz w:val="20"/>
-          <w:u w:val="none"/>
-        </w:rPr>
-        <w:t>__________</w:t>
-      </w:r>
-    </w:p>
-    <w:p>
-      <w:pPr>
-        <w:spacing w:after="20" w:before="50"/>
-      </w:pPr>
-      <w:r>
-        <w:rPr>
-          <w:b/>
-          <w:i w:val="0"/>
-          <w:color w:val="1F3864"/>
-          <w:sz w:val="20"/>
-          <w:u w:val="none"/>
-        </w:rPr>
-        <w:t xml:space="preserve">69. </w:t>
-      </w:r>
-      <w:r>
-        <w:rPr>
-          <w:b w:val="0"/>
-          <w:i w:val="0"/>
-          <w:sz w:val="20"/>
-          <w:u w:val="none"/>
-        </w:rPr>
-        <w:t>프린트 해석의 빈칸 부분이다. 우리말에 해당하는 영어 표현을 본문에서 찾아 쓰시오. (표적: 해석 빈칸 → 영어 표현)</w:t>
-      </w:r>
-    </w:p>
-    <w:p>
-      <w:pPr>
-        <w:spacing w:after="30"/>
-        <w:ind w:left="85"/>
-        <w:shd w:val="clear" w:color="auto" w:fill="F1F4F9"/>
-      </w:pPr>
-      <w:r>
-        <w:rPr>
-          <w:b w:val="0"/>
-          <w:i w:val="0"/>
-          <w:sz w:val="20"/>
-          <w:u w:val="none"/>
-        </w:rPr>
-        <w:t xml:space="preserve"> (1) [오른쪽에 있는] 그림을 보라. → </w:t>
-      </w:r>
-      <w:r>
-        <w:rPr>
-          <w:b/>
-          <w:i w:val="0"/>
-          <w:sz w:val="20"/>
-          <w:u w:val="none"/>
-        </w:rPr>
-        <w:t xml:space="preserve">(1) </w:t>
-      </w:r>
-      <w:r>
-        <w:rPr>
-          <w:b w:val="0"/>
-          <w:i w:val="0"/>
-          <w:sz w:val="20"/>
-          <w:u w:val="none"/>
-        </w:rPr>
-        <w:t>__________</w:t>
-      </w:r>
-      <w:r>
-        <w:br/>
-      </w:r>
-      <w:r>
-        <w:rPr>
-          <w:b w:val="0"/>
-          <w:i w:val="0"/>
-          <w:sz w:val="20"/>
-          <w:u w:val="none"/>
-        </w:rPr>
-        <w:t xml:space="preserve"> (2) 이런 종류의 그림은 문자도라고 [불리는데] → </w:t>
-      </w:r>
-      <w:r>
-        <w:rPr>
-          <w:b/>
-          <w:i w:val="0"/>
-          <w:sz w:val="20"/>
-          <w:u w:val="none"/>
-        </w:rPr>
-        <w:t xml:space="preserve">(2) </w:t>
-      </w:r>
-      <w:r>
-        <w:rPr>
-          <w:b w:val="0"/>
-          <w:i w:val="0"/>
-          <w:sz w:val="20"/>
-          <w:u w:val="none"/>
-        </w:rPr>
-        <w:t>__________</w:t>
-      </w:r>
-      <w:r>
-        <w:br/>
-      </w:r>
-      <w:r>
-        <w:rPr>
-          <w:b w:val="0"/>
-          <w:i w:val="0"/>
-          <w:sz w:val="20"/>
-          <w:u w:val="none"/>
-        </w:rPr>
-        <w:t xml:space="preserve"> (3) 문자도에는 여덟 개의 한자들 [가운데 하나]가 나온다. → </w:t>
-      </w:r>
-      <w:r>
-        <w:rPr>
-          <w:b/>
-          <w:i w:val="0"/>
-          <w:sz w:val="20"/>
-          <w:u w:val="none"/>
-        </w:rPr>
-        <w:t xml:space="preserve">(3) </w:t>
-      </w:r>
-      <w:r>
-        <w:rPr>
-          <w:b w:val="0"/>
-          <w:i w:val="0"/>
-          <w:sz w:val="20"/>
-          <w:u w:val="none"/>
-        </w:rPr>
-        <w:t>__________</w:t>
-      </w:r>
-      <w:r>
-        <w:br/>
-      </w:r>
-      <w:r>
-        <w:rPr>
-          <w:b w:val="0"/>
-          <w:i w:val="0"/>
-          <w:sz w:val="20"/>
-          <w:u w:val="none"/>
-        </w:rPr>
-        <w:t xml:space="preserve"> (4) 잉어는 한 옛이야기 [때문에] 부모님에 대한 [공경]을 상징한다. → </w:t>
-      </w:r>
-      <w:r>
-        <w:rPr>
-          <w:b/>
-          <w:i w:val="0"/>
-          <w:sz w:val="20"/>
-          <w:u w:val="none"/>
-        </w:rPr>
-        <w:t xml:space="preserve">(4) </w:t>
-      </w:r>
-      <w:r>
-        <w:rPr>
-          <w:b w:val="0"/>
-          <w:i w:val="0"/>
-          <w:sz w:val="20"/>
-          <w:u w:val="none"/>
-        </w:rPr>
-        <w:t>__________</w:t>
-      </w:r>
-      <w:r>
-        <w:br/>
-      </w:r>
-      <w:r>
-        <w:rPr>
-          <w:b w:val="0"/>
-          <w:i w:val="0"/>
-          <w:sz w:val="20"/>
-          <w:u w:val="none"/>
-        </w:rPr>
-        <w:t xml:space="preserve"> (5) 그 이야기는 [다음과 같다]. → </w:t>
-      </w:r>
-      <w:r>
-        <w:rPr>
-          <w:b/>
-          <w:i w:val="0"/>
-          <w:sz w:val="20"/>
-          <w:u w:val="none"/>
-        </w:rPr>
-        <w:t xml:space="preserve">(5) </w:t>
-      </w:r>
-      <w:r>
-        <w:rPr>
-          <w:b w:val="0"/>
-          <w:i w:val="0"/>
-          <w:sz w:val="20"/>
-          <w:u w:val="none"/>
-        </w:rPr>
-        <w:t>__________</w:t>
-      </w:r>
-      <w:r>
-        <w:br/>
-      </w:r>
-      <w:r>
-        <w:rPr>
-          <w:b w:val="0"/>
-          <w:i w:val="0"/>
-          <w:sz w:val="20"/>
-          <w:u w:val="none"/>
-        </w:rPr>
-        <w:t xml:space="preserve"> (6) 어느 겨울, 남자의 어머니는 [병이 들어서] → </w:t>
-      </w:r>
-      <w:r>
-        <w:rPr>
-          <w:b/>
-          <w:i w:val="0"/>
-          <w:sz w:val="20"/>
-          <w:u w:val="none"/>
-        </w:rPr>
-        <w:t xml:space="preserve">(6) </w:t>
-      </w:r>
-      <w:r>
-        <w:rPr>
-          <w:b w:val="0"/>
-          <w:i w:val="0"/>
-          <w:sz w:val="20"/>
-          <w:u w:val="none"/>
-        </w:rPr>
-        <w:t>__________</w:t>
-      </w:r>
-      <w:r>
-        <w:br/>
-      </w:r>
-      <w:r>
-        <w:rPr>
-          <w:b w:val="0"/>
-          <w:i w:val="0"/>
-          <w:sz w:val="20"/>
-          <w:u w:val="none"/>
-        </w:rPr>
-        <w:t xml:space="preserve"> (7) 남자는 몹시 [낙담해서] 하늘에 대고 외쳤다. → </w:t>
-      </w:r>
-      <w:r>
-        <w:rPr>
-          <w:b/>
-          <w:i w:val="0"/>
-          <w:sz w:val="20"/>
-          <w:u w:val="none"/>
-        </w:rPr>
-        <w:t xml:space="preserve">(7) </w:t>
-      </w:r>
-      <w:r>
-        <w:rPr>
-          <w:b w:val="0"/>
-          <w:i w:val="0"/>
-          <w:sz w:val="20"/>
-          <w:u w:val="none"/>
-        </w:rPr>
-        <w:t>__________</w:t>
-      </w:r>
-      <w:r>
-        <w:br/>
-      </w:r>
-      <w:r>
-        <w:rPr>
-          <w:b w:val="0"/>
-          <w:i w:val="0"/>
-          <w:sz w:val="20"/>
-          <w:u w:val="none"/>
-        </w:rPr>
-        <w:t xml:space="preserve"> (8) [그러자] 그의 어머니는 [병이 나았다]. → </w:t>
-      </w:r>
-      <w:r>
-        <w:rPr>
-          <w:b/>
-          <w:i w:val="0"/>
-          <w:sz w:val="20"/>
-          <w:u w:val="none"/>
-        </w:rPr>
-        <w:t xml:space="preserve">(8) </w:t>
-      </w:r>
-      <w:r>
-        <w:rPr>
-          <w:b w:val="0"/>
-          <w:i w:val="0"/>
-          <w:sz w:val="20"/>
-          <w:u w:val="none"/>
-        </w:rPr>
-        <w:t>__________</w:t>
-      </w:r>
-      <w:r>
-        <w:br/>
-      </w:r>
-      <w:r>
-        <w:rPr>
-          <w:b w:val="0"/>
-          <w:i w:val="0"/>
-          <w:sz w:val="20"/>
-          <w:u w:val="none"/>
-        </w:rPr>
-        <w:t xml:space="preserve"> (9) 대나무는 [어떤(모든 종류의)] 날씨에서도 푸르름을 유지한다. → </w:t>
-      </w:r>
-      <w:r>
-        <w:rPr>
-          <w:b/>
-          <w:i w:val="0"/>
-          <w:sz w:val="20"/>
-          <w:u w:val="none"/>
-        </w:rPr>
-        <w:t xml:space="preserve">(9) </w:t>
-      </w:r>
-      <w:r>
-        <w:rPr>
-          <w:b w:val="0"/>
-          <w:i w:val="0"/>
-          <w:sz w:val="20"/>
-          <w:u w:val="none"/>
-        </w:rPr>
-        <w:t>__________</w:t>
-      </w:r>
-      <w:r>
-        <w:br/>
-      </w:r>
-      <w:r>
-        <w:rPr>
-          <w:b w:val="0"/>
-          <w:i w:val="0"/>
-          <w:sz w:val="20"/>
-          <w:u w:val="none"/>
-        </w:rPr>
-        <w:t xml:space="preserve"> (10) [연꽃의 경우], 그것들은 [진흙투성이의 연못]에서 자라지만 [그럼에도] 아름답게 꽃을 피운다. → </w:t>
-      </w:r>
-      <w:r>
-        <w:rPr>
-          <w:b/>
-          <w:i w:val="0"/>
-          <w:sz w:val="20"/>
-          <w:u w:val="none"/>
-        </w:rPr>
-        <w:t xml:space="preserve">(10) </w:t>
-      </w:r>
-      <w:r>
-        <w:rPr>
-          <w:b w:val="0"/>
-          <w:i w:val="0"/>
-          <w:sz w:val="20"/>
-          <w:u w:val="none"/>
-        </w:rPr>
-        <w:t>__________</w:t>
-      </w:r>
-      <w:r>
-        <w:br/>
-      </w:r>
-      <w:r>
-        <w:rPr>
-          <w:b w:val="0"/>
-          <w:i w:val="0"/>
-          <w:sz w:val="20"/>
-          <w:u w:val="none"/>
-        </w:rPr>
-        <w:t xml:space="preserve"> (11) 문자도는 조선 시대 사람들에게 그림 그 [훨씬 이상의 것]이었다. → </w:t>
-      </w:r>
-      <w:r>
-        <w:rPr>
-          <w:b/>
-          <w:i w:val="0"/>
-          <w:sz w:val="20"/>
-          <w:u w:val="none"/>
-        </w:rPr>
-        <w:t xml:space="preserve">(11) </w:t>
-      </w:r>
-      <w:r>
-        <w:rPr>
-          <w:b w:val="0"/>
-          <w:i w:val="0"/>
-          <w:sz w:val="20"/>
-          <w:u w:val="none"/>
-        </w:rPr>
-        <w:t>__________</w:t>
-      </w:r>
-      <w:r>
-        <w:br/>
-      </w:r>
-      <w:r>
-        <w:rPr>
-          <w:b w:val="0"/>
-          <w:i w:val="0"/>
-          <w:sz w:val="20"/>
-          <w:u w:val="none"/>
-        </w:rPr>
-        <w:t xml:space="preserve"> (12) [특히] 아이들에게 문자도는 [학습 도구]였다. → </w:t>
-      </w:r>
-      <w:r>
-        <w:rPr>
-          <w:b/>
-          <w:i w:val="0"/>
-          <w:sz w:val="20"/>
-          <w:u w:val="none"/>
-        </w:rPr>
-        <w:t xml:space="preserve">(12) </w:t>
-      </w:r>
-      <w:r>
-        <w:rPr>
-          <w:b w:val="0"/>
-          <w:i w:val="0"/>
-          <w:sz w:val="20"/>
-          <w:u w:val="none"/>
-        </w:rPr>
-        <w:t>__________</w:t>
-      </w:r>
-    </w:p>
-    <w:p>
-      <w:pPr>
-        <w:spacing w:after="20" w:before="50"/>
-      </w:pPr>
-      <w:r>
-        <w:rPr>
-          <w:b/>
-          <w:i w:val="0"/>
-          <w:color w:val="1F3864"/>
-          <w:sz w:val="20"/>
-          <w:u w:val="none"/>
-        </w:rPr>
-        <w:t xml:space="preserve">70. </w:t>
-      </w:r>
-      <w:r>
-        <w:rPr>
-          <w:b w:val="0"/>
-          <w:i w:val="0"/>
-          <w:sz w:val="20"/>
-          <w:u w:val="none"/>
-        </w:rPr>
-        <w:t>다음 영영풀이에 해당하는 단어를 프린트 Vocabulary에서 찾아 쓰고, 지정된 위치의 철자를 조합해 숨은 단어를 완성한 뒤, 그 단어가 본문에서 상징하는 것을 쓰시오. (표적: 영영풀이 2단계 철자 조합 — 2025 기말 9·20번형)</w:t>
-      </w:r>
-    </w:p>
-    <w:p>
-      <w:pPr>
-        <w:spacing w:after="30"/>
-        <w:ind w:left="85"/>
-        <w:shd w:val="clear" w:color="auto" w:fill="F1F4F9"/>
-      </w:pPr>
-      <w:r>
-        <w:rPr>
-          <w:b w:val="0"/>
-          <w:i w:val="0"/>
-          <w:sz w:val="20"/>
-          <w:u w:val="none"/>
-        </w:rPr>
-        <w:t xml:space="preserve"> (1) a letter or symbol used in writing a language → c</w:t>
-      </w:r>
-      <w:r>
-        <w:rPr>
-          <w:b/>
-          <w:i w:val="0"/>
-          <w:sz w:val="20"/>
-          <w:u w:val="none"/>
-        </w:rPr>
-        <w:t xml:space="preserve">(1) </w:t>
-      </w:r>
-      <w:r>
-        <w:rPr>
-          <w:b w:val="0"/>
-          <w:i w:val="0"/>
-          <w:sz w:val="20"/>
-          <w:u w:val="none"/>
-        </w:rPr>
-        <w:t>__________</w:t>
-      </w:r>
-      <w:r>
-        <w:rPr>
-          <w:b w:val="0"/>
-          <w:i w:val="0"/>
-          <w:sz w:val="20"/>
-          <w:u w:val="none"/>
-        </w:rPr>
-        <w:t xml:space="preserve"> … </w:t>
-      </w:r>
-      <w:r>
-        <w:rPr>
-          <w:b/>
-          <w:i w:val="0"/>
-          <w:sz w:val="20"/>
-          <w:u w:val="none"/>
-        </w:rPr>
-        <w:t>1번째</w:t>
-      </w:r>
-      <w:r>
-        <w:rPr>
-          <w:b w:val="0"/>
-          <w:i w:val="0"/>
-          <w:sz w:val="20"/>
-          <w:u w:val="none"/>
-        </w:rPr>
-        <w:t xml:space="preserve"> 철자</w:t>
-      </w:r>
-      <w:r>
-        <w:br/>
-      </w:r>
-      <w:r>
-        <w:rPr>
-          <w:b w:val="0"/>
-          <w:i w:val="0"/>
-          <w:sz w:val="20"/>
-          <w:u w:val="none"/>
-        </w:rPr>
-        <w:t xml:space="preserve"> (2) the way you think or feel about something or someone → a</w:t>
-      </w:r>
-      <w:r>
-        <w:rPr>
-          <w:b/>
-          <w:i w:val="0"/>
-          <w:sz w:val="20"/>
-          <w:u w:val="none"/>
-        </w:rPr>
-        <w:t xml:space="preserve">(2) </w:t>
-      </w:r>
-      <w:r>
-        <w:rPr>
-          <w:b w:val="0"/>
-          <w:i w:val="0"/>
-          <w:sz w:val="20"/>
-          <w:u w:val="none"/>
-        </w:rPr>
-        <w:t>__________</w:t>
-      </w:r>
-      <w:r>
-        <w:rPr>
-          <w:b w:val="0"/>
-          <w:i w:val="0"/>
-          <w:sz w:val="20"/>
-          <w:u w:val="none"/>
-        </w:rPr>
-        <w:t xml:space="preserve"> … </w:t>
-      </w:r>
-      <w:r>
-        <w:rPr>
-          <w:b/>
-          <w:i w:val="0"/>
-          <w:sz w:val="20"/>
-          <w:u w:val="none"/>
-        </w:rPr>
-        <w:t>1번째</w:t>
-      </w:r>
-      <w:r>
-        <w:rPr>
-          <w:b w:val="0"/>
-          <w:i w:val="0"/>
-          <w:sz w:val="20"/>
-          <w:u w:val="none"/>
-        </w:rPr>
-        <w:t xml:space="preserve"> 철자</w:t>
-      </w:r>
-      <w:r>
-        <w:br/>
-      </w:r>
-      <w:r>
-        <w:rPr>
-          <w:b w:val="0"/>
-          <w:i w:val="0"/>
-          <w:sz w:val="20"/>
-          <w:u w:val="none"/>
-        </w:rPr>
-        <w:t xml:space="preserve"> (3) to be a sign or symbol of something → r</w:t>
-      </w:r>
-      <w:r>
-        <w:rPr>
-          <w:b/>
-          <w:i w:val="0"/>
-          <w:sz w:val="20"/>
-          <w:u w:val="none"/>
-        </w:rPr>
-        <w:t xml:space="preserve">(3) </w:t>
-      </w:r>
-      <w:r>
-        <w:rPr>
-          <w:b w:val="0"/>
-          <w:i w:val="0"/>
-          <w:sz w:val="20"/>
-          <w:u w:val="none"/>
-        </w:rPr>
-        <w:t>__________</w:t>
-      </w:r>
-      <w:r>
-        <w:rPr>
-          <w:b w:val="0"/>
-          <w:i w:val="0"/>
-          <w:sz w:val="20"/>
-          <w:u w:val="none"/>
-        </w:rPr>
-        <w:t xml:space="preserve"> … </w:t>
-      </w:r>
-      <w:r>
-        <w:rPr>
-          <w:b/>
-          <w:i w:val="0"/>
-          <w:sz w:val="20"/>
-          <w:u w:val="none"/>
-        </w:rPr>
-        <w:t>1번째</w:t>
-      </w:r>
-      <w:r>
-        <w:rPr>
-          <w:b w:val="0"/>
-          <w:i w:val="0"/>
-          <w:sz w:val="20"/>
-          <w:u w:val="none"/>
-        </w:rPr>
-        <w:t xml:space="preserve"> 철자</w:t>
-      </w:r>
-      <w:r>
-        <w:br/>
-      </w:r>
-      <w:r>
-        <w:rPr>
-          <w:b w:val="0"/>
-          <w:i w:val="0"/>
-          <w:sz w:val="20"/>
-          <w:u w:val="none"/>
-        </w:rPr>
-        <w:t xml:space="preserve"> (4) without being affected or prevented by something → d</w:t>
-      </w:r>
-      <w:r>
-        <w:rPr>
-          <w:b/>
-          <w:i w:val="0"/>
-          <w:sz w:val="20"/>
-          <w:u w:val="none"/>
-        </w:rPr>
-        <w:t xml:space="preserve">(4) </w:t>
-      </w:r>
-      <w:r>
-        <w:rPr>
-          <w:b w:val="0"/>
-          <w:i w:val="0"/>
-          <w:sz w:val="20"/>
-          <w:u w:val="none"/>
-        </w:rPr>
-        <w:t>__________</w:t>
-      </w:r>
-      <w:r>
-        <w:rPr>
-          <w:b w:val="0"/>
-          <w:i w:val="0"/>
-          <w:sz w:val="20"/>
-          <w:u w:val="none"/>
-        </w:rPr>
-        <w:t xml:space="preserve"> … </w:t>
-      </w:r>
-      <w:r>
-        <w:rPr>
-          <w:b/>
-          <w:i w:val="0"/>
-          <w:sz w:val="20"/>
-          <w:u w:val="none"/>
-        </w:rPr>
-        <w:t>4번째</w:t>
-      </w:r>
-      <w:r>
-        <w:rPr>
-          <w:b w:val="0"/>
-          <w:i w:val="0"/>
-          <w:sz w:val="20"/>
-          <w:u w:val="none"/>
-        </w:rPr>
-        <w:t xml:space="preserve"> 철자</w:t>
-      </w:r>
-      <w:r>
-        <w:br/>
-      </w:r>
-      <w:r>
-        <w:rPr>
-          <w:b w:val="0"/>
-          <w:i w:val="0"/>
-          <w:sz w:val="20"/>
-          <w:u w:val="none"/>
-        </w:rPr>
-        <w:t xml:space="preserve"> (5) the quality of staying faithful to a person, a king, or a country → l</w:t>
-      </w:r>
-      <w:r>
-        <w:rPr>
-          <w:b/>
-          <w:i w:val="0"/>
-          <w:sz w:val="20"/>
-          <w:u w:val="none"/>
-        </w:rPr>
-        <w:t xml:space="preserve">(5) </w:t>
-      </w:r>
-      <w:r>
-        <w:rPr>
-          <w:b w:val="0"/>
-          <w:i w:val="0"/>
-          <w:sz w:val="20"/>
-          <w:u w:val="none"/>
-        </w:rPr>
-        <w:t>__________</w:t>
-      </w:r>
-      <w:r>
-        <w:br/>
-      </w:r>
-      <w:r>
-        <w:rPr>
-          <w:b w:val="0"/>
-          <w:i w:val="0"/>
-          <w:sz w:val="20"/>
-          <w:u w:val="none"/>
-        </w:rPr>
-        <w:t xml:space="preserve"> (6) to produce flowers → b</w:t>
-      </w:r>
-      <w:r>
-        <w:rPr>
-          <w:b/>
-          <w:i w:val="0"/>
-          <w:sz w:val="20"/>
-          <w:u w:val="none"/>
-        </w:rPr>
-        <w:t xml:space="preserve">(6) </w:t>
-      </w:r>
-      <w:r>
-        <w:rPr>
-          <w:b w:val="0"/>
-          <w:i w:val="0"/>
-          <w:sz w:val="20"/>
-          <w:u w:val="none"/>
-        </w:rPr>
-        <w:t>__________</w:t>
-      </w:r>
-      <w:r>
-        <w:br/>
-      </w:r>
-      <w:r>
-        <w:rPr>
-          <w:b w:val="0"/>
-          <w:i w:val="0"/>
-          <w:sz w:val="20"/>
-          <w:u w:val="none"/>
-        </w:rPr>
-        <w:t xml:space="preserve"> (7) a state in which people or things go well together without conflict → h</w:t>
-      </w:r>
-      <w:r>
-        <w:rPr>
-          <w:b/>
-          <w:i w:val="0"/>
-          <w:sz w:val="20"/>
-          <w:u w:val="none"/>
-        </w:rPr>
-        <w:t xml:space="preserve">(7) </w:t>
-      </w:r>
-      <w:r>
-        <w:rPr>
-          <w:b w:val="0"/>
-          <w:i w:val="0"/>
-          <w:sz w:val="20"/>
-          <w:u w:val="none"/>
-        </w:rPr>
-        <w:t>__________</w:t>
-      </w:r>
-      <w:r>
-        <w:br/>
-      </w:r>
-      <w:r>
-        <w:rPr>
-          <w:b w:val="0"/>
-          <w:i w:val="0"/>
-          <w:sz w:val="20"/>
-          <w:u w:val="none"/>
-        </w:rPr>
-        <w:t xml:space="preserve"> (8) a strong determination to do something → w</w:t>
-      </w:r>
-      <w:r>
-        <w:rPr>
-          <w:b/>
-          <w:i w:val="0"/>
-          <w:sz w:val="20"/>
-          <w:u w:val="none"/>
-        </w:rPr>
-        <w:t xml:space="preserve">(8) </w:t>
-      </w:r>
-      <w:r>
-        <w:rPr>
-          <w:b w:val="0"/>
-          <w:i w:val="0"/>
-          <w:sz w:val="20"/>
-          <w:u w:val="none"/>
-        </w:rPr>
-        <w:t>__________</w:t>
-      </w:r>
-      <w:r>
-        <w:br/>
-      </w:r>
-      <w:r>
-        <w:rPr>
-          <w:b w:val="0"/>
-          <w:i w:val="0"/>
-          <w:sz w:val="20"/>
-          <w:u w:val="none"/>
-        </w:rPr>
-        <w:t xml:space="preserve"> ▶ 숨은 단어 (1)+(2)+(3)+(4): </w:t>
-      </w:r>
-      <w:r>
-        <w:rPr>
-          <w:b w:val="0"/>
-          <w:i w:val="0"/>
-          <w:sz w:val="20"/>
-          <w:u w:val="none"/>
-        </w:rPr>
-        <w:t>__________</w:t>
-      </w:r>
-      <w:r>
-        <w:rPr>
-          <w:b w:val="0"/>
-          <w:i w:val="0"/>
-          <w:sz w:val="20"/>
-          <w:u w:val="none"/>
-        </w:rPr>
-        <w:t xml:space="preserve"> → 본문에서 상징하는 것: </w:t>
-      </w:r>
-      <w:r>
-        <w:rPr>
-          <w:b w:val="0"/>
-          <w:i w:val="0"/>
-          <w:sz w:val="20"/>
-          <w:u w:val="none"/>
-        </w:rPr>
-        <w:t>__________</w:t>
-      </w:r>
-    </w:p>
-    <w:p>
-      <w:pPr>
-        <w:spacing w:after="20" w:before="50"/>
-      </w:pPr>
-      <w:r>
-        <w:rPr>
-          <w:b/>
-          <w:i w:val="0"/>
-          <w:color w:val="1F3864"/>
-          <w:sz w:val="20"/>
-          <w:u w:val="none"/>
-        </w:rPr>
-        <w:t xml:space="preserve">71. </w:t>
-      </w:r>
-      <w:r>
-        <w:rPr>
-          <w:b w:val="0"/>
-          <w:i w:val="0"/>
-          <w:sz w:val="20"/>
-          <w:u w:val="none"/>
-        </w:rPr>
-        <w:t xml:space="preserve">다음은 본문의 잉어 이야기를 남자의 일기로 바꿔 쓴 글이다. (1) 빈칸 (A)~(C)에 본문 표현을 활용하여 알맞은 말을 쓰고, (2) 이 글을 읽고 답할 수 </w:t>
-      </w:r>
-      <w:r>
-        <w:rPr>
-          <w:b/>
-          <w:i w:val="0"/>
-          <w:sz w:val="20"/>
-          <w:u w:val="none"/>
-        </w:rPr>
-        <w:t>없는</w:t>
-      </w:r>
-      <w:r>
-        <w:rPr>
-          <w:b w:val="0"/>
-          <w:i w:val="0"/>
-          <w:sz w:val="20"/>
-          <w:u w:val="none"/>
-        </w:rPr>
-        <w:t xml:space="preserve"> 질문을 </w:t>
-      </w:r>
-      <w:r>
-        <w:rPr>
-          <w:b/>
-          <w:i w:val="0"/>
-          <w:sz w:val="20"/>
-          <w:u w:val="none"/>
-        </w:rPr>
-        <w:t>있는 대로</w:t>
-      </w:r>
-      <w:r>
-        <w:rPr>
-          <w:b w:val="0"/>
-          <w:i w:val="0"/>
-          <w:sz w:val="20"/>
-          <w:u w:val="none"/>
-        </w:rPr>
-        <w:t xml:space="preserve"> 고르시오. (표적: 본문 변형 2단계(일기) + 답할 수 없는 질문 — 2025 기말 13번형)</w:t>
-      </w:r>
-    </w:p>
-    <w:p>
-      <w:pPr>
-        <w:spacing w:after="30"/>
-        <w:ind w:left="85"/>
-        <w:shd w:val="clear" w:color="auto" w:fill="F1F4F9"/>
-      </w:pPr>
-      <w:r>
-        <w:rPr>
-          <w:b w:val="0"/>
-          <w:i w:val="0"/>
-          <w:sz w:val="20"/>
-          <w:u w:val="none"/>
-        </w:rPr>
-        <w:t xml:space="preserve"> </w:t>
-      </w:r>
-      <w:r>
-        <w:rPr>
-          <w:b w:val="0"/>
-          <w:i/>
-          <w:sz w:val="20"/>
-          <w:u w:val="none"/>
-        </w:rPr>
-        <w:t>One very cold day in winter</w:t>
-      </w:r>
-      <w:r>
-        <w:br/>
-      </w:r>
-      <w:r>
-        <w:rPr>
-          <w:b w:val="0"/>
-          <w:i w:val="0"/>
-          <w:sz w:val="20"/>
-          <w:u w:val="none"/>
-        </w:rPr>
-        <w:t xml:space="preserve"> My mother has been ill since the winter began, and she can't eat anything. Today she said to me, "It would be wonderful if I (A) </w:t>
-      </w:r>
-      <w:r>
-        <w:rPr>
-          <w:b w:val="0"/>
-          <w:i w:val="0"/>
-          <w:sz w:val="20"/>
-          <w:u w:val="none"/>
-        </w:rPr>
-        <w:t>(A)</w:t>
-      </w:r>
-      <w:r>
-        <w:rPr>
-          <w:b w:val="0"/>
-          <w:i w:val="0"/>
-          <w:sz w:val="20"/>
-          <w:u w:val="none"/>
-        </w:rPr>
-        <w:t>__________</w:t>
-      </w:r>
-      <w:r>
-        <w:rPr>
-          <w:b w:val="0"/>
-          <w:i w:val="0"/>
-          <w:sz w:val="20"/>
-          <w:u w:val="none"/>
-        </w:rPr>
-        <w:t xml:space="preserve"> fresh fish." So I went out to the river, but it was completely frozen. It was impossible (B) </w:t>
-      </w:r>
-      <w:r>
-        <w:rPr>
-          <w:b w:val="0"/>
-          <w:i w:val="0"/>
-          <w:sz w:val="20"/>
-          <w:u w:val="none"/>
-        </w:rPr>
-        <w:t>(B)</w:t>
-      </w:r>
-      <w:r>
-        <w:rPr>
-          <w:b w:val="0"/>
-          <w:i w:val="0"/>
-          <w:sz w:val="20"/>
-          <w:u w:val="none"/>
-        </w:rPr>
-        <w:t>__________</w:t>
-      </w:r>
-      <w:r>
-        <w:rPr>
-          <w:b w:val="0"/>
-          <w:i w:val="0"/>
-          <w:sz w:val="20"/>
-          <w:u w:val="none"/>
-        </w:rPr>
-        <w:t xml:space="preserve"> to catch any fish. I was so disappointed that I cried out to the sky, "What should I do? Please help me." Then something amazing happened. The ice melted, and three carp suddenly came out of the water! I hurried home and cooked them for my mother. I hope she (C) </w:t>
-      </w:r>
-      <w:r>
-        <w:rPr>
-          <w:b w:val="0"/>
-          <w:i w:val="0"/>
-          <w:sz w:val="20"/>
-          <w:u w:val="none"/>
-        </w:rPr>
-        <w:t>(C)</w:t>
-      </w:r>
-      <w:r>
-        <w:rPr>
-          <w:b w:val="0"/>
-          <w:i w:val="0"/>
-          <w:sz w:val="20"/>
-          <w:u w:val="none"/>
-        </w:rPr>
-        <w:t>__________</w:t>
-      </w:r>
-      <w:r>
-        <w:rPr>
-          <w:b w:val="0"/>
-          <w:i w:val="0"/>
-          <w:sz w:val="20"/>
-          <w:u w:val="none"/>
-        </w:rPr>
-        <w:t xml:space="preserve"> soon.</w:t>
-      </w:r>
-      <w:r>
-        <w:br/>
-      </w:r>
-      <w:r>
-        <w:br/>
-      </w:r>
-      <w:r>
-        <w:rPr>
-          <w:b w:val="0"/>
-          <w:i w:val="0"/>
-          <w:sz w:val="20"/>
-          <w:u w:val="none"/>
-        </w:rPr>
-        <w:t xml:space="preserve"> ① Why couldn't the man catch any fish at first? ② How many carp came out of the water? ③ How long had the mother been ill before this day? ④ What did the man do after he got the carp? ⑤ Where did the man and his mother live?</w:t>
-      </w:r>
-      <w:r>
-        <w:br/>
-      </w:r>
-      <w:r>
-        <w:rPr>
-          <w:b w:val="0"/>
-          <w:i w:val="0"/>
-          <w:sz w:val="20"/>
-          <w:u w:val="none"/>
-        </w:rPr>
-        <w:t xml:space="preserve"> → 답할 수 없는 질문: </w:t>
-      </w:r>
-      <w:r>
-        <w:rPr>
-          <w:b w:val="0"/>
-          <w:i w:val="0"/>
-          <w:sz w:val="20"/>
-          <w:u w:val="none"/>
-        </w:rPr>
-        <w:t>__________</w:t>
-      </w:r>
-    </w:p>
-    <w:p>
-      <w:pPr>
-        <w:spacing w:after="20" w:before="50"/>
-      </w:pPr>
-      <w:r>
-        <w:rPr>
-          <w:b/>
-          <w:i w:val="0"/>
-          <w:color w:val="1F3864"/>
-          <w:sz w:val="20"/>
-          <w:u w:val="none"/>
-        </w:rPr>
-        <w:t xml:space="preserve">72. </w:t>
-      </w:r>
-      <w:r>
-        <w:rPr>
-          <w:b w:val="0"/>
-          <w:i w:val="0"/>
-          <w:sz w:val="20"/>
-          <w:u w:val="none"/>
-        </w:rPr>
-        <w:t>프린트 괄호 ( what / that )을 확장한 문항이다. (1) 빈칸에 that 또는 what을 쓰고, (2) 그중 생략할 수 있는 것을 고르시오. (표적: 관계대명사 what vs that — 2학기 최우선 축)</w:t>
-      </w:r>
-    </w:p>
-    <w:p>
-      <w:pPr>
-        <w:spacing w:after="30"/>
-        <w:ind w:left="85"/>
-        <w:shd w:val="clear" w:color="auto" w:fill="F1F4F9"/>
-      </w:pPr>
-      <w:r>
-        <w:rPr>
-          <w:b w:val="0"/>
-          <w:i w:val="0"/>
-          <w:sz w:val="20"/>
-          <w:u w:val="none"/>
-        </w:rPr>
-        <w:t xml:space="preserve"> (1) It is a type of folk painting </w:t>
-      </w:r>
-      <w:r>
-        <w:rPr>
-          <w:b/>
-          <w:i w:val="0"/>
-          <w:sz w:val="20"/>
-          <w:u w:val="none"/>
-        </w:rPr>
-        <w:t xml:space="preserve">(1) </w:t>
-      </w:r>
-      <w:r>
-        <w:rPr>
-          <w:b w:val="0"/>
-          <w:i w:val="0"/>
-          <w:sz w:val="20"/>
-          <w:u w:val="none"/>
-        </w:rPr>
-        <w:t>__________</w:t>
-      </w:r>
-      <w:r>
-        <w:rPr>
-          <w:b w:val="0"/>
-          <w:i w:val="0"/>
-          <w:sz w:val="20"/>
-          <w:u w:val="none"/>
-        </w:rPr>
-        <w:t xml:space="preserve"> was popular in the late Joseon dynasty.</w:t>
-      </w:r>
-      <w:r>
-        <w:br/>
-      </w:r>
-      <w:r>
-        <w:rPr>
-          <w:b w:val="0"/>
-          <w:i w:val="0"/>
-          <w:sz w:val="20"/>
-          <w:u w:val="none"/>
-        </w:rPr>
-        <w:t xml:space="preserve"> (2) Do you know </w:t>
-      </w:r>
-      <w:r>
-        <w:rPr>
-          <w:b/>
-          <w:i w:val="0"/>
-          <w:sz w:val="20"/>
-          <w:u w:val="none"/>
-        </w:rPr>
-        <w:t xml:space="preserve">(2) </w:t>
-      </w:r>
-      <w:r>
-        <w:rPr>
-          <w:b w:val="0"/>
-          <w:i w:val="0"/>
-          <w:sz w:val="20"/>
-          <w:u w:val="none"/>
-        </w:rPr>
-        <w:t>__________</w:t>
-      </w:r>
-      <w:r>
-        <w:rPr>
-          <w:b w:val="0"/>
-          <w:i w:val="0"/>
-          <w:sz w:val="20"/>
-          <w:u w:val="none"/>
-        </w:rPr>
-        <w:t xml:space="preserve"> the carp in the painting symbolizes?</w:t>
-      </w:r>
-      <w:r>
-        <w:br/>
-      </w:r>
-      <w:r>
-        <w:rPr>
-          <w:b w:val="0"/>
-          <w:i w:val="0"/>
-          <w:sz w:val="20"/>
-          <w:u w:val="none"/>
-        </w:rPr>
-        <w:t xml:space="preserve"> (3) They represent the values </w:t>
-      </w:r>
-      <w:r>
-        <w:rPr>
-          <w:b/>
-          <w:i w:val="0"/>
-          <w:sz w:val="20"/>
-          <w:u w:val="none"/>
-        </w:rPr>
-        <w:t xml:space="preserve">(3) </w:t>
-      </w:r>
-      <w:r>
-        <w:rPr>
-          <w:b w:val="0"/>
-          <w:i w:val="0"/>
-          <w:sz w:val="20"/>
-          <w:u w:val="none"/>
-        </w:rPr>
-        <w:t>__________</w:t>
-      </w:r>
-      <w:r>
-        <w:rPr>
-          <w:b w:val="0"/>
-          <w:i w:val="0"/>
-          <w:sz w:val="20"/>
-          <w:u w:val="none"/>
-        </w:rPr>
-        <w:t xml:space="preserve"> were important to people of the Joseon dynasty.</w:t>
-      </w:r>
-      <w:r>
-        <w:br/>
-      </w:r>
-      <w:r>
-        <w:rPr>
-          <w:b w:val="0"/>
-          <w:i w:val="0"/>
-          <w:sz w:val="20"/>
-          <w:u w:val="none"/>
-        </w:rPr>
-        <w:t xml:space="preserve"> (4) </w:t>
-      </w:r>
-      <w:r>
-        <w:rPr>
-          <w:b w:val="0"/>
-          <w:i w:val="0"/>
-          <w:sz w:val="20"/>
-          <w:u w:val="none"/>
-        </w:rPr>
-        <w:t>(4)</w:t>
-      </w:r>
-      <w:r>
-        <w:rPr>
-          <w:b w:val="0"/>
-          <w:i w:val="0"/>
-          <w:sz w:val="20"/>
-          <w:u w:val="none"/>
-        </w:rPr>
-        <w:t>__________</w:t>
-      </w:r>
-      <w:r>
-        <w:rPr>
-          <w:b w:val="0"/>
-          <w:i w:val="0"/>
-          <w:sz w:val="20"/>
-          <w:u w:val="none"/>
-        </w:rPr>
-        <w:t xml:space="preserve"> made the man cry out to the sky was the frozen river.</w:t>
-      </w:r>
-      <w:r>
-        <w:br/>
-      </w:r>
-      <w:r>
-        <w:rPr>
-          <w:b w:val="0"/>
-          <w:i w:val="0"/>
-          <w:sz w:val="20"/>
-          <w:u w:val="none"/>
-        </w:rPr>
-        <w:t xml:space="preserve"> (5) Munjado reminded people of the values </w:t>
-      </w:r>
-      <w:r>
-        <w:rPr>
-          <w:b/>
-          <w:i w:val="0"/>
-          <w:sz w:val="20"/>
-          <w:u w:val="none"/>
-        </w:rPr>
-        <w:t xml:space="preserve">(5) </w:t>
-      </w:r>
-      <w:r>
-        <w:rPr>
-          <w:b w:val="0"/>
-          <w:i w:val="0"/>
-          <w:sz w:val="20"/>
-          <w:u w:val="none"/>
-        </w:rPr>
-        <w:t>__________</w:t>
-      </w:r>
-      <w:r>
-        <w:rPr>
-          <w:b w:val="0"/>
-          <w:i w:val="0"/>
-          <w:sz w:val="20"/>
-          <w:u w:val="none"/>
-        </w:rPr>
-        <w:t xml:space="preserve"> they should keep in their lives.</w:t>
-      </w:r>
-      <w:r>
-        <w:br/>
-      </w:r>
-      <w:r>
-        <w:rPr>
-          <w:b w:val="0"/>
-          <w:i w:val="0"/>
-          <w:sz w:val="20"/>
-          <w:u w:val="none"/>
-        </w:rPr>
-        <w:t xml:space="preserve"> (6) Munjado was a study tool </w:t>
-      </w:r>
-      <w:r>
-        <w:rPr>
-          <w:b/>
-          <w:i w:val="0"/>
-          <w:sz w:val="20"/>
-          <w:u w:val="none"/>
-        </w:rPr>
-        <w:t xml:space="preserve">(6) </w:t>
-      </w:r>
-      <w:r>
-        <w:rPr>
-          <w:b w:val="0"/>
-          <w:i w:val="0"/>
-          <w:sz w:val="20"/>
-          <w:u w:val="none"/>
-        </w:rPr>
-        <w:t>__________</w:t>
-      </w:r>
-      <w:r>
-        <w:rPr>
-          <w:b w:val="0"/>
-          <w:i w:val="0"/>
-          <w:sz w:val="20"/>
-          <w:u w:val="none"/>
-        </w:rPr>
-        <w:t xml:space="preserve"> taught children the importance of harmony.</w:t>
-      </w:r>
-      <w:r>
-        <w:br/>
-      </w:r>
-      <w:r>
-        <w:rPr>
-          <w:b w:val="0"/>
-          <w:i w:val="0"/>
-          <w:sz w:val="20"/>
-          <w:u w:val="none"/>
-        </w:rPr>
-        <w:t xml:space="preserve"> ▶ 생략 가능한 것: </w:t>
-      </w:r>
-      <w:r>
-        <w:rPr>
-          <w:b w:val="0"/>
-          <w:i w:val="0"/>
-          <w:sz w:val="20"/>
-          <w:u w:val="none"/>
-        </w:rPr>
-        <w:t>__________</w:t>
       </w:r>
     </w:p>
     <w:p>
@@ -10791,296 +7223,6 @@
           <w:u w:val="none"/>
         </w:rPr>
         <w:t xml:space="preserve"> (A) folk (B) symbolic (C) respect (D) loyalty (E) justice</w:t>
-      </w:r>
-      <w:r>
-        <w:rPr>
-          <w:b w:val="0"/>
-          <w:i w:val="0"/>
-          <w:color w:val="B0B8C8"/>
-          <w:sz w:val="18"/>
-          <w:u w:val="none"/>
-        </w:rPr>
-        <w:t xml:space="preserve">   │   </w:t>
-      </w:r>
-      <w:r>
-        <w:rPr>
-          <w:b/>
-          <w:i w:val="0"/>
-          <w:color w:val="1F3864"/>
-          <w:sz w:val="18"/>
-          <w:u w:val="none"/>
-        </w:rPr>
-        <w:t>63</w:t>
-      </w:r>
-      <w:r>
-        <w:rPr>
-          <w:b w:val="0"/>
-          <w:i w:val="0"/>
-          <w:sz w:val="18"/>
-          <w:u w:val="none"/>
-        </w:rPr>
-        <w:t xml:space="preserve"> (1) 과거분사(p.p.) (2) Munjado (3) 주격 / 단수 (4) 단수 / appears (5) eight Chinese characters / 복수 (6) ~해지다 (7) 동사의 과거형 / 현재 (8) 의미상 주어 (9) 너무 ~해서 …하다 (10) carp / fish</w:t>
-      </w:r>
-      <w:r>
-        <w:rPr>
-          <w:b w:val="0"/>
-          <w:i w:val="0"/>
-          <w:color w:val="B0B8C8"/>
-          <w:sz w:val="18"/>
-          <w:u w:val="none"/>
-        </w:rPr>
-        <w:t xml:space="preserve">   │   </w:t>
-      </w:r>
-      <w:r>
-        <w:rPr>
-          <w:b/>
-          <w:i w:val="0"/>
-          <w:color w:val="1F3864"/>
-          <w:sz w:val="18"/>
-          <w:u w:val="none"/>
-        </w:rPr>
-        <w:t>64</w:t>
-      </w:r>
-      <w:r>
-        <w:rPr>
-          <w:b w:val="0"/>
-          <w:i w:val="0"/>
-          <w:sz w:val="18"/>
-          <w:u w:val="none"/>
-        </w:rPr>
-        <w:t xml:space="preserve"> (1) ~한 상태를 유지하다 (2) ~하게 되다 (3) 형용사적 / will (4) 비교급 / 훨씬 / very (5) ~ 이상(의 것) (6) 주격 / important values</w:t>
-      </w:r>
-      <w:r>
-        <w:rPr>
-          <w:b w:val="0"/>
-          <w:i w:val="0"/>
-          <w:color w:val="B0B8C8"/>
-          <w:sz w:val="18"/>
-          <w:u w:val="none"/>
-        </w:rPr>
-        <w:t xml:space="preserve">   │   </w:t>
-      </w:r>
-      <w:r>
-        <w:rPr>
-          <w:b/>
-          <w:i w:val="0"/>
-          <w:color w:val="1F3864"/>
-          <w:sz w:val="18"/>
-          <w:u w:val="none"/>
-        </w:rPr>
-        <w:t>65</w:t>
-      </w:r>
-      <w:r>
-        <w:rPr>
-          <w:b w:val="0"/>
-          <w:i w:val="0"/>
-          <w:sz w:val="18"/>
-          <w:u w:val="none"/>
-        </w:rPr>
-        <w:t xml:space="preserve"> (1) Munjado (2) eight Chinese characters (3) other examples of symbolic objects (= bamboo and lotus flowers) (4) lotus flowers (5) Munjado (6) people of the Joseon dynasty (7) Munjado / 있는 대로: (1), (5), (7)</w:t>
-      </w:r>
-      <w:r>
-        <w:rPr>
-          <w:b w:val="0"/>
-          <w:i w:val="0"/>
-          <w:color w:val="B0B8C8"/>
-          <w:sz w:val="18"/>
-          <w:u w:val="none"/>
-        </w:rPr>
-        <w:t xml:space="preserve">   │   </w:t>
-      </w:r>
-      <w:r>
-        <w:rPr>
-          <w:b/>
-          <w:i w:val="0"/>
-          <w:color w:val="1F3864"/>
-          <w:sz w:val="18"/>
-          <w:u w:val="none"/>
-        </w:rPr>
-        <w:t>66</w:t>
-      </w:r>
-      <w:r>
-        <w:rPr>
-          <w:b w:val="0"/>
-          <w:i w:val="0"/>
-          <w:sz w:val="18"/>
-          <w:u w:val="none"/>
-        </w:rPr>
-        <w:t xml:space="preserve"> ④ that – appears – much / 확인: much · far</w:t>
-      </w:r>
-      <w:r>
-        <w:rPr>
-          <w:b w:val="0"/>
-          <w:i w:val="0"/>
-          <w:color w:val="B0B8C8"/>
-          <w:sz w:val="18"/>
-          <w:u w:val="none"/>
-        </w:rPr>
-        <w:t xml:space="preserve">   │   </w:t>
-      </w:r>
-      <w:r>
-        <w:rPr>
-          <w:b/>
-          <w:i w:val="0"/>
-          <w:color w:val="1F3864"/>
-          <w:sz w:val="18"/>
-          <w:u w:val="none"/>
-        </w:rPr>
-        <w:t>67</w:t>
-      </w:r>
-      <w:r>
-        <w:rPr>
-          <w:b w:val="0"/>
-          <w:i w:val="0"/>
-          <w:sz w:val="18"/>
-          <w:u w:val="none"/>
-        </w:rPr>
-        <w:t xml:space="preserve"> ②, ④, ⑥, ⑦</w:t>
-      </w:r>
-      <w:r>
-        <w:rPr>
-          <w:b w:val="0"/>
-          <w:i w:val="0"/>
-          <w:color w:val="B0B8C8"/>
-          <w:sz w:val="18"/>
-          <w:u w:val="none"/>
-        </w:rPr>
-        <w:t xml:space="preserve">   │   </w:t>
-      </w:r>
-      <w:r>
-        <w:rPr>
-          <w:b/>
-          <w:i w:val="0"/>
-          <w:color w:val="1F3864"/>
-          <w:sz w:val="18"/>
-          <w:u w:val="none"/>
-        </w:rPr>
-        <w:t>68</w:t>
-      </w:r>
-      <w:r>
-        <w:rPr>
-          <w:b w:val="0"/>
-          <w:i w:val="0"/>
-          <w:sz w:val="18"/>
-          <w:u w:val="none"/>
-        </w:rPr>
-        <w:t xml:space="preserve"> ① T ② F(early→late) ③ T ④ F(only used for decoration→not just decorations, often symbolic) ⑤ F(병의 원인은 본문에 없음) ⑥ T ⑦ T ⑧ F(bends easily→does not bend) ⑨ T ⑩ F(give up→fight for justice) ⑪ F(little→greatly) ⑫ T ⑬ T / F 6개</w:t>
-      </w:r>
-      <w:r>
-        <w:rPr>
-          <w:b w:val="0"/>
-          <w:i w:val="0"/>
-          <w:color w:val="B0B8C8"/>
-          <w:sz w:val="18"/>
-          <w:u w:val="none"/>
-        </w:rPr>
-        <w:t xml:space="preserve">   │   </w:t>
-      </w:r>
-      <w:r>
-        <w:rPr>
-          <w:b/>
-          <w:i w:val="0"/>
-          <w:color w:val="1F3864"/>
-          <w:sz w:val="18"/>
-          <w:u w:val="none"/>
-        </w:rPr>
-        <w:t>69</w:t>
-      </w:r>
-      <w:r>
-        <w:rPr>
-          <w:b w:val="0"/>
-          <w:i w:val="0"/>
-          <w:sz w:val="18"/>
-          <w:u w:val="none"/>
-        </w:rPr>
-        <w:t xml:space="preserve"> (1) on the right (2) is called (3) One of (4) because of / respect (5) goes as follows (6) became ill (7) so disappointed that (8) Then / got well (9) in all kinds of weather (10) In the case of lotus flowers / muddy ponds / still (11) much more than (12) In particular / a study tool</w:t>
-      </w:r>
-      <w:r>
-        <w:rPr>
-          <w:b w:val="0"/>
-          <w:i w:val="0"/>
-          <w:color w:val="B0B8C8"/>
-          <w:sz w:val="18"/>
-          <w:u w:val="none"/>
-        </w:rPr>
-        <w:t xml:space="preserve">   │   </w:t>
-      </w:r>
-      <w:r>
-        <w:rPr>
-          <w:b/>
-          <w:i w:val="0"/>
-          <w:color w:val="1F3864"/>
-          <w:sz w:val="18"/>
-          <w:u w:val="none"/>
-        </w:rPr>
-        <w:t>70</w:t>
-      </w:r>
-      <w:r>
-        <w:rPr>
-          <w:b w:val="0"/>
-          <w:i w:val="0"/>
-          <w:sz w:val="18"/>
-          <w:u w:val="none"/>
-        </w:rPr>
-        <w:t xml:space="preserve"> (1) character (2) attitude (3) represent (4) despite (5) loyalty (6) bloom (7) harmony (8) will / 숨은 단어 c-a-r-p = carp → respect for parents</w:t>
-      </w:r>
-      <w:r>
-        <w:rPr>
-          <w:b w:val="0"/>
-          <w:i w:val="0"/>
-          <w:color w:val="B0B8C8"/>
-          <w:sz w:val="18"/>
-          <w:u w:val="none"/>
-        </w:rPr>
-        <w:t xml:space="preserve">   │   </w:t>
-      </w:r>
-      <w:r>
-        <w:rPr>
-          <w:b/>
-          <w:i w:val="0"/>
-          <w:color w:val="1F3864"/>
-          <w:sz w:val="18"/>
-          <w:u w:val="none"/>
-        </w:rPr>
-        <w:t>71</w:t>
-      </w:r>
-      <w:r>
-        <w:rPr>
-          <w:b w:val="0"/>
-          <w:i w:val="0"/>
-          <w:sz w:val="18"/>
-          <w:u w:val="none"/>
-        </w:rPr>
-        <w:t xml:space="preserve"> (A) could eat (B) for me (C) gets well / 답할 수 없는 질문: ③, ⑤</w:t>
-      </w:r>
-      <w:r>
-        <w:rPr>
-          <w:b w:val="0"/>
-          <w:i w:val="0"/>
-          <w:color w:val="B0B8C8"/>
-          <w:sz w:val="18"/>
-          <w:u w:val="none"/>
-        </w:rPr>
-        <w:t xml:space="preserve">   │   </w:t>
-      </w:r>
-      <w:r>
-        <w:rPr>
-          <w:b/>
-          <w:i w:val="0"/>
-          <w:color w:val="1F3864"/>
-          <w:sz w:val="18"/>
-          <w:u w:val="none"/>
-        </w:rPr>
-        <w:t>72</w:t>
-      </w:r>
-      <w:r>
-        <w:rPr>
-          <w:b w:val="0"/>
-          <w:i w:val="0"/>
-          <w:sz w:val="18"/>
-          <w:u w:val="none"/>
-        </w:rPr>
-        <w:t xml:space="preserve"> (1) that (2) what (3) that (4) What (5) that (6) that / 생략 가능: (5)</w:t>
       </w:r>
     </w:p>
     <w:sectPr>

--- a/mokdong3/2fin/word/md3s2_L8_check_exam.docx
+++ b/mokdong3/2fin/word/md3s2_L8_check_exam.docx
@@ -4106,7 +4106,7 @@
           <w:sz w:val="20"/>
           <w:u w:val="none"/>
         </w:rPr>
-        <w:t>〈보기〉 ( wonderful / if / be / it / could / I / would / fresh fish / eat / can )</w:t>
+        <w:t>〈보기〉 ( eat / I / be / fresh fish / if / it / would / could / can / wonderful )</w:t>
       </w:r>
       <w:r>
         <w:br/>
@@ -4186,7 +4186,7 @@
           <w:sz w:val="20"/>
           <w:u w:val="none"/>
         </w:rPr>
-        <w:t>〈보기〉 ( it / was / impossible / for / of / him / to catch / any fish )</w:t>
+        <w:t>〈보기〉 ( was / him / any fish / of / to catch / it / for / impossible )</w:t>
       </w:r>
       <w:r>
         <w:br/>
@@ -4266,7 +4266,7 @@
           <w:sz w:val="20"/>
           <w:u w:val="none"/>
         </w:rPr>
-        <w:t>〈보기〉 ( them / important values / reminded / of / it / that / greatly influenced / their behaviors and attitudes / what )</w:t>
+        <w:t>〈보기〉 ( that / it / their behaviors and attitudes / greatly influenced / important values / them / what / of / reminded )</w:t>
       </w:r>
       <w:r>
         <w:br/>

--- a/mokdong3/2fin/word/md3s2_L8_check_exam.docx
+++ b/mokdong3/2fin/word/md3s2_L8_check_exam.docx
@@ -19,10 +19,10 @@
     </w:p>
     <w:p>
       <w:pPr>
-        <w:spacing w:after="80"/>
         <w:pBdr>
           <w:bottom w:val="single" w:sz="8" w:space="2" w:color="1F3864"/>
         </w:pBdr>
+        <w:spacing w:after="80"/>
       </w:pPr>
       <w:r>
         <w:rPr>
@@ -75,13 +75,13 @@
     </w:p>
     <w:p>
       <w:pPr>
-        <w:spacing w:after="60"/>
         <w:pBdr>
           <w:top w:val="single" w:sz="4" w:space="3" w:color="9AA9C2"/>
           <w:left w:val="single" w:sz="4" w:space="3" w:color="9AA9C2"/>
           <w:bottom w:val="single" w:sz="4" w:space="3" w:color="9AA9C2"/>
           <w:right w:val="single" w:sz="4" w:space="3" w:color="9AA9C2"/>
         </w:pBdr>
+        <w:spacing w:after="60"/>
         <w:ind w:left="57" w:right="57"/>
       </w:pPr>
       <w:r>
@@ -218,13 +218,13 @@
     </w:p>
     <w:p>
       <w:pPr>
-        <w:spacing w:after="60"/>
         <w:pBdr>
           <w:top w:val="single" w:sz="4" w:space="3" w:color="9AA9C2"/>
           <w:left w:val="single" w:sz="4" w:space="3" w:color="9AA9C2"/>
           <w:bottom w:val="single" w:sz="4" w:space="3" w:color="9AA9C2"/>
           <w:right w:val="single" w:sz="4" w:space="3" w:color="9AA9C2"/>
         </w:pBdr>
+        <w:spacing w:after="60"/>
         <w:ind w:left="57" w:right="57"/>
       </w:pPr>
       <w:r>
@@ -469,13 +469,13 @@
     </w:p>
     <w:p>
       <w:pPr>
-        <w:spacing w:after="60"/>
         <w:pBdr>
           <w:top w:val="single" w:sz="4" w:space="3" w:color="9AA9C2"/>
           <w:left w:val="single" w:sz="4" w:space="3" w:color="9AA9C2"/>
           <w:bottom w:val="single" w:sz="4" w:space="3" w:color="9AA9C2"/>
           <w:right w:val="single" w:sz="4" w:space="3" w:color="9AA9C2"/>
         </w:pBdr>
+        <w:spacing w:after="60"/>
         <w:ind w:left="57" w:right="57"/>
       </w:pPr>
       <w:r>
@@ -612,13 +612,13 @@
     </w:p>
     <w:p>
       <w:pPr>
-        <w:spacing w:after="60"/>
         <w:pBdr>
           <w:top w:val="single" w:sz="4" w:space="3" w:color="9AA9C2"/>
           <w:left w:val="single" w:sz="4" w:space="3" w:color="9AA9C2"/>
           <w:bottom w:val="single" w:sz="4" w:space="3" w:color="9AA9C2"/>
           <w:right w:val="single" w:sz="4" w:space="3" w:color="9AA9C2"/>
         </w:pBdr>
+        <w:spacing w:after="60"/>
         <w:ind w:left="57" w:right="57"/>
       </w:pPr>
       <w:r>
@@ -716,13 +716,13 @@
     </w:p>
     <w:p>
       <w:pPr>
-        <w:spacing w:after="60"/>
         <w:pBdr>
           <w:top w:val="single" w:sz="4" w:space="3" w:color="9AA9C2"/>
           <w:left w:val="single" w:sz="4" w:space="3" w:color="9AA9C2"/>
           <w:bottom w:val="single" w:sz="4" w:space="3" w:color="9AA9C2"/>
           <w:right w:val="single" w:sz="4" w:space="3" w:color="9AA9C2"/>
         </w:pBdr>
+        <w:spacing w:after="60"/>
         <w:ind w:left="57" w:right="57"/>
       </w:pPr>
       <w:r>
@@ -940,13 +940,13 @@
     </w:p>
     <w:p>
       <w:pPr>
-        <w:spacing w:after="60"/>
         <w:pBdr>
           <w:top w:val="single" w:sz="4" w:space="3" w:color="9AA9C2"/>
           <w:left w:val="single" w:sz="4" w:space="3" w:color="9AA9C2"/>
           <w:bottom w:val="single" w:sz="4" w:space="3" w:color="9AA9C2"/>
           <w:right w:val="single" w:sz="4" w:space="3" w:color="9AA9C2"/>
         </w:pBdr>
+        <w:spacing w:after="60"/>
         <w:ind w:left="57" w:right="57"/>
       </w:pPr>
       <w:r>
@@ -1353,13 +1353,13 @@
     </w:p>
     <w:p>
       <w:pPr>
-        <w:spacing w:after="60"/>
         <w:pBdr>
           <w:top w:val="single" w:sz="4" w:space="3" w:color="9AA9C2"/>
           <w:left w:val="single" w:sz="4" w:space="3" w:color="9AA9C2"/>
           <w:bottom w:val="single" w:sz="4" w:space="3" w:color="9AA9C2"/>
           <w:right w:val="single" w:sz="4" w:space="3" w:color="9AA9C2"/>
         </w:pBdr>
+        <w:spacing w:after="60"/>
         <w:ind w:left="57" w:right="57"/>
       </w:pPr>
       <w:r>
@@ -1685,13 +1685,13 @@
     </w:p>
     <w:p>
       <w:pPr>
-        <w:spacing w:after="60"/>
         <w:pBdr>
           <w:top w:val="single" w:sz="4" w:space="3" w:color="9AA9C2"/>
           <w:left w:val="single" w:sz="4" w:space="3" w:color="9AA9C2"/>
           <w:bottom w:val="single" w:sz="4" w:space="3" w:color="9AA9C2"/>
           <w:right w:val="single" w:sz="4" w:space="3" w:color="9AA9C2"/>
         </w:pBdr>
+        <w:spacing w:after="60"/>
         <w:ind w:left="57" w:right="57"/>
       </w:pPr>
       <w:r>
@@ -1993,9 +1993,9 @@
     </w:p>
     <w:p>
       <w:pPr>
+        <w:shd w:val="clear" w:color="auto" w:fill="F1F4F9"/>
         <w:spacing w:after="30"/>
         <w:ind w:left="85"/>
-        <w:shd w:val="clear" w:color="auto" w:fill="F1F4F9"/>
       </w:pPr>
       <w:r>
         <w:rPr>
@@ -2201,9 +2201,9 @@
     </w:p>
     <w:p>
       <w:pPr>
+        <w:shd w:val="clear" w:color="auto" w:fill="F1F4F9"/>
         <w:spacing w:after="30"/>
         <w:ind w:left="85"/>
-        <w:shd w:val="clear" w:color="auto" w:fill="F1F4F9"/>
       </w:pPr>
       <w:r>
         <w:rPr>
@@ -2625,9 +2625,9 @@
     </w:p>
     <w:p>
       <w:pPr>
+        <w:shd w:val="clear" w:color="auto" w:fill="F1F4F9"/>
         <w:spacing w:after="30"/>
         <w:ind w:left="85"/>
-        <w:shd w:val="clear" w:color="auto" w:fill="F1F4F9"/>
       </w:pPr>
       <w:r>
         <w:rPr>
@@ -2887,9 +2887,9 @@
     </w:p>
     <w:p>
       <w:pPr>
+        <w:shd w:val="clear" w:color="auto" w:fill="F1F4F9"/>
         <w:spacing w:after="30"/>
         <w:ind w:left="85"/>
-        <w:shd w:val="clear" w:color="auto" w:fill="F1F4F9"/>
       </w:pPr>
       <w:r>
         <w:rPr>
@@ -3326,9 +3326,9 @@
     </w:p>
     <w:p>
       <w:pPr>
+        <w:shd w:val="clear" w:color="auto" w:fill="F1F4F9"/>
         <w:spacing w:after="30"/>
         <w:ind w:left="85"/>
-        <w:shd w:val="clear" w:color="auto" w:fill="F1F4F9"/>
       </w:pPr>
       <w:r>
         <w:rPr>
@@ -3546,9 +3546,9 @@
     </w:p>
     <w:p>
       <w:pPr>
+        <w:shd w:val="clear" w:color="auto" w:fill="F1F4F9"/>
         <w:spacing w:after="30"/>
         <w:ind w:left="85"/>
-        <w:shd w:val="clear" w:color="auto" w:fill="F1F4F9"/>
       </w:pPr>
       <w:r>
         <w:rPr>
@@ -3754,9 +3754,9 @@
     </w:p>
     <w:p>
       <w:pPr>
+        <w:shd w:val="clear" w:color="auto" w:fill="F1F4F9"/>
         <w:spacing w:after="30"/>
         <w:ind w:left="85"/>
-        <w:shd w:val="clear" w:color="auto" w:fill="F1F4F9"/>
       </w:pPr>
       <w:r>
         <w:rPr>
@@ -3962,9 +3962,9 @@
     </w:p>
     <w:p>
       <w:pPr>
+        <w:shd w:val="clear" w:color="auto" w:fill="F1F4F9"/>
         <w:spacing w:after="30"/>
         <w:ind w:left="85"/>
-        <w:shd w:val="clear" w:color="auto" w:fill="F1F4F9"/>
       </w:pPr>
       <w:r>
         <w:rPr>
@@ -4095,9 +4095,9 @@
     </w:p>
     <w:p>
       <w:pPr>
+        <w:shd w:val="clear" w:color="auto" w:fill="F1F4F9"/>
         <w:spacing w:after="30"/>
         <w:ind w:left="85"/>
-        <w:shd w:val="clear" w:color="auto" w:fill="F1F4F9"/>
       </w:pPr>
       <w:r>
         <w:rPr>
@@ -4165,9 +4165,9 @@
     </w:p>
     <w:p>
       <w:pPr>
+        <w:shd w:val="clear" w:color="auto" w:fill="F1F4F9"/>
         <w:spacing w:after="20"/>
         <w:ind w:left="85"/>
-        <w:shd w:val="clear" w:color="auto" w:fill="F1F4F9"/>
       </w:pPr>
       <w:r>
         <w:rPr>
@@ -4245,9 +4245,9 @@
     </w:p>
     <w:p>
       <w:pPr>
+        <w:shd w:val="clear" w:color="auto" w:fill="F1F4F9"/>
         <w:spacing w:after="20"/>
         <w:ind w:left="85"/>
-        <w:shd w:val="clear" w:color="auto" w:fill="F1F4F9"/>
       </w:pPr>
       <w:r>
         <w:rPr>
@@ -4349,9 +4349,9 @@
     </w:p>
     <w:p>
       <w:pPr>
+        <w:shd w:val="clear" w:color="auto" w:fill="F1F4F9"/>
         <w:spacing w:after="30"/>
         <w:ind w:left="85"/>
-        <w:shd w:val="clear" w:color="auto" w:fill="F1F4F9"/>
       </w:pPr>
       <w:r>
         <w:rPr>
@@ -4863,9 +4863,9 @@
     </w:p>
     <w:p>
       <w:pPr>
+        <w:shd w:val="clear" w:color="auto" w:fill="F1F4F9"/>
         <w:spacing w:after="30"/>
         <w:ind w:left="85"/>
-        <w:shd w:val="clear" w:color="auto" w:fill="F1F4F9"/>
       </w:pPr>
       <w:r>
         <w:rPr>
@@ -5008,9 +5008,9 @@
     </w:p>
     <w:p>
       <w:pPr>
+        <w:shd w:val="clear" w:color="auto" w:fill="F1F4F9"/>
         <w:spacing w:after="30"/>
         <w:ind w:left="85"/>
-        <w:shd w:val="clear" w:color="auto" w:fill="F1F4F9"/>
       </w:pPr>
       <w:r>
         <w:rPr>
@@ -5228,9 +5228,9 @@
     </w:p>
     <w:p>
       <w:pPr>
+        <w:shd w:val="clear" w:color="auto" w:fill="F1F4F9"/>
         <w:spacing w:after="30"/>
         <w:ind w:left="85"/>
-        <w:shd w:val="clear" w:color="auto" w:fill="F1F4F9"/>
       </w:pPr>
       <w:r>
         <w:rPr>
@@ -5412,8 +5412,8 @@
           <w:type w:val="continuous"/>
           <w:pgSz w:w="11906" w:h="16838"/>
           <w:pgMar w:top="680" w:right="794" w:bottom="624" w:left="794" w:header="720" w:footer="720" w:gutter="0"/>
+          <w:cols w:num="2" w:space="396" w:sep="1"/>
           <w:docGrid w:linePitch="360"/>
-          <w:cols w:num="2" w:space="396" w:sep="1"/>
         </w:sectPr>
       </w:pPr>
     </w:p>
@@ -7228,8 +7228,8 @@
     <w:sectPr>
       <w:pgSz w:w="11906" w:h="16838"/>
       <w:pgMar w:top="680" w:right="794" w:bottom="624" w:left="794" w:header="720" w:footer="720" w:gutter="0"/>
+      <w:cols w:num="1" w:space="396"/>
       <w:docGrid w:linePitch="360"/>
-      <w:cols w:num="1" w:space="396"/>
     </w:sectPr>
   </w:body>
 </w:document>

--- a/mokdong3/2fin/word/md3s2_L8_check_exam.docx
+++ b/mokdong3/2fin/word/md3s2_L8_check_exam.docx
@@ -19,10 +19,10 @@
     </w:p>
     <w:p>
       <w:pPr>
+        <w:spacing w:after="80"/>
         <w:pBdr>
           <w:bottom w:val="single" w:sz="8" w:space="2" w:color="1F3864"/>
         </w:pBdr>
-        <w:spacing w:after="80"/>
       </w:pPr>
       <w:r>
         <w:rPr>
@@ -75,13 +75,13 @@
     </w:p>
     <w:p>
       <w:pPr>
+        <w:spacing w:after="60"/>
         <w:pBdr>
           <w:top w:val="single" w:sz="4" w:space="3" w:color="9AA9C2"/>
           <w:left w:val="single" w:sz="4" w:space="3" w:color="9AA9C2"/>
           <w:bottom w:val="single" w:sz="4" w:space="3" w:color="9AA9C2"/>
           <w:right w:val="single" w:sz="4" w:space="3" w:color="9AA9C2"/>
         </w:pBdr>
-        <w:spacing w:after="60"/>
         <w:ind w:left="57" w:right="57"/>
       </w:pPr>
       <w:r>
@@ -218,13 +218,13 @@
     </w:p>
     <w:p>
       <w:pPr>
+        <w:spacing w:after="60"/>
         <w:pBdr>
           <w:top w:val="single" w:sz="4" w:space="3" w:color="9AA9C2"/>
           <w:left w:val="single" w:sz="4" w:space="3" w:color="9AA9C2"/>
           <w:bottom w:val="single" w:sz="4" w:space="3" w:color="9AA9C2"/>
           <w:right w:val="single" w:sz="4" w:space="3" w:color="9AA9C2"/>
         </w:pBdr>
-        <w:spacing w:after="60"/>
         <w:ind w:left="57" w:right="57"/>
       </w:pPr>
       <w:r>
@@ -469,13 +469,13 @@
     </w:p>
     <w:p>
       <w:pPr>
+        <w:spacing w:after="60"/>
         <w:pBdr>
           <w:top w:val="single" w:sz="4" w:space="3" w:color="9AA9C2"/>
           <w:left w:val="single" w:sz="4" w:space="3" w:color="9AA9C2"/>
           <w:bottom w:val="single" w:sz="4" w:space="3" w:color="9AA9C2"/>
           <w:right w:val="single" w:sz="4" w:space="3" w:color="9AA9C2"/>
         </w:pBdr>
-        <w:spacing w:after="60"/>
         <w:ind w:left="57" w:right="57"/>
       </w:pPr>
       <w:r>
@@ -612,13 +612,13 @@
     </w:p>
     <w:p>
       <w:pPr>
+        <w:spacing w:after="60"/>
         <w:pBdr>
           <w:top w:val="single" w:sz="4" w:space="3" w:color="9AA9C2"/>
           <w:left w:val="single" w:sz="4" w:space="3" w:color="9AA9C2"/>
           <w:bottom w:val="single" w:sz="4" w:space="3" w:color="9AA9C2"/>
           <w:right w:val="single" w:sz="4" w:space="3" w:color="9AA9C2"/>
         </w:pBdr>
-        <w:spacing w:after="60"/>
         <w:ind w:left="57" w:right="57"/>
       </w:pPr>
       <w:r>
@@ -716,13 +716,13 @@
     </w:p>
     <w:p>
       <w:pPr>
+        <w:spacing w:after="60"/>
         <w:pBdr>
           <w:top w:val="single" w:sz="4" w:space="3" w:color="9AA9C2"/>
           <w:left w:val="single" w:sz="4" w:space="3" w:color="9AA9C2"/>
           <w:bottom w:val="single" w:sz="4" w:space="3" w:color="9AA9C2"/>
           <w:right w:val="single" w:sz="4" w:space="3" w:color="9AA9C2"/>
         </w:pBdr>
-        <w:spacing w:after="60"/>
         <w:ind w:left="57" w:right="57"/>
       </w:pPr>
       <w:r>
@@ -940,13 +940,13 @@
     </w:p>
     <w:p>
       <w:pPr>
+        <w:spacing w:after="60"/>
         <w:pBdr>
           <w:top w:val="single" w:sz="4" w:space="3" w:color="9AA9C2"/>
           <w:left w:val="single" w:sz="4" w:space="3" w:color="9AA9C2"/>
           <w:bottom w:val="single" w:sz="4" w:space="3" w:color="9AA9C2"/>
           <w:right w:val="single" w:sz="4" w:space="3" w:color="9AA9C2"/>
         </w:pBdr>
-        <w:spacing w:after="60"/>
         <w:ind w:left="57" w:right="57"/>
       </w:pPr>
       <w:r>
@@ -1353,13 +1353,13 @@
     </w:p>
     <w:p>
       <w:pPr>
+        <w:spacing w:after="60"/>
         <w:pBdr>
           <w:top w:val="single" w:sz="4" w:space="3" w:color="9AA9C2"/>
           <w:left w:val="single" w:sz="4" w:space="3" w:color="9AA9C2"/>
           <w:bottom w:val="single" w:sz="4" w:space="3" w:color="9AA9C2"/>
           <w:right w:val="single" w:sz="4" w:space="3" w:color="9AA9C2"/>
         </w:pBdr>
-        <w:spacing w:after="60"/>
         <w:ind w:left="57" w:right="57"/>
       </w:pPr>
       <w:r>
@@ -1685,13 +1685,13 @@
     </w:p>
     <w:p>
       <w:pPr>
+        <w:spacing w:after="60"/>
         <w:pBdr>
           <w:top w:val="single" w:sz="4" w:space="3" w:color="9AA9C2"/>
           <w:left w:val="single" w:sz="4" w:space="3" w:color="9AA9C2"/>
           <w:bottom w:val="single" w:sz="4" w:space="3" w:color="9AA9C2"/>
           <w:right w:val="single" w:sz="4" w:space="3" w:color="9AA9C2"/>
         </w:pBdr>
-        <w:spacing w:after="60"/>
         <w:ind w:left="57" w:right="57"/>
       </w:pPr>
       <w:r>
@@ -1993,9 +1993,9 @@
     </w:p>
     <w:p>
       <w:pPr>
-        <w:shd w:val="clear" w:color="auto" w:fill="F1F4F9"/>
         <w:spacing w:after="30"/>
         <w:ind w:left="85"/>
+        <w:shd w:val="clear" w:color="auto" w:fill="F1F4F9"/>
       </w:pPr>
       <w:r>
         <w:rPr>
@@ -2201,9 +2201,9 @@
     </w:p>
     <w:p>
       <w:pPr>
-        <w:shd w:val="clear" w:color="auto" w:fill="F1F4F9"/>
         <w:spacing w:after="30"/>
         <w:ind w:left="85"/>
+        <w:shd w:val="clear" w:color="auto" w:fill="F1F4F9"/>
       </w:pPr>
       <w:r>
         <w:rPr>
@@ -2625,9 +2625,9 @@
     </w:p>
     <w:p>
       <w:pPr>
-        <w:shd w:val="clear" w:color="auto" w:fill="F1F4F9"/>
         <w:spacing w:after="30"/>
         <w:ind w:left="85"/>
+        <w:shd w:val="clear" w:color="auto" w:fill="F1F4F9"/>
       </w:pPr>
       <w:r>
         <w:rPr>
@@ -2887,9 +2887,9 @@
     </w:p>
     <w:p>
       <w:pPr>
-        <w:shd w:val="clear" w:color="auto" w:fill="F1F4F9"/>
         <w:spacing w:after="30"/>
         <w:ind w:left="85"/>
+        <w:shd w:val="clear" w:color="auto" w:fill="F1F4F9"/>
       </w:pPr>
       <w:r>
         <w:rPr>
@@ -3326,9 +3326,9 @@
     </w:p>
     <w:p>
       <w:pPr>
-        <w:shd w:val="clear" w:color="auto" w:fill="F1F4F9"/>
         <w:spacing w:after="30"/>
         <w:ind w:left="85"/>
+        <w:shd w:val="clear" w:color="auto" w:fill="F1F4F9"/>
       </w:pPr>
       <w:r>
         <w:rPr>
@@ -3546,9 +3546,9 @@
     </w:p>
     <w:p>
       <w:pPr>
-        <w:shd w:val="clear" w:color="auto" w:fill="F1F4F9"/>
         <w:spacing w:after="30"/>
         <w:ind w:left="85"/>
+        <w:shd w:val="clear" w:color="auto" w:fill="F1F4F9"/>
       </w:pPr>
       <w:r>
         <w:rPr>
@@ -3749,14 +3749,14 @@
           <w:sz w:val="20"/>
           <w:u w:val="none"/>
         </w:rPr>
-        <w:t>다음 영영풀이에 해당하는 단어를 본문에서 찾아 쓰시오. (표적: 영영풀이 어휘(V-A))</w:t>
+        <w:t>다음 영영풀이에 해당하는 단어를 본문에서 찾아 쓰시오. (프린트 Words 영영풀이)</w:t>
       </w:r>
     </w:p>
     <w:p>
       <w:pPr>
-        <w:shd w:val="clear" w:color="auto" w:fill="F1F4F9"/>
         <w:spacing w:after="30"/>
         <w:ind w:left="85"/>
+        <w:shd w:val="clear" w:color="auto" w:fill="F1F4F9"/>
       </w:pPr>
       <w:r>
         <w:rPr>
@@ -3765,7 +3765,7 @@
           <w:sz w:val="20"/>
           <w:u w:val="none"/>
         </w:rPr>
-        <w:t xml:space="preserve"> (A) a strong feeling of support for your king or country → </w:t>
+        <w:t xml:space="preserve"> (A) a feeling of support for someone or something → </w:t>
       </w:r>
       <w:r>
         <w:rPr>
@@ -3795,7 +3795,7 @@
           <w:sz w:val="20"/>
           <w:u w:val="none"/>
         </w:rPr>
-        <w:t xml:space="preserve"> (B) to change from a solid into a liquid because of heat → </w:t>
+        <w:t xml:space="preserve"> (B) to produce flowers → </w:t>
       </w:r>
       <w:r>
         <w:rPr>
@@ -3825,7 +3825,7 @@
           <w:sz w:val="20"/>
           <w:u w:val="none"/>
         </w:rPr>
-        <w:t xml:space="preserve"> (C) a series of rulers who all belong to the same family → </w:t>
+        <w:t xml:space="preserve"> (C) a period of time during which members of the same family rule a country or region → </w:t>
       </w:r>
       <w:r>
         <w:rPr>
@@ -3855,7 +3855,7 @@
           <w:sz w:val="20"/>
           <w:u w:val="none"/>
         </w:rPr>
-        <w:t xml:space="preserve"> (D) fairness in the way people are treated → </w:t>
+        <w:t xml:space="preserve"> (D) the quality of being fair and reasonable; fairness in the way people are treated → </w:t>
       </w:r>
       <w:r>
         <w:rPr>
@@ -3885,7 +3885,7 @@
           <w:sz w:val="20"/>
           <w:u w:val="none"/>
         </w:rPr>
-        <w:t xml:space="preserve"> (E) the way that someone behaves → </w:t>
+        <w:t xml:space="preserve"> (E) a particular way of acting → </w:t>
       </w:r>
       <w:r>
         <w:rPr>
@@ -3915,7 +3915,7 @@
           <w:sz w:val="20"/>
           <w:u w:val="none"/>
         </w:rPr>
-        <w:t xml:space="preserve"> (F) having a deeper meaning beyond what is seen → </w:t>
+        <w:t xml:space="preserve"> (F) to show or mean something → </w:t>
       </w:r>
       <w:r>
         <w:rPr>
@@ -3962,9 +3962,9 @@
     </w:p>
     <w:p>
       <w:pPr>
-        <w:shd w:val="clear" w:color="auto" w:fill="F1F4F9"/>
         <w:spacing w:after="30"/>
         <w:ind w:left="85"/>
+        <w:shd w:val="clear" w:color="auto" w:fill="F1F4F9"/>
       </w:pPr>
       <w:r>
         <w:rPr>
@@ -4095,9 +4095,9 @@
     </w:p>
     <w:p>
       <w:pPr>
-        <w:shd w:val="clear" w:color="auto" w:fill="F1F4F9"/>
         <w:spacing w:after="30"/>
         <w:ind w:left="85"/>
+        <w:shd w:val="clear" w:color="auto" w:fill="F1F4F9"/>
       </w:pPr>
       <w:r>
         <w:rPr>
@@ -4165,9 +4165,9 @@
     </w:p>
     <w:p>
       <w:pPr>
-        <w:shd w:val="clear" w:color="auto" w:fill="F1F4F9"/>
         <w:spacing w:after="20"/>
         <w:ind w:left="85"/>
+        <w:shd w:val="clear" w:color="auto" w:fill="F1F4F9"/>
       </w:pPr>
       <w:r>
         <w:rPr>
@@ -4245,9 +4245,9 @@
     </w:p>
     <w:p>
       <w:pPr>
-        <w:shd w:val="clear" w:color="auto" w:fill="F1F4F9"/>
         <w:spacing w:after="20"/>
         <w:ind w:left="85"/>
+        <w:shd w:val="clear" w:color="auto" w:fill="F1F4F9"/>
       </w:pPr>
       <w:r>
         <w:rPr>
@@ -4349,9 +4349,9 @@
     </w:p>
     <w:p>
       <w:pPr>
-        <w:shd w:val="clear" w:color="auto" w:fill="F1F4F9"/>
         <w:spacing w:after="30"/>
         <w:ind w:left="85"/>
+        <w:shd w:val="clear" w:color="auto" w:fill="F1F4F9"/>
       </w:pPr>
       <w:r>
         <w:rPr>
@@ -4863,9 +4863,9 @@
     </w:p>
     <w:p>
       <w:pPr>
-        <w:shd w:val="clear" w:color="auto" w:fill="F1F4F9"/>
         <w:spacing w:after="30"/>
         <w:ind w:left="85"/>
+        <w:shd w:val="clear" w:color="auto" w:fill="F1F4F9"/>
       </w:pPr>
       <w:r>
         <w:rPr>
@@ -5008,9 +5008,9 @@
     </w:p>
     <w:p>
       <w:pPr>
-        <w:shd w:val="clear" w:color="auto" w:fill="F1F4F9"/>
         <w:spacing w:after="30"/>
         <w:ind w:left="85"/>
+        <w:shd w:val="clear" w:color="auto" w:fill="F1F4F9"/>
       </w:pPr>
       <w:r>
         <w:rPr>
@@ -5115,7 +5115,7 @@
           <w:sz w:val="20"/>
           <w:u w:val="none"/>
         </w:rPr>
-        <w:t xml:space="preserve"> (C) Munjado reminded people of values that influenced their behaviors and </w:t>
+        <w:t xml:space="preserve"> (C) It reminded them of important values that greatly influenced their behaviors and </w:t>
       </w:r>
       <w:r>
         <w:rPr>
@@ -5228,9 +5228,9 @@
     </w:p>
     <w:p>
       <w:pPr>
-        <w:shd w:val="clear" w:color="auto" w:fill="F1F4F9"/>
         <w:spacing w:after="30"/>
         <w:ind w:left="85"/>
+        <w:shd w:val="clear" w:color="auto" w:fill="F1F4F9"/>
       </w:pPr>
       <w:r>
         <w:rPr>
@@ -5412,8 +5412,8 @@
           <w:type w:val="continuous"/>
           <w:pgSz w:w="11906" w:h="16838"/>
           <w:pgMar w:top="680" w:right="794" w:bottom="624" w:left="794" w:header="720" w:footer="720" w:gutter="0"/>
+          <w:docGrid w:linePitch="360"/>
           <w:cols w:num="2" w:space="396" w:sep="1"/>
-          <w:docGrid w:linePitch="360"/>
         </w:sectPr>
       </w:pPr>
     </w:p>
@@ -6932,7 +6932,7 @@
           <w:sz w:val="18"/>
           <w:u w:val="none"/>
         </w:rPr>
-        <w:t xml:space="preserve"> (A) loyalty (B) melt (C) dynasty (D) justice (E) behavior (F) symbolic</w:t>
+        <w:t xml:space="preserve"> (A) loyalty (B) bloom (C) dynasty (D) justice (E) behavior (F) represent</w:t>
       </w:r>
       <w:r>
         <w:rPr>
@@ -7228,8 +7228,8 @@
     <w:sectPr>
       <w:pgSz w:w="11906" w:h="16838"/>
       <w:pgMar w:top="680" w:right="794" w:bottom="624" w:left="794" w:header="720" w:footer="720" w:gutter="0"/>
+      <w:docGrid w:linePitch="360"/>
       <w:cols w:num="1" w:space="396"/>
-      <w:docGrid w:linePitch="360"/>
     </w:sectPr>
   </w:body>
 </w:document>
